--- a/CPRE536/TermPaper.docx
+++ b/CPRE536/TermPaper.docx
@@ -180,111 +180,126 @@
         <w:t>—</w:t>
       </w:r>
       <w:r>
+        <w:t xml:space="preserve"> Forensic tools play a </w:t>
+      </w:r>
+      <w:r>
+        <w:t>crucial</w:t>
+      </w:r>
+      <w:r>
+        <w:t xml:space="preserve"> role in digital investigations, </w:t>
+      </w:r>
+      <w:r>
+        <w:t>but</w:t>
+      </w:r>
+      <w:r>
+        <w:t xml:space="preserve"> their reliability is rarely validated systematically. This paper </w:t>
+      </w:r>
+      <w:r>
+        <w:t xml:space="preserve">aims to </w:t>
+      </w:r>
+      <w:r>
+        <w:t xml:space="preserve">present a validation framework applied to </w:t>
+      </w:r>
+      <w:r>
+        <w:t>an</w:t>
+      </w:r>
+      <w:r>
+        <w:t xml:space="preserve"> open-source </w:t>
+      </w:r>
+      <w:r>
+        <w:t xml:space="preserve">toolkit named </w:t>
+      </w:r>
+      <w:r>
+        <w:t>Autopsy forensic suite to measure its artifact extraction accuracy, metadata integrity, and repeatability. A controlled dataset was used to simulate realistic forensic evidence including deleted files, image metadata, and web artifacts. Results from Autopsy are compared against</w:t>
+      </w:r>
+      <w:r>
+        <w:t xml:space="preserve"> the</w:t>
+      </w:r>
+      <w:r>
+        <w:t xml:space="preserve"> manually verified data. Findings highlight areas where Autopsy performs reliably and where </w:t>
+      </w:r>
+      <w:r>
+        <w:t xml:space="preserve">there are </w:t>
+      </w:r>
+      <w:r>
+        <w:t xml:space="preserve">inconsistencies </w:t>
+      </w:r>
+      <w:r>
+        <w:t xml:space="preserve">that </w:t>
+      </w:r>
+      <w:r>
+        <w:t>appear</w:t>
+      </w:r>
+      <w:r>
+        <w:t xml:space="preserve">. Additionally, the paper </w:t>
+      </w:r>
+      <w:r>
+        <w:t>contribut</w:t>
+      </w:r>
+      <w:r>
+        <w:t>es</w:t>
+      </w:r>
+      <w:r>
+        <w:t xml:space="preserve"> to practical guidelines for small labs to implement lightweight validation procedures.</w:t>
+      </w:r>
+    </w:p>
+    <w:p>
+      <w:pPr>
+        <w:pStyle w:val="Keywords"/>
+      </w:pPr>
+      <w:r>
+        <w:t>Keywords</w:t>
+      </w:r>
+      <w:r>
         <w:t xml:space="preserve"> </w:t>
       </w:r>
       <w:r>
-        <w:t xml:space="preserve">Forensic tools play a </w:t>
-      </w:r>
-      <w:r>
-        <w:t>crucial</w:t>
-      </w:r>
-      <w:r>
-        <w:t xml:space="preserve"> role in digital investigations, </w:t>
-      </w:r>
-      <w:r>
-        <w:t>but</w:t>
-      </w:r>
-      <w:r>
-        <w:t xml:space="preserve"> their reliability is rarely validated systematically. This paper </w:t>
-      </w:r>
-      <w:r>
-        <w:t xml:space="preserve">aims to </w:t>
-      </w:r>
-      <w:r>
-        <w:t xml:space="preserve">present a validation framework applied to </w:t>
-      </w:r>
-      <w:r>
-        <w:t>an</w:t>
-      </w:r>
-      <w:r>
-        <w:t xml:space="preserve"> open-source </w:t>
-      </w:r>
-      <w:r>
-        <w:t xml:space="preserve">toolkit named </w:t>
-      </w:r>
-      <w:r>
-        <w:t>Autopsy forensic suite to measure its artifact extraction accuracy, metadata integrity, and repeatability. A controlled dataset was used to simulate realistic forensic evidence including deleted files, image metadata, and web artifacts. Results from Autopsy are compared against</w:t>
-      </w:r>
-      <w:r>
-        <w:t xml:space="preserve"> the</w:t>
-      </w:r>
-      <w:r>
-        <w:t xml:space="preserve"> manually verified data. Findings highlight areas where Autopsy performs reliably and where </w:t>
-      </w:r>
-      <w:r>
-        <w:t xml:space="preserve">there are </w:t>
-      </w:r>
-      <w:r>
-        <w:t xml:space="preserve">inconsistencies </w:t>
-      </w:r>
-      <w:r>
-        <w:t xml:space="preserve">that </w:t>
-      </w:r>
-      <w:r>
-        <w:t>appear</w:t>
-      </w:r>
-      <w:r>
-        <w:t xml:space="preserve">. Additionally, the paper </w:t>
-      </w:r>
-      <w:r>
-        <w:t>contribut</w:t>
-      </w:r>
-      <w:r>
-        <w:t>es</w:t>
-      </w:r>
-      <w:r>
-        <w:t xml:space="preserve"> to practical guidelines for small labs to implement lightweight validation procedures.</w:t>
-      </w:r>
-    </w:p>
-    <w:p>
-      <w:pPr>
-        <w:pStyle w:val="Keywords"/>
-      </w:pPr>
-      <w:r>
-        <w:t>Keywords</w:t>
+        <w:t>—</w:t>
       </w:r>
       <w:r>
         <w:t xml:space="preserve"> </w:t>
       </w:r>
       <w:r>
-        <w:t>—</w:t>
+        <w:t>T</w:t>
+      </w:r>
+      <w:r>
+        <w:t xml:space="preserve">ool </w:t>
+      </w:r>
+      <w:r>
+        <w:t>V</w:t>
+      </w:r>
+      <w:r>
+        <w:t>alidation</w:t>
+      </w:r>
+      <w:r>
+        <w:t>, D</w:t>
+      </w:r>
+      <w:r>
+        <w:t xml:space="preserve">igital </w:t>
+      </w:r>
+      <w:r>
+        <w:t>F</w:t>
+      </w:r>
+      <w:r>
+        <w:t>orensics</w:t>
+      </w:r>
+      <w:r>
+        <w:t>,</w:t>
       </w:r>
       <w:r>
         <w:t xml:space="preserve"> </w:t>
       </w:r>
       <w:r>
-        <w:t>T</w:t>
-      </w:r>
-      <w:r>
-        <w:t xml:space="preserve">ool </w:t>
-      </w:r>
-      <w:r>
-        <w:t>V</w:t>
-      </w:r>
-      <w:r>
-        <w:t>alidation</w:t>
-      </w:r>
-      <w:r>
-        <w:t>, D</w:t>
-      </w:r>
-      <w:r>
-        <w:t xml:space="preserve">igital </w:t>
-      </w:r>
-      <w:r>
-        <w:t>F</w:t>
-      </w:r>
-      <w:r>
-        <w:t>orensics</w:t>
+        <w:t>A</w:t>
+      </w:r>
+      <w:r>
+        <w:t xml:space="preserve">rtifact </w:t>
+      </w:r>
+      <w:r>
+        <w:t>E</w:t>
+      </w:r>
+      <w:r>
+        <w:t>xtraction, Autopsy</w:t>
       </w:r>
       <w:r>
         <w:t>,</w:t>
@@ -293,28 +308,91 @@
         <w:t xml:space="preserve"> </w:t>
       </w:r>
       <w:r>
-        <w:t>A</w:t>
-      </w:r>
-      <w:r>
-        <w:t xml:space="preserve">rtifact </w:t>
-      </w:r>
-      <w:r>
-        <w:t>E</w:t>
-      </w:r>
-      <w:r>
-        <w:t>xtraction</w:t>
-      </w:r>
-      <w:r>
-        <w:t>, Autopsy</w:t>
-      </w:r>
-      <w:r>
-        <w:t>,</w:t>
-      </w:r>
-      <w:r>
+        <w:t>The Sleuth Kit, NIST</w:t>
+      </w:r>
+    </w:p>
+    <w:p>
+      <w:pPr>
+        <w:pStyle w:val="Heading1"/>
+      </w:pPr>
+      <w:r>
+        <w:t>Introduction</w:t>
+      </w:r>
+    </w:p>
+    <w:p>
+      <w:pPr>
+        <w:pStyle w:val="BodyText"/>
+        <w:rPr>
+          <w:lang w:val="en-US"/>
+        </w:rPr>
+      </w:pPr>
+      <w:r>
+        <w:rPr>
+          <w:lang w:val="en-US"/>
+        </w:rPr>
+        <w:t>Digital forensic investigations depend on software tools to identify, extract, and interpret evidence from storage media</w:t>
+      </w:r>
+      <w:r>
+        <w:rPr>
+          <w:lang w:val="en-US"/>
+        </w:rPr>
+        <w:t xml:space="preserve"> such as hard drives</w:t>
+      </w:r>
+      <w:r>
+        <w:rPr>
+          <w:lang w:val="en-US"/>
+        </w:rPr>
+        <w:t>. Courts and investigators rely on these results to make decisions</w:t>
+      </w:r>
+      <w:r>
+        <w:rPr>
+          <w:lang w:val="en-US"/>
+        </w:rPr>
+        <w:t>.</w:t>
+      </w:r>
+      <w:r>
+        <w:rPr>
+          <w:lang w:val="en-US"/>
+        </w:rPr>
         <w:t xml:space="preserve"> </w:t>
       </w:r>
       <w:r>
-        <w:t>The Sleuth Kit, NIST</w:t>
+        <w:rPr>
+          <w:lang w:val="en-US"/>
+        </w:rPr>
+        <w:t>Hence</w:t>
+      </w:r>
+      <w:r>
+        <w:rPr>
+          <w:lang w:val="en-US"/>
+        </w:rPr>
+        <w:t>, tool reliability and transparency are vital. However, open-source forensic tools often lack formal validation</w:t>
+      </w:r>
+      <w:r>
+        <w:rPr>
+          <w:lang w:val="en-US"/>
+        </w:rPr>
+        <w:t xml:space="preserve"> methods</w:t>
+      </w:r>
+      <w:r>
+        <w:rPr>
+          <w:lang w:val="en-US"/>
+        </w:rPr>
+        <w:t>, leaving uncertainty regarding result accuracy and reproducibility.</w:t>
+      </w:r>
+    </w:p>
+    <w:p>
+      <w:pPr>
+        <w:pStyle w:val="BodyText"/>
+        <w:rPr>
+          <w:lang w:val="en-US"/>
+        </w:rPr>
+      </w:pPr>
+      <w:r>
+        <w:rPr>
+          <w:lang w:val="en-US"/>
+        </w:rPr>
+        <w:t>This paper focuses on validating Autopsy (The Sleuth Kit) as a representative open-source forensic suite. The goal is to evaluate its performance in recovering deleted and existing files, maintaining metadata integrity, and providing consistent outputs across repeated runs. By developing and applying a simple, repeatable validation framework, the study aims to support labs in implementing standardized testing methodologies aligned with National Institute of Standards and Technology (NIST) and Scientific Working Group on Digital Evidence (SWGDE) recommendations [1], [2].</w:t>
       </w:r>
     </w:p>
     <w:p>
@@ -322,83 +400,47 @@
         <w:pStyle w:val="Heading1"/>
       </w:pPr>
       <w:r>
-        <w:t>Introduction</w:t>
+        <w:t xml:space="preserve">Related </w:t>
+      </w:r>
+      <w:r>
+        <w:t>w</w:t>
+      </w:r>
+      <w:r>
+        <w:t xml:space="preserve">ork and </w:t>
+      </w:r>
+      <w:r>
+        <w:t>B</w:t>
+      </w:r>
+      <w:r>
+        <w:t>ackground</w:t>
       </w:r>
     </w:p>
     <w:p>
       <w:pPr>
         <w:pStyle w:val="BodyText"/>
-        <w:rPr>
-          <w:lang w:val="en-US"/>
-        </w:rPr>
-      </w:pPr>
-      <w:r>
-        <w:rPr>
-          <w:lang w:val="en-US"/>
-        </w:rPr>
-        <w:t>Digital forensic investigations depend on software tools to identify, extract, and interpret evidence from storage media</w:t>
-      </w:r>
-      <w:r>
-        <w:rPr>
-          <w:lang w:val="en-US"/>
-        </w:rPr>
-        <w:t xml:space="preserve"> such as hard drives</w:t>
-      </w:r>
-      <w:r>
-        <w:rPr>
-          <w:lang w:val="en-US"/>
-        </w:rPr>
-        <w:t>. Courts and investigators rely on these results to make decisions</w:t>
-      </w:r>
-      <w:r>
-        <w:rPr>
-          <w:lang w:val="en-US"/>
-        </w:rPr>
-        <w:t>.</w:t>
-      </w:r>
-      <w:r>
-        <w:rPr>
-          <w:lang w:val="en-US"/>
-        </w:rPr>
-        <w:t xml:space="preserve"> </w:t>
-      </w:r>
-      <w:r>
-        <w:rPr>
-          <w:lang w:val="en-US"/>
-        </w:rPr>
-        <w:t>Hence</w:t>
-      </w:r>
-      <w:r>
-        <w:rPr>
-          <w:lang w:val="en-US"/>
-        </w:rPr>
-        <w:t>, tool reliability and transparency are vital. However, open-source forensic tools often lack formal validation</w:t>
-      </w:r>
-      <w:r>
-        <w:rPr>
-          <w:lang w:val="en-US"/>
-        </w:rPr>
-        <w:t xml:space="preserve"> methods</w:t>
-      </w:r>
-      <w:r>
-        <w:rPr>
-          <w:lang w:val="en-US"/>
-        </w:rPr>
-        <w:t>, leaving uncertainty regarding result accuracy and reproducibility.</w:t>
+      </w:pPr>
+      <w:r>
+        <w:t xml:space="preserve">Prior research and standards such as the NIST Computer Forensic Tool Testing (CFTT) program and SWGDE minimum requirements for testing tools </w:t>
+      </w:r>
+      <w:r>
+        <w:t xml:space="preserve">put a heavy </w:t>
+      </w:r>
+      <w:r>
+        <w:t>emphas</w:t>
+      </w:r>
+      <w:r>
+        <w:t>is on</w:t>
+      </w:r>
+      <w:r>
+        <w:t xml:space="preserve"> accuracy, repeatability, and documentation of known limitations [1], [2]. Previous comparative studies have shown differences in how tools interpret timestamps, handle deleted file recovery, and parse file system structures [3], [4].</w:t>
       </w:r>
     </w:p>
     <w:p>
       <w:pPr>
         <w:pStyle w:val="BodyText"/>
-        <w:rPr>
-          <w:lang w:val="en-US"/>
-        </w:rPr>
-      </w:pPr>
-      <w:r>
-        <w:rPr>
-          <w:lang w:val="en-US"/>
-        </w:rPr>
-        <w:t>This paper focuses on validating Autopsy (The Sleuth Kit) as a representative open-source forensic suite. The goal is to evaluate its performance in recovering deleted and existing files, maintaining metadata integrity, and providing consistent outputs across repeated runs. By developing and applying a simple, repeatable validation framework, the study aims to support labs in implementing standardized testing methodologies aligned with National Institute of Standards and Technology (NIST) and Scientific Working Group on Digital Evidence (SWGDE) recommendations [1], [2].</w:t>
+      </w:pPr>
+      <w:r>
+        <w:t>Autopsy is widely adopted due to its open-source nature, modular architecture, and support for multiple file systems (e.g., NTFS, FAT, EXT). However, discrepancies in file recovery and metadata interpretation have been reported in literature [4]. This study extends previous work by testing Autopsy with a controlled, reproducible dataset to measure both accuracy and repeatability.</w:t>
       </w:r>
     </w:p>
     <w:p>
@@ -406,7 +448,15 @@
         <w:pStyle w:val="Heading1"/>
       </w:pPr>
       <w:r>
-        <w:t>Related work and background</w:t>
+        <w:t>Methodology</w:t>
+      </w:r>
+    </w:p>
+    <w:p>
+      <w:pPr>
+        <w:pStyle w:val="Heading2"/>
+      </w:pPr>
+      <w:r>
+        <w:t>Dataset Preparation</w:t>
       </w:r>
     </w:p>
     <w:p>
@@ -414,60 +464,7 @@
         <w:pStyle w:val="BodyText"/>
       </w:pPr>
       <w:r>
-        <w:t xml:space="preserve">Prior research and standards such as the NIST Computer Forensic Tool Testing (CFTT) program and SWGDE minimum requirements for testing tools </w:t>
-      </w:r>
-      <w:r>
-        <w:t xml:space="preserve">put a heavy </w:t>
-      </w:r>
-      <w:r>
-        <w:t>emphas</w:t>
-      </w:r>
-      <w:r>
-        <w:t>is on</w:t>
-      </w:r>
-      <w:r>
-        <w:t xml:space="preserve"> accuracy, repeatability, and documentation of known limitations [1], [2]. Previous comparative studies have shown differences in how tools interpret timestamps, handle deleted file recovery, and parse file system structures [3], [4].</w:t>
-      </w:r>
-    </w:p>
-    <w:p>
-      <w:pPr>
-        <w:pStyle w:val="BodyText"/>
-      </w:pPr>
-      <w:r>
-        <w:t>Autopsy is widely adopted due to its open-source nature, modular architecture, and support for multiple file systems (e.g., NTFS, FAT, EXT). However, discrepancies in file recovery and metadata interpretation have been reported in literature [4]. This study extends previous work by testing Autopsy with a controlled, reproducible dataset to measure both accuracy and repeatability.</w:t>
-      </w:r>
-    </w:p>
-    <w:p>
-      <w:pPr>
-        <w:pStyle w:val="Heading1"/>
-      </w:pPr>
-    </w:p>
-    <w:p>
-      <w:pPr>
-        <w:pStyle w:val="BodyText"/>
-        <w:rPr>
-          <w:lang w:val="en-US"/>
-        </w:rPr>
-      </w:pPr>
-      <w:r>
-        <w:t>Before</w:t>
-      </w:r>
-      <w:r>
-        <w:t xml:space="preserve"> you begin to format your paper, first write and save the content as a separate text file. </w:t>
-      </w:r>
-      <w:r>
-        <w:rPr>
-          <w:lang w:val="en-US"/>
-        </w:rPr>
-        <w:t>Complete all content and organizational editing before formatting. Please note sections A-D below for more information on proofreading, spelling and grammar.</w:t>
-      </w:r>
-    </w:p>
-    <w:p>
-      <w:pPr>
-        <w:pStyle w:val="BodyText"/>
-      </w:pPr>
-      <w:r>
-        <w:t>Keep your text and graphic files separate until after the text has been formatted and styled. Do not use hard tabs, and limit use of hard returns to only one return at the end of a paragraph. Do not add any kind of pagination anywhere in the paper. Do not number text heads-the template will do that for you.</w:t>
+        <w:t>A 2 GB disk image was created and formatted with the NTFS file system. This image was populated with a known set of files, including 25 documents (.docx, .pdf), 30 images (.jpg, .png), and browser artifacts (e.g., Chrome cache and history). Deliberate actions were performed, such as standard deletion and permanent deletion (Shift+Delete) of 15 files. All file paths, original file hashes (SHA-256), and MAC (Modified, Accessed, Created) timestamps were recorded in a ground-truth document.</w:t>
       </w:r>
     </w:p>
     <w:p>
@@ -475,18 +472,16 @@
         <w:pStyle w:val="Heading2"/>
       </w:pPr>
       <w:r>
-        <w:t>Abbreviations</w:t>
-      </w:r>
-      <w:r>
-        <w:t xml:space="preserve"> and Acronyms</w:t>
-      </w:r>
-    </w:p>
-    <w:p>
-      <w:pPr>
-        <w:pStyle w:val="BodyText"/>
-      </w:pPr>
-      <w:r>
-        <w:t>Define abbreviations and acronyms the first time they are used in the text, even after they have been defined in the abstract. Abbreviations such as IEEE, SI, MKS, CGS, sc, dc, and rms do not have to be defined. Do not use abbreviations in the title or heads unless they are unavoidable.</w:t>
+        <w:t>Tool Setup</w:t>
+      </w:r>
+    </w:p>
+    <w:p>
+      <w:pPr>
+        <w:ind w:firstLine="14.40pt"/>
+        <w:jc w:val="both"/>
+      </w:pPr>
+      <w:r>
+        <w:t>All experiments were conducted on a dedicated workstation running Windows 10, configured as a clean testing environment. Autopsy version 4.21 was installed. To ensure repeatability and prevent contamination, internet access was disabled, and no other applications were run during the tests. This system configuration was snapshotted and reverted before each test run.</w:t>
       </w:r>
     </w:p>
     <w:p>
@@ -494,172 +489,34 @@
         <w:pStyle w:val="Heading2"/>
       </w:pPr>
       <w:r>
-        <w:t>Units</w:t>
+        <w:t>Validation Criteria and Procedure</w:t>
+      </w:r>
+    </w:p>
+    <w:p>
+      <w:pPr>
+        <w:ind w:firstLine="14.40pt"/>
+        <w:jc w:val="both"/>
+      </w:pPr>
+      <w:r>
+        <w:t>The validation focused on three primary criteria:</w:t>
       </w:r>
     </w:p>
     <w:p>
       <w:pPr>
         <w:pStyle w:val="bulletlist"/>
       </w:pPr>
-      <w:r>
-        <w:t xml:space="preserve">Use </w:t>
-      </w:r>
-      <w:r>
-        <w:t>either</w:t>
-      </w:r>
-      <w:r>
-        <w:t xml:space="preserve"> SI (MKS) or CGS as primary units. (SI units are encouraged.) English units may be used as secondary units (in parentheses). An exception would be the use of English units as identifiers in trade, such as “3.5-inch disk drive”.</w:t>
-      </w:r>
-    </w:p>
-    <w:p>
-      <w:pPr>
-        <w:pStyle w:val="bulletlist"/>
-      </w:pPr>
-      <w:r>
-        <w:t>Avoid combining SI and CGS units, such as current in amperes and magnetic field in oersteds. This often leads to confusion because equations do not balance dimensionally. If you must use mixed units, clearly state the units for each quantity that you use in an equation.</w:t>
-      </w:r>
-    </w:p>
-    <w:p>
-      <w:pPr>
-        <w:pStyle w:val="bulletlist"/>
-      </w:pPr>
-      <w:r>
-        <w:t>Do not mix complete spellings and abbreviations of units: “Wb/m2” or “webers per square meter”, not “webers/m2”.  Spell out units when they appear in text: “. . . a few henries”, not “. . . a few H”.</w:t>
-      </w:r>
-    </w:p>
-    <w:p>
-      <w:pPr>
-        <w:pStyle w:val="bulletlist"/>
-      </w:pPr>
-      <w:r>
-        <w:t xml:space="preserve">Use a zero before decimal points: “0.25”, not “.25”. Use “cm3”, not “cc”. </w:t>
-      </w:r>
-      <w:r>
-        <w:t>(</w:t>
-      </w:r>
       <w:r>
         <w:rPr>
           <w:i/>
           <w:iCs/>
         </w:rPr>
-        <w:t>bullet list</w:t>
-      </w:r>
-      <w:r>
-        <w:t>)</w:t>
-      </w:r>
-    </w:p>
-    <w:p>
-      <w:pPr>
-        <w:pStyle w:val="Heading2"/>
-      </w:pPr>
-      <w:r>
-        <w:t>Equations</w:t>
-      </w:r>
-    </w:p>
-    <w:p>
-      <w:pPr>
-        <w:pStyle w:val="BodyText"/>
-      </w:pPr>
-      <w:r>
-        <w:t>The equations are an exception to the prescribed specifications of this template. You will need to determine whether or not your equation should be typed using either the Times New Roman or the Symbol font (please no other font). To create multileveled equations, it may be necessary to treat the equation as a graphic and insert it into the text after your paper is styled.</w:t>
-      </w:r>
-    </w:p>
-    <w:p>
-      <w:pPr>
-        <w:pStyle w:val="BodyText"/>
-        <w:rPr>
-          <w:lang w:val="en-US"/>
-        </w:rPr>
-      </w:pPr>
-      <w:r>
-        <w:t xml:space="preserve">Number equations consecutively. Equation numbers, within parentheses, are to position flush right, as in (1), using a right tab stop. To make your equations more compact, you may use the solidus ( / ), the exp function, or appropriate </w:t>
-      </w:r>
-      <w:r>
-        <w:lastRenderedPageBreak/>
-        <w:t>exponents. Italicize Roman symbols for quantities and variables, but not Greek symbols. Use a long dash rather than a hyphen for a minus sign. Punctuate equations with commas or periods when they are part of a sentence, as in</w:t>
-      </w:r>
-      <w:r>
-        <w:rPr>
-          <w:lang w:val="en-US"/>
-        </w:rPr>
-        <w:t>:</w:t>
-      </w:r>
-    </w:p>
-    <w:p>
-      <w:pPr>
-        <w:pStyle w:val="equation"/>
-        <w:rPr>
-          <w:rFonts w:hint="eastAsia"/>
-        </w:rPr>
-      </w:pPr>
-      <w:r>
-        <w:tab/>
-      </w:r>
-      <w:r>
-        <w:rPr>
-          <w:rFonts w:ascii="Times New Roman" w:hAnsi="Times New Roman" w:cs="Times New Roman"/>
-          <w:i/>
-        </w:rPr>
-        <w:t>a</w:t>
-      </w:r>
-      <w:r>
-        <w:t></w:t>
-      </w:r>
-      <w:r>
-        <w:t></w:t>
-      </w:r>
-      <w:r>
-        <w:t></w:t>
-      </w:r>
-      <w:r>
-        <w:rPr>
-          <w:rFonts w:ascii="Times New Roman" w:hAnsi="Times New Roman" w:cs="Times New Roman"/>
-          <w:i/>
-        </w:rPr>
-        <w:t>b</w:t>
-      </w:r>
-      <w:r>
-        <w:t></w:t>
-      </w:r>
-      <w:r>
-        <w:t></w:t>
-      </w:r>
-      <w:r>
-        <w:t></w:t>
-      </w:r>
-      <w:r>
-        <w:t></w:t>
-      </w:r>
-      <w:r>
-        <w:t></w:t>
-      </w:r>
-      <w:r>
-        <w:tab/>
-      </w:r>
-      <w:r>
-        <w:t></w:t>
-      </w:r>
-      <w:r>
-        <w:t></w:t>
-      </w:r>
-      <w:r>
-        <w:t></w:t>
-      </w:r>
-    </w:p>
-    <w:p>
-      <w:pPr>
-        <w:pStyle w:val="BodyText"/>
-      </w:pPr>
-      <w:r>
-        <w:t>Note that the equation is centered using a center tab stop. Be sure that the symbols in your equation have been defined before or immediately following the equation. Use “(1)”, not “Eq. (1)” or “equation (1)”, except at the beginning of a sentence: “Equation (1) is . . .”</w:t>
-      </w:r>
-    </w:p>
-    <w:p>
-      <w:pPr>
-        <w:pStyle w:val="Heading2"/>
-      </w:pPr>
-      <w:r>
-        <w:t>Some Common Mistakes</w:t>
+        <w:t>Accuracy:</w:t>
+      </w:r>
+      <w:r>
+        <w:t xml:space="preserve"> </w:t>
+      </w:r>
+      <w:r>
+        <w:t>Does the tool find all artifacts, and are the findings correct? This was measured against the ground-truth data.</w:t>
       </w:r>
     </w:p>
     <w:p>
@@ -667,33 +524,17 @@
         <w:pStyle w:val="bulletlist"/>
       </w:pPr>
       <w:r>
-        <w:t>The word “data” is plural, not singular.</w:t>
-      </w:r>
-    </w:p>
-    <w:p>
-      <w:pPr>
-        <w:pStyle w:val="bulletlist"/>
-      </w:pPr>
-      <w:r>
-        <w:t xml:space="preserve">The subscript for the permeability of vacuum </w:t>
-      </w:r>
-      <w:r>
-        <w:rPr>
-          <w:rFonts w:ascii="Symbol" w:hAnsi="Symbol" w:cs="Symbol"/>
+        <w:rPr>
           <w:i/>
           <w:iCs/>
-          <w:snapToGrid w:val="0"/>
-        </w:rPr>
-        <w:t></w:t>
-      </w:r>
-      <w:r>
-        <w:rPr>
-          <w:vertAlign w:val="subscript"/>
-        </w:rPr>
-        <w:t>0</w:t>
-      </w:r>
-      <w:r>
-        <w:t>, and other common scientific constants, is zero with subscript formatting, not a lowercase letter “o”.</w:t>
+        </w:rPr>
+        <w:t>Repeatability:</w:t>
+      </w:r>
+      <w:r>
+        <w:t xml:space="preserve"> </w:t>
+      </w:r>
+      <w:r>
+        <w:t>Does the tool produce identical results across multiple runs using the same data and settings? The test was run three times.</w:t>
       </w:r>
     </w:p>
     <w:p>
@@ -701,21 +542,46 @@
         <w:pStyle w:val="bulletlist"/>
       </w:pPr>
       <w:r>
-        <w:t xml:space="preserve">In American </w:t>
-      </w:r>
-      <w:r>
-        <w:t>English, commas, semi</w:t>
-      </w:r>
-      <w:r>
-        <w:t>colons, periods, question and exclamation marks are located within quotation marks only when a complete thought or name is cited, such as a title or full quotation. When quotation marks are used, instead of a bold or italic typeface, to highlight a word or phrase, punctuation should appear outside of the quotation marks. A parenthetical phrase or statement at the end of a sentence is punctuated outside of the closing parenthesis (like this). (A parenthetical sentence is punctuated within the parentheses.)</w:t>
+        <w:rPr>
+          <w:i/>
+          <w:iCs/>
+        </w:rPr>
+        <w:t>Integrity:</w:t>
+      </w:r>
+      <w:r>
+        <w:t xml:space="preserve"> Do the hashes of extracted files match their original, known hashes?</w:t>
       </w:r>
     </w:p>
     <w:p>
       <w:pPr>
         <w:pStyle w:val="bulletlist"/>
-      </w:pPr>
-      <w:r>
-        <w:t>A graph within a graph is an “inset”, not an “insert”. The word alternatively is preferred to the word “alternately” (unless you really mean something that alternates).</w:t>
+        <w:numPr>
+          <w:ilvl w:val="0"/>
+          <w:numId w:val="0"/>
+        </w:numPr>
+        <w:ind w:start="28.80pt" w:hanging="14.40pt"/>
+      </w:pPr>
+      <w:r>
+        <w:t>The procedure involved creating a new case in Autopsy f</w:t>
+      </w:r>
+      <w:r>
+        <w:t>or each test run, processing the 2 GB disk image with all default ingest modules enabled, and then exporting the generated reports (e.g., file lists, web artifacts).</w:t>
+      </w:r>
+    </w:p>
+    <w:p>
+      <w:pPr>
+        <w:pStyle w:val="Heading2"/>
+      </w:pPr>
+      <w:r>
+        <w:t>Analysis Metrics</w:t>
+      </w:r>
+    </w:p>
+    <w:p>
+      <w:pPr>
+        <w:pStyle w:val="BodyText"/>
+      </w:pPr>
+      <w:r>
+        <w:t>The exported results were programmatically and manually cross-checked with the ground-truth dataset. The following metrics were calculated:</w:t>
       </w:r>
     </w:p>
     <w:p>
@@ -723,7 +589,7 @@
         <w:pStyle w:val="bulletlist"/>
       </w:pPr>
       <w:r>
-        <w:t>Do not use the word “essentially” to mean “approximately” or “effectively”.</w:t>
+        <w:t>Percentage of successfully recovered allocated files.</w:t>
       </w:r>
     </w:p>
     <w:p>
@@ -731,7 +597,7 @@
         <w:pStyle w:val="bulletlist"/>
       </w:pPr>
       <w:r>
-        <w:t>In your paper title, if the words “that uses” can accurately replace the word “using”, capitalize the “u”; if not, keep using lower-cased.</w:t>
+        <w:t>Percentage of successfully recovered deleted files.</w:t>
       </w:r>
     </w:p>
     <w:p>
@@ -739,7 +605,7 @@
         <w:pStyle w:val="bulletlist"/>
       </w:pPr>
       <w:r>
-        <w:t>Be aware of the different meanings of the homophones “affect” and “effect”, “complement” and “compliment”, “discreet” and “discrete”, “principal” and “principle”.</w:t>
+        <w:t>Number of false positives (artifacts reported that did not exist).</w:t>
       </w:r>
     </w:p>
     <w:p>
@@ -747,7 +613,7 @@
         <w:pStyle w:val="bulletlist"/>
       </w:pPr>
       <w:r>
-        <w:t>Do not confuse “imply” and “infer”.</w:t>
+        <w:t>Number of false negatives (known artifacts that were not found).</w:t>
       </w:r>
     </w:p>
     <w:p>
@@ -755,7 +621,8 @@
         <w:pStyle w:val="bulletlist"/>
       </w:pPr>
       <w:r>
-        <w:t>The prefix “non” is not a word; it should be joined to the word it modifies, usually without a hyphen.</w:t>
+        <w:lastRenderedPageBreak/>
+        <w:t>Discrepancies in metadata (e.g., timestamps, file ownership).</w:t>
       </w:r>
     </w:p>
     <w:p>
@@ -763,15 +630,21 @@
         <w:pStyle w:val="bulletlist"/>
       </w:pPr>
       <w:r>
-        <w:t>There is no period after the “et” in the Latin abbreviation “et al.”.</w:t>
-      </w:r>
-    </w:p>
-    <w:p>
-      <w:pPr>
-        <w:pStyle w:val="bulletlist"/>
-      </w:pPr>
-      <w:r>
-        <w:t>The abbreviation “i.e.” means “that is”, and the abbreviation “e.g.” means “for example”.</w:t>
+        <w:t>Consistency of results across the three identical test runs.</w:t>
+      </w:r>
+    </w:p>
+    <w:p>
+      <w:pPr>
+        <w:pStyle w:val="Heading1"/>
+      </w:pPr>
+      <w:r>
+        <w:t xml:space="preserve">Results and </w:t>
+      </w:r>
+      <w:r>
+        <w:t>D</w:t>
+      </w:r>
+      <w:r>
+        <w:t>iscussion</w:t>
       </w:r>
     </w:p>
     <w:p>
@@ -779,7 +652,538 @@
         <w:pStyle w:val="BodyText"/>
       </w:pPr>
       <w:r>
-        <w:t>An excellent style manual for science writers is [7].</w:t>
+        <w:t>After the text edit has been completed, the paper is ready for the template. Duplicate the template file by using the Save As command, and use the naming convention prescribed by your conference for the name of your paper. In this newly created file, highlight all of the contents and import your prepared text file. You are now ready to style your paper; use the scroll down window on the left of the MS Word Formatting toolbar.</w:t>
+      </w:r>
+    </w:p>
+    <w:p>
+      <w:pPr>
+        <w:pStyle w:val="tablehead"/>
+        <w:jc w:val="both"/>
+      </w:pPr>
+      <w:r>
+        <w:t>ARTIFACT RECOVERY ACCURACY FOR AUTOPSY</w:t>
+      </w:r>
+    </w:p>
+    <w:tbl>
+      <w:tblPr>
+        <w:tblW w:w="250.60pt" w:type="dxa"/>
+        <w:jc w:val="center"/>
+        <w:tblBorders>
+          <w:top w:val="single" w:sz="2" w:space="0" w:color="auto"/>
+          <w:start w:val="single" w:sz="2" w:space="0" w:color="auto"/>
+          <w:bottom w:val="single" w:sz="2" w:space="0" w:color="auto"/>
+          <w:end w:val="single" w:sz="2" w:space="0" w:color="auto"/>
+          <w:insideH w:val="single" w:sz="2" w:space="0" w:color="auto"/>
+          <w:insideV w:val="single" w:sz="2" w:space="0" w:color="auto"/>
+        </w:tblBorders>
+        <w:tblLayout w:type="fixed"/>
+        <w:tblLook w:firstRow="0" w:lastRow="0" w:firstColumn="0" w:lastColumn="0" w:noHBand="0" w:noVBand="0"/>
+      </w:tblPr>
+      <w:tblGrid>
+        <w:gridCol w:w="990"/>
+        <w:gridCol w:w="567"/>
+        <w:gridCol w:w="1275"/>
+        <w:gridCol w:w="1276"/>
+        <w:gridCol w:w="904"/>
+      </w:tblGrid>
+      <w:tr>
+        <w:trPr>
+          <w:cantSplit/>
+          <w:trHeight w:val="240"/>
+          <w:tblHeader/>
+          <w:jc w:val="center"/>
+        </w:trPr>
+        <w:tc>
+          <w:tcPr>
+            <w:tcW w:w="49.50pt" w:type="dxa"/>
+            <w:vAlign w:val="center"/>
+          </w:tcPr>
+          <w:p>
+            <w:pPr>
+              <w:rPr>
+                <w:b/>
+                <w:bCs/>
+                <w:sz w:val="16"/>
+                <w:szCs w:val="16"/>
+              </w:rPr>
+            </w:pPr>
+            <w:r>
+              <w:rPr>
+                <w:b/>
+                <w:bCs/>
+                <w:sz w:val="16"/>
+                <w:szCs w:val="16"/>
+              </w:rPr>
+              <w:t>Artifact Type</w:t>
+            </w:r>
+          </w:p>
+        </w:tc>
+        <w:tc>
+          <w:tcPr>
+            <w:tcW w:w="28.35pt" w:type="dxa"/>
+            <w:vAlign w:val="center"/>
+          </w:tcPr>
+          <w:p>
+            <w:pPr>
+              <w:pStyle w:val="tablecolsubhead"/>
+            </w:pPr>
+            <w:r>
+              <w:t>Total</w:t>
+            </w:r>
+          </w:p>
+        </w:tc>
+        <w:tc>
+          <w:tcPr>
+            <w:tcW w:w="63.75pt" w:type="dxa"/>
+            <w:vAlign w:val="center"/>
+          </w:tcPr>
+          <w:p>
+            <w:pPr>
+              <w:pStyle w:val="tablecolsubhead"/>
+            </w:pPr>
+            <w:r>
+              <w:t>Correctly Recovered</w:t>
+            </w:r>
+          </w:p>
+        </w:tc>
+        <w:tc>
+          <w:tcPr>
+            <w:tcW w:w="63.80pt" w:type="dxa"/>
+            <w:vAlign w:val="center"/>
+          </w:tcPr>
+          <w:p>
+            <w:pPr>
+              <w:pStyle w:val="tablecolsubhead"/>
+            </w:pPr>
+            <w:r>
+              <w:t>Incorrect / Incomplete</w:t>
+            </w:r>
+          </w:p>
+        </w:tc>
+        <w:tc>
+          <w:tcPr>
+            <w:tcW w:w="45.20pt" w:type="dxa"/>
+            <w:vAlign w:val="center"/>
+          </w:tcPr>
+          <w:p>
+            <w:pPr>
+              <w:pStyle w:val="tablecolsubhead"/>
+            </w:pPr>
+            <w:r>
+              <w:t>Accuracy (in %)</w:t>
+            </w:r>
+          </w:p>
+        </w:tc>
+      </w:tr>
+      <w:tr>
+        <w:trPr>
+          <w:trHeight w:val="320"/>
+          <w:jc w:val="center"/>
+        </w:trPr>
+        <w:tc>
+          <w:tcPr>
+            <w:tcW w:w="49.50pt" w:type="dxa"/>
+            <w:vAlign w:val="center"/>
+          </w:tcPr>
+          <w:p>
+            <w:pPr>
+              <w:pStyle w:val="tablecopy"/>
+              <w:jc w:val="center"/>
+              <w:rPr>
+                <w:sz w:val="8"/>
+                <w:szCs w:val="8"/>
+              </w:rPr>
+            </w:pPr>
+            <w:r>
+              <w:t>Allocated Documents</w:t>
+            </w:r>
+          </w:p>
+        </w:tc>
+        <w:tc>
+          <w:tcPr>
+            <w:tcW w:w="28.35pt" w:type="dxa"/>
+            <w:vAlign w:val="center"/>
+          </w:tcPr>
+          <w:p>
+            <w:pPr>
+              <w:pStyle w:val="tablecopy"/>
+              <w:jc w:val="center"/>
+            </w:pPr>
+            <w:r>
+              <w:t>25</w:t>
+            </w:r>
+          </w:p>
+        </w:tc>
+        <w:tc>
+          <w:tcPr>
+            <w:tcW w:w="63.75pt" w:type="dxa"/>
+            <w:vAlign w:val="center"/>
+          </w:tcPr>
+          <w:p>
+            <w:pPr>
+              <w:rPr>
+                <w:sz w:val="16"/>
+                <w:szCs w:val="16"/>
+              </w:rPr>
+            </w:pPr>
+            <w:r>
+              <w:rPr>
+                <w:sz w:val="16"/>
+                <w:szCs w:val="16"/>
+              </w:rPr>
+              <w:t>25</w:t>
+            </w:r>
+          </w:p>
+        </w:tc>
+        <w:tc>
+          <w:tcPr>
+            <w:tcW w:w="63.80pt" w:type="dxa"/>
+            <w:vAlign w:val="center"/>
+          </w:tcPr>
+          <w:p>
+            <w:pPr>
+              <w:rPr>
+                <w:sz w:val="16"/>
+                <w:szCs w:val="16"/>
+              </w:rPr>
+            </w:pPr>
+            <w:r>
+              <w:rPr>
+                <w:sz w:val="16"/>
+                <w:szCs w:val="16"/>
+              </w:rPr>
+              <w:t>0</w:t>
+            </w:r>
+          </w:p>
+        </w:tc>
+        <w:tc>
+          <w:tcPr>
+            <w:tcW w:w="45.20pt" w:type="dxa"/>
+            <w:vAlign w:val="center"/>
+          </w:tcPr>
+          <w:p>
+            <w:pPr>
+              <w:rPr>
+                <w:sz w:val="16"/>
+                <w:szCs w:val="16"/>
+              </w:rPr>
+            </w:pPr>
+            <w:r>
+              <w:rPr>
+                <w:sz w:val="16"/>
+                <w:szCs w:val="16"/>
+              </w:rPr>
+              <w:t>100</w:t>
+            </w:r>
+          </w:p>
+        </w:tc>
+      </w:tr>
+      <w:tr>
+        <w:trPr>
+          <w:trHeight w:val="320"/>
+          <w:jc w:val="center"/>
+        </w:trPr>
+        <w:tc>
+          <w:tcPr>
+            <w:tcW w:w="49.50pt" w:type="dxa"/>
+            <w:vAlign w:val="center"/>
+          </w:tcPr>
+          <w:p>
+            <w:pPr>
+              <w:pStyle w:val="tablecopy"/>
+              <w:jc w:val="center"/>
+            </w:pPr>
+            <w:r>
+              <w:t>Allocated Images</w:t>
+            </w:r>
+          </w:p>
+        </w:tc>
+        <w:tc>
+          <w:tcPr>
+            <w:tcW w:w="28.35pt" w:type="dxa"/>
+            <w:vAlign w:val="center"/>
+          </w:tcPr>
+          <w:p>
+            <w:pPr>
+              <w:pStyle w:val="tablecopy"/>
+              <w:jc w:val="center"/>
+            </w:pPr>
+            <w:r>
+              <w:t>30</w:t>
+            </w:r>
+          </w:p>
+        </w:tc>
+        <w:tc>
+          <w:tcPr>
+            <w:tcW w:w="63.75pt" w:type="dxa"/>
+            <w:vAlign w:val="center"/>
+          </w:tcPr>
+          <w:p>
+            <w:pPr>
+              <w:rPr>
+                <w:sz w:val="16"/>
+                <w:szCs w:val="16"/>
+              </w:rPr>
+            </w:pPr>
+            <w:r>
+              <w:rPr>
+                <w:sz w:val="16"/>
+                <w:szCs w:val="16"/>
+              </w:rPr>
+              <w:t>29</w:t>
+            </w:r>
+          </w:p>
+        </w:tc>
+        <w:tc>
+          <w:tcPr>
+            <w:tcW w:w="63.80pt" w:type="dxa"/>
+            <w:vAlign w:val="center"/>
+          </w:tcPr>
+          <w:p>
+            <w:pPr>
+              <w:rPr>
+                <w:sz w:val="16"/>
+                <w:szCs w:val="16"/>
+              </w:rPr>
+            </w:pPr>
+            <w:r>
+              <w:rPr>
+                <w:sz w:val="16"/>
+                <w:szCs w:val="16"/>
+              </w:rPr>
+              <w:t>1</w:t>
+            </w:r>
+          </w:p>
+        </w:tc>
+        <w:tc>
+          <w:tcPr>
+            <w:tcW w:w="45.20pt" w:type="dxa"/>
+            <w:vAlign w:val="center"/>
+          </w:tcPr>
+          <w:p>
+            <w:pPr>
+              <w:rPr>
+                <w:sz w:val="16"/>
+                <w:szCs w:val="16"/>
+              </w:rPr>
+            </w:pPr>
+            <w:r>
+              <w:rPr>
+                <w:sz w:val="16"/>
+                <w:szCs w:val="16"/>
+              </w:rPr>
+              <w:t>96.6</w:t>
+            </w:r>
+          </w:p>
+        </w:tc>
+      </w:tr>
+      <w:tr>
+        <w:trPr>
+          <w:trHeight w:val="320"/>
+          <w:jc w:val="center"/>
+        </w:trPr>
+        <w:tc>
+          <w:tcPr>
+            <w:tcW w:w="49.50pt" w:type="dxa"/>
+            <w:vAlign w:val="center"/>
+          </w:tcPr>
+          <w:p>
+            <w:pPr>
+              <w:pStyle w:val="tablecopy"/>
+              <w:jc w:val="center"/>
+            </w:pPr>
+            <w:r>
+              <w:t>Deleted Files</w:t>
+            </w:r>
+          </w:p>
+        </w:tc>
+        <w:tc>
+          <w:tcPr>
+            <w:tcW w:w="28.35pt" w:type="dxa"/>
+            <w:vAlign w:val="center"/>
+          </w:tcPr>
+          <w:p>
+            <w:pPr>
+              <w:pStyle w:val="tablecopy"/>
+              <w:jc w:val="center"/>
+            </w:pPr>
+            <w:r>
+              <w:t>15</w:t>
+            </w:r>
+          </w:p>
+        </w:tc>
+        <w:tc>
+          <w:tcPr>
+            <w:tcW w:w="63.75pt" w:type="dxa"/>
+            <w:vAlign w:val="center"/>
+          </w:tcPr>
+          <w:p>
+            <w:pPr>
+              <w:rPr>
+                <w:sz w:val="16"/>
+                <w:szCs w:val="16"/>
+              </w:rPr>
+            </w:pPr>
+            <w:r>
+              <w:rPr>
+                <w:sz w:val="16"/>
+                <w:szCs w:val="16"/>
+              </w:rPr>
+              <w:t>12</w:t>
+            </w:r>
+          </w:p>
+        </w:tc>
+        <w:tc>
+          <w:tcPr>
+            <w:tcW w:w="63.80pt" w:type="dxa"/>
+            <w:vAlign w:val="center"/>
+          </w:tcPr>
+          <w:p>
+            <w:pPr>
+              <w:rPr>
+                <w:sz w:val="16"/>
+                <w:szCs w:val="16"/>
+              </w:rPr>
+            </w:pPr>
+            <w:r>
+              <w:rPr>
+                <w:sz w:val="16"/>
+                <w:szCs w:val="16"/>
+              </w:rPr>
+              <w:t>3</w:t>
+            </w:r>
+          </w:p>
+        </w:tc>
+        <w:tc>
+          <w:tcPr>
+            <w:tcW w:w="45.20pt" w:type="dxa"/>
+            <w:vAlign w:val="center"/>
+          </w:tcPr>
+          <w:p>
+            <w:pPr>
+              <w:rPr>
+                <w:sz w:val="16"/>
+                <w:szCs w:val="16"/>
+              </w:rPr>
+            </w:pPr>
+            <w:r>
+              <w:rPr>
+                <w:sz w:val="16"/>
+                <w:szCs w:val="16"/>
+              </w:rPr>
+              <w:t>80</w:t>
+            </w:r>
+          </w:p>
+        </w:tc>
+      </w:tr>
+    </w:tbl>
+    <w:p>
+      <w:pPr>
+        <w:pStyle w:val="tablefootnote"/>
+      </w:pPr>
+      <w:r>
+        <w:t xml:space="preserve">Sample </w:t>
+      </w:r>
+      <w:r>
+        <w:t>of</w:t>
+      </w:r>
+      <w:r>
+        <w:t xml:space="preserve"> a </w:t>
+      </w:r>
+      <w:r>
+        <w:t>Table</w:t>
+      </w:r>
+      <w:r>
+        <w:t xml:space="preserve"> </w:t>
+      </w:r>
+      <w:r>
+        <w:t>footnote</w:t>
+      </w:r>
+      <w:r>
+        <w:t xml:space="preserve">. </w:t>
+      </w:r>
+      <w:r>
+        <w:t>(</w:t>
+      </w:r>
+      <w:r>
+        <w:rPr>
+          <w:i/>
+        </w:rPr>
+        <w:t>Table footnote</w:t>
+      </w:r>
+      <w:r>
+        <w:t>)</w:t>
+      </w:r>
+    </w:p>
+    <w:p>
+      <w:pPr>
+        <w:pStyle w:val="figurecaption"/>
+      </w:pPr>
+      <w:r>
+        <w:t xml:space="preserve">Example of a figure </w:t>
+      </w:r>
+      <w:r>
+        <w:t>caption</w:t>
+      </w:r>
+      <w:r>
+        <w:t xml:space="preserve">. </w:t>
+      </w:r>
+      <w:r>
+        <w:rPr>
+          <w:iCs/>
+        </w:rPr>
+        <w:t>(</w:t>
+      </w:r>
+      <w:r>
+        <w:rPr>
+          <w:i/>
+          <w:iCs/>
+        </w:rPr>
+        <w:t>figure caption</w:t>
+      </w:r>
+      <w:r>
+        <w:rPr>
+          <w:iCs/>
+        </w:rPr>
+        <w:t>)</w:t>
+      </w:r>
+    </w:p>
+    <w:p>
+      <w:pPr>
+        <w:pStyle w:val="BodyText"/>
+      </w:pPr>
+      <w:r>
+        <w:t>The results, summarized in TABLE I, indicate a high degree of reliability for allocated (non-deleted) files. Autopsy successfully recovered all 25 documents and their metadata accurately.</w:t>
+      </w:r>
+    </w:p>
+    <w:p>
+      <w:pPr>
+        <w:pStyle w:val="BodyText"/>
+      </w:pPr>
+      <w:r>
+        <w:t>A minor inconsistency was observed with allocated images: one</w:t>
+      </w:r>
+      <w:r>
+        <w:t xml:space="preserve"> .jpg f</w:t>
+      </w:r>
+      <w:r>
+        <w:t>ile had its "Created" timestamp shifted by several hours, an issue likely related to timezone interpretation (e.g., UTC vs. local time) in the file's EXIF data versus the file system's metadata.</w:t>
+      </w:r>
+    </w:p>
+    <w:p>
+      <w:pPr>
+        <w:pStyle w:val="BodyText"/>
+      </w:pPr>
+      <w:r>
+        <w:t>The primary limitation was observed in the recovery of deleted files. Autopsy identified and recovered 12 of the 15 deleted files (80% accuracy), failing to find 3 files that were permanently deleted (Shift+Delete). This represents a known boundary condition for most file system-based recovery tools. All three test runs produced identical results, confirming the tool's repeatability.</w:t>
+      </w:r>
+    </w:p>
+    <w:p>
+      <w:pPr>
+        <w:pStyle w:val="BodyText"/>
+      </w:pPr>
+      <w:r>
+        <w:t>These results align with expectations for open-source forensic tools: strong performance in standard cases, with limited reliability for artifacts that require more advanced data carving or file system reconstruction. Documenting such limitations is critical for ensuring investigators understand the tool's boundaries before presenting evidence in court.</w:t>
       </w:r>
     </w:p>
     <w:p>
@@ -787,10 +1191,13 @@
         <w:pStyle w:val="Heading1"/>
       </w:pPr>
       <w:r>
-        <w:t xml:space="preserve">Using the </w:t>
-      </w:r>
-      <w:r>
-        <w:t>Template</w:t>
+        <w:t>D</w:t>
+      </w:r>
+      <w:r>
+        <w:t>iscussion</w:t>
+      </w:r>
+      <w:r>
+        <w:t xml:space="preserve"> of Legal and Practical Implications</w:t>
       </w:r>
     </w:p>
     <w:p>
@@ -798,10 +1205,42 @@
         <w:pStyle w:val="BodyText"/>
       </w:pPr>
       <w:r>
-        <w:t xml:space="preserve">After the text edit has been completed, the paper is ready for the template. Duplicate the template file by using the Save As command, and use the naming convention prescribed by your conference for the name of your paper. In this newly created file, highlight all of the contents and import your prepared text file. You are now ready to style your paper; use </w:t>
-      </w:r>
-      <w:r>
-        <w:t>the scroll down window on the left of the MS Word Formatting toolbar.</w:t>
+        <w:t>Tool validation, even in this lightweight form, directly strengthens the admissibility of digital evidence. By following a documented procedure based on SWGDE principles, an expert can testify not only to what was found but why the tool used to find it is reliable [2].</w:t>
+      </w:r>
+    </w:p>
+    <w:p>
+      <w:pPr>
+        <w:pStyle w:val="BodyText"/>
+      </w:pPr>
+      <w:r>
+        <w:t xml:space="preserve">Documenting known limitations (e.g., the 80% recovery rate for deleted files in this specific test) allows an expert to proactively address potential cross-examination points. For smaller forensic labs, this framework is practical to replicate with minimal resources. It can be adapted to test new versions </w:t>
+      </w:r>
+      <w:r>
+        <w:t>of Autopsy or other tools in their workflow, building internal trust and creating a defensible validation record.</w:t>
+      </w:r>
+    </w:p>
+    <w:p>
+      <w:pPr>
+        <w:pStyle w:val="Heading1"/>
+      </w:pPr>
+      <w:r>
+        <w:t>Conclusion and Future Work</w:t>
+      </w:r>
+    </w:p>
+    <w:p>
+      <w:pPr>
+        <w:pStyle w:val="BodyText"/>
+      </w:pPr>
+      <w:r>
+        <w:t>This paper demonstrated a lightweight yet rigorous framework for validating the Autopsy open-source forensic suite. Autopsy v4.21 showed high consistency, repeatability, and accuracy in general file recovery but moderate performance in deleted file analysis.</w:t>
+      </w:r>
+    </w:p>
+    <w:p>
+      <w:pPr>
+        <w:pStyle w:val="BodyText"/>
+      </w:pPr>
+      <w:r>
+        <w:t>Future work includes expanding the dataset to other file systems (e.g., FAT32, ext4), testing a wider range of artifacts (e.g., registry entries, email), and comparing Autopsy's performance directly against other forensic suites such as FTK Imager or X-Ways.</w:t>
       </w:r>
     </w:p>
     <w:p>
@@ -1062,6 +1501,7 @@
         <w:pStyle w:val="Heading2"/>
       </w:pPr>
       <w:r>
+        <w:lastRenderedPageBreak/>
         <w:t>Figures and Tables</w:t>
       </w:r>
     </w:p>
@@ -1291,7 +1731,6 @@
         <w:pStyle w:val="tablefootnote"/>
       </w:pPr>
       <w:r>
-        <w:lastRenderedPageBreak/>
         <w:t xml:space="preserve">Sample </w:t>
       </w:r>
       <w:r>
@@ -1356,20 +1795,6 @@
           <w:iCs/>
         </w:rPr>
         <w:t>)</w:t>
-      </w:r>
-    </w:p>
-    <w:p>
-      <w:pPr>
-        <w:pStyle w:val="BodyText"/>
-      </w:pPr>
-      <w:r>
-        <w:t>Figure Labels: Use 8 point Times New Roman for Figure labels. Use words rather than symbols or abbreviations when writing Figure axis labels to avoid confusing the reader. As an example, write the quantity “Magnetization”, or “Magnetization, M”, not just “M”. If including units in the label, present them within parentheses. Do not label axes only with units. In the example, write “Magnetization (A/m)” or “Magnetization {A[m(1)]}”, not just “A/m”. Do not label axes</w:t>
-      </w:r>
-      <w:r>
-        <w:t xml:space="preserve"> </w:t>
-      </w:r>
-      <w:r>
-        <w:t>with a ratio of quantities and units. For example, write “Temperature (K)”, not “Temperature/K”.</w:t>
       </w:r>
     </w:p>
     <w:p>
@@ -1483,7 +1908,6 @@
         </w:numPr>
         <w:spacing w:line="12pt" w:lineRule="auto"/>
         <w:ind w:start="18pt" w:hanging="18pt"/>
-        <w:jc w:val="center"/>
         <w:rPr>
           <w:rFonts w:eastAsia="SimSun"/>
           <w:b/>
@@ -1503,105 +1927,10 @@
         </w:sectPr>
       </w:pPr>
     </w:p>
-    <w:p/>
-    <w:p/>
-    <w:p/>
-    <w:p/>
     <w:p>
       <w:pPr>
         <w:jc w:val="both"/>
       </w:pPr>
-      <w:r>
-        <w:rPr>
-          <w:b/>
-          <w:bCs/>
-          <w:noProof/>
-        </w:rPr>
-        <w:drawing>
-          <wp:anchor distT="0" distB="0" distL="114300" distR="114300" simplePos="0" relativeHeight="251657728" behindDoc="1" locked="0" layoutInCell="1" allowOverlap="1" wp14:anchorId="672D18CF" wp14:editId="481DA8DF">
-            <wp:simplePos x="0" y="0"/>
-            <wp:positionH relativeFrom="margin">
-              <wp:align>left</wp:align>
-            </wp:positionH>
-            <wp:positionV relativeFrom="paragraph">
-              <wp:posOffset>251460</wp:posOffset>
-            </wp:positionV>
-            <wp:extent cx="3200400" cy="1143000"/>
-            <wp:effectExtent l="10795" t="5080" r="8255" b="13970"/>
-            <wp:wrapTight wrapText="bothSides">
-              <wp:wrapPolygon edited="0">
-                <wp:start x="-64" y="0"/>
-                <wp:lineTo x="-64" y="21600"/>
-                <wp:lineTo x="21664" y="21600"/>
-                <wp:lineTo x="21664" y="0"/>
-                <wp:lineTo x="-64" y="0"/>
-              </wp:wrapPolygon>
-            </wp:wrapTight>
-            <wp:docPr id="1" name="Text Box 8"/>
-            <wp:cNvGraphicFramePr>
-              <a:graphicFrameLocks xmlns:a="http://purl.oclc.org/ooxml/drawingml/main"/>
-            </wp:cNvGraphicFramePr>
-            <a:graphic xmlns:a="http://purl.oclc.org/ooxml/drawingml/main">
-              <a:graphicData uri="http://schemas.microsoft.com/office/word/2010/wordprocessingShape">
-                <wp:wsp>
-                  <wp:cNvSpPr txBox="1">
-                    <a:spLocks noChangeArrowheads="1"/>
-                  </wp:cNvSpPr>
-                  <wp:spPr bwMode="auto">
-                    <a:xfrm>
-                      <a:off x="0" y="0"/>
-                      <a:ext cx="3200400" cy="1143000"/>
-                    </a:xfrm>
-                    <a:prstGeom prst="rect">
-                      <a:avLst/>
-                    </a:prstGeom>
-                    <a:solidFill>
-                      <a:srgbClr val="FFFFFF"/>
-                    </a:solidFill>
-                    <a:ln w="9525">
-                      <a:solidFill>
-                        <a:srgbClr val="000000"/>
-                      </a:solidFill>
-                      <a:miter lim="800%"/>
-                      <a:headEnd/>
-                      <a:tailEnd/>
-                    </a:ln>
-                  </wp:spPr>
-                  <wp:txbx>
-                    <wne:txbxContent>
-                      <w:p>
-                        <w:pPr>
-                          <w:pStyle w:val="BodyText"/>
-                        </w:pPr>
-                        <w:r>
-                          <w:t>We suggest that you use a text box to insert a graphic (which is ideally a 300 dpi TIFF or EPS file, with all fonts embedded) because, in an MSW document, this method is somewhat more stable than directly inserting a picture.</w:t>
-                        </w:r>
-                      </w:p>
-                      <w:p>
-                        <w:pPr>
-                          <w:pStyle w:val="BodyText"/>
-                        </w:pPr>
-                        <w:r>
-                          <w:t>To have non-visible rules on your frame, use the MSWord “Format” pull-down menu, select Text Box &gt; Colors and Lines to choose No Fill and No Line.</w:t>
-                        </w:r>
-                      </w:p>
-                    </wne:txbxContent>
-                  </wp:txbx>
-                  <wp:bodyPr rot="0" vert="horz" wrap="square" lIns="91440" tIns="45720" rIns="91440" bIns="45720" anchor="t" anchorCtr="0" upright="1">
-                    <a:noAutofit/>
-                  </wp:bodyPr>
-                </wp:wsp>
-              </a:graphicData>
-            </a:graphic>
-            <wp14:sizeRelH relativeFrom="page">
-              <wp14:pctWidth>0%</wp14:pctWidth>
-            </wp14:sizeRelH>
-            <wp14:sizeRelV relativeFrom="page">
-              <wp14:pctHeight>0%</wp14:pctHeight>
-            </wp14:sizeRelV>
-          </wp:anchor>
-        </w:drawing>
-      </w:r>
     </w:p>
     <w:sectPr>
       <w:type w:val="continuous"/>
@@ -3169,6 +3498,7 @@
     <w:lsdException w:name="Subtitle" w:qFormat="1"/>
     <w:lsdException w:name="Strong" w:qFormat="1"/>
     <w:lsdException w:name="Emphasis" w:qFormat="1"/>
+    <w:lsdException w:name="Normal (Web)" w:uiPriority="99"/>
     <w:lsdException w:name="Normal Table" w:semiHidden="1" w:unhideWhenUsed="1"/>
     <w:lsdException w:name="Table Simple 1" w:semiHidden="1" w:unhideWhenUsed="1"/>
     <w:lsdException w:name="Table Simple 2" w:semiHidden="1" w:unhideWhenUsed="1"/>
@@ -3560,6 +3890,7 @@
   <w:style w:type="character" w:default="1" w:styleId="DefaultParagraphFont">
     <w:name w:val="Default Paragraph Font"/>
     <w:uiPriority w:val="1"/>
+    <w:semiHidden/>
     <w:unhideWhenUsed/>
   </w:style>
   <w:style w:type="table" w:default="1" w:styleId="TableNormal">
@@ -3874,6 +4205,22 @@
     <w:link w:val="Footer"/>
     <w:rsid w:val="001A3B3D"/>
   </w:style>
+  <w:style w:type="paragraph" w:styleId="NormalWeb">
+    <w:name w:val="Normal (Web)"/>
+    <w:basedOn w:val="Normal"/>
+    <w:uiPriority w:val="99"/>
+    <w:unhideWhenUsed/>
+    <w:rsid w:val="00105046"/>
+    <w:pPr>
+      <w:spacing w:before="5pt" w:beforeAutospacing="1" w:after="5pt" w:afterAutospacing="1"/>
+      <w:jc w:val="start"/>
+    </w:pPr>
+    <w:rPr>
+      <w:rFonts w:eastAsia="Times New Roman"/>
+      <w:sz w:val="24"/>
+      <w:szCs w:val="24"/>
+    </w:rPr>
+  </w:style>
 </w:styles>
 </file>
 

--- a/CPRE536/TermPaper.docx
+++ b/CPRE536/TermPaper.docx
@@ -24,6 +24,7 @@
       <w:pPr>
         <w:pStyle w:val="Author"/>
         <w:spacing w:before="5pt" w:beforeAutospacing="1" w:after="5pt" w:afterAutospacing="1" w:line="6pt" w:lineRule="auto"/>
+        <w:jc w:val="both"/>
         <w:rPr>
           <w:sz w:val="16"/>
           <w:szCs w:val="16"/>
@@ -157,322 +158,998 @@
     <w:p>
       <w:pPr>
         <w:pStyle w:val="Abstract"/>
+      </w:pPr>
+      <w:r>
         <w:rPr>
           <w:i/>
           <w:iCs/>
         </w:rPr>
-      </w:pPr>
+        <w:t>Abstract</w:t>
+      </w:r>
       <w:r>
         <w:rPr>
           <w:i/>
           <w:iCs/>
         </w:rPr>
-        <w:t>Abstract</w:t>
-      </w:r>
+        <w:t xml:space="preserve"> </w:t>
+      </w:r>
+      <w:r>
+        <w:t>—</w:t>
+      </w:r>
+      <w:r>
+        <w:t xml:space="preserve"> </w:t>
+      </w:r>
+      <w:r>
+        <w:t xml:space="preserve">Digital forensic investigations rely heavily on software tools to turn raw data into something that makes sense in court. </w:t>
+      </w:r>
+      <w:r>
+        <w:t>Naturally, m</w:t>
+      </w:r>
+      <w:r>
+        <w:t>ost people</w:t>
+      </w:r>
+      <w:r>
+        <w:t xml:space="preserve"> automatically</w:t>
+      </w:r>
+      <w:r>
+        <w:t xml:space="preserve"> assume</w:t>
+      </w:r>
+      <w:r>
+        <w:t xml:space="preserve"> that</w:t>
+      </w:r>
+      <w:r>
+        <w:t xml:space="preserve"> these tools work perfectly, especially the big</w:t>
+      </w:r>
+      <w:r>
+        <w:t>,</w:t>
+      </w:r>
+      <w:r>
+        <w:t xml:space="preserve"> expensive ones</w:t>
+      </w:r>
+      <w:r>
+        <w:t>. Still, for</w:t>
+      </w:r>
+      <w:r>
+        <w:t xml:space="preserve"> smaller labs using open-source software, reliability is something that needs to be proven, not just assumed. This paper </w:t>
+      </w:r>
+      <w:r>
+        <w:t>examines this</w:t>
+      </w:r>
+      <w:r>
+        <w:t xml:space="preserve"> problem by testing the Autopsy forensic suite (v4.22.1) to </w:t>
+      </w:r>
+      <w:r>
+        <w:t>assess its effectiveness</w:t>
+      </w:r>
+      <w:r>
+        <w:t xml:space="preserve">. I set up a specific experiment to </w:t>
+      </w:r>
+      <w:r>
+        <w:t>verify</w:t>
+      </w:r>
+      <w:r>
+        <w:t xml:space="preserve"> three </w:t>
+      </w:r>
+      <w:r>
+        <w:t>key points</w:t>
+      </w:r>
+      <w:r>
+        <w:t>:</w:t>
+      </w:r>
+      <w:r>
+        <w:t xml:space="preserve"> </w:t>
+      </w:r>
+      <w:r>
+        <w:t>whether</w:t>
+      </w:r>
+      <w:r>
+        <w:t xml:space="preserve"> it </w:t>
+      </w:r>
+      <w:r>
+        <w:t>locates</w:t>
+      </w:r>
+      <w:r>
+        <w:t xml:space="preserve"> the files, </w:t>
+      </w:r>
+      <w:r>
+        <w:t>whether</w:t>
+      </w:r>
+      <w:r>
+        <w:t xml:space="preserve"> the metadata is </w:t>
+      </w:r>
+      <w:r>
+        <w:t>accurate</w:t>
+      </w:r>
+      <w:r>
+        <w:t xml:space="preserve">, and </w:t>
+      </w:r>
+      <w:r>
+        <w:t>whether</w:t>
+      </w:r>
+      <w:r>
+        <w:t xml:space="preserve"> I can </w:t>
+      </w:r>
+      <w:r>
+        <w:t>obtain</w:t>
+      </w:r>
+      <w:r>
+        <w:t xml:space="preserve"> the same results twice. I </w:t>
+      </w:r>
+      <w:r>
+        <w:t>created</w:t>
+      </w:r>
+      <w:r>
+        <w:t xml:space="preserve"> a dataset that </w:t>
+      </w:r>
+      <w:r>
+        <w:t>resembles</w:t>
+      </w:r>
+      <w:r>
+        <w:t xml:space="preserve"> a real case, including deleted files and browser history. In the end, the results showed that while Autopsy </w:t>
+      </w:r>
+      <w:r>
+        <w:t>excels</w:t>
+      </w:r>
+      <w:r>
+        <w:t xml:space="preserve"> at finding files that are still </w:t>
+      </w:r>
+      <w:r>
+        <w:t>present</w:t>
+      </w:r>
+      <w:r>
+        <w:t xml:space="preserve"> (</w:t>
+      </w:r>
+      <w:r>
+        <w:t xml:space="preserve">with </w:t>
+      </w:r>
+      <w:r>
+        <w:t xml:space="preserve">100% accuracy), it struggles with </w:t>
+      </w:r>
+      <w:r>
+        <w:t xml:space="preserve">recovering </w:t>
+      </w:r>
+      <w:r>
+        <w:t>deleted files (</w:t>
+      </w:r>
+      <w:r>
+        <w:t xml:space="preserve">achieving </w:t>
+      </w:r>
+      <w:r>
+        <w:t xml:space="preserve">only about 80% accuracy) and </w:t>
+      </w:r>
+      <w:r>
+        <w:t>becomes</w:t>
+      </w:r>
+      <w:r>
+        <w:t xml:space="preserve"> </w:t>
+      </w:r>
+      <w:r>
+        <w:t xml:space="preserve">increasingly </w:t>
+      </w:r>
+      <w:r>
+        <w:t xml:space="preserve">confusing with </w:t>
+      </w:r>
+      <w:r>
+        <w:t>time zones</w:t>
+      </w:r>
+      <w:r>
+        <w:t xml:space="preserve">. This paper </w:t>
+      </w:r>
+      <w:r>
+        <w:t>presents</w:t>
+      </w:r>
+      <w:r>
+        <w:t xml:space="preserve"> a </w:t>
+      </w:r>
+      <w:r>
+        <w:t>straightforward</w:t>
+      </w:r>
+      <w:r>
+        <w:t xml:space="preserve"> </w:t>
+      </w:r>
+      <w:r>
+        <w:t>method</w:t>
+      </w:r>
+      <w:r>
+        <w:t xml:space="preserve"> for small labs to </w:t>
+      </w:r>
+      <w:r>
+        <w:t>evaluate</w:t>
+      </w:r>
+      <w:r>
+        <w:t xml:space="preserve"> their tools without </w:t>
+      </w:r>
+      <w:r>
+        <w:t>incurring</w:t>
+      </w:r>
+      <w:r>
+        <w:t xml:space="preserve"> a </w:t>
+      </w:r>
+      <w:r>
+        <w:t>substantial</w:t>
+      </w:r>
+      <w:r>
+        <w:t xml:space="preserve"> budget.</w:t>
+      </w:r>
+    </w:p>
+    <w:p>
+      <w:pPr>
+        <w:pStyle w:val="Keywords"/>
+      </w:pPr>
+      <w:r>
+        <w:t>Keywords</w:t>
+      </w:r>
+      <w:r>
+        <w:t xml:space="preserve"> </w:t>
+      </w:r>
+      <w:r>
+        <w:t>—</w:t>
+      </w:r>
+      <w:r>
+        <w:t xml:space="preserve"> </w:t>
+      </w:r>
+      <w:r>
+        <w:t>Tool Validation, Digital Forensics, Autopsy, NIST, Deleted Files, Reliability.</w:t>
+      </w:r>
+    </w:p>
+    <w:p>
+      <w:pPr>
+        <w:pStyle w:val="Heading1"/>
+      </w:pPr>
+      <w:r>
+        <w:t>Introduction</w:t>
+      </w:r>
+    </w:p>
+    <w:p>
+      <w:pPr>
+        <w:pStyle w:val="BodyText"/>
+        <w:rPr>
+          <w:lang w:val="en-US"/>
+        </w:rPr>
+      </w:pPr>
+      <w:r>
+        <w:rPr>
+          <w:lang w:val="en-US"/>
+        </w:rPr>
+        <w:t xml:space="preserve">The </w:t>
+      </w:r>
+      <w:r>
+        <w:rPr>
+          <w:lang w:val="en-US"/>
+        </w:rPr>
+        <w:t>primary objective</w:t>
+      </w:r>
+      <w:r>
+        <w:rPr>
+          <w:lang w:val="en-US"/>
+        </w:rPr>
+        <w:t xml:space="preserve"> of a digital investigation is to trust the tools </w:t>
+      </w:r>
+      <w:r>
+        <w:rPr>
+          <w:lang w:val="en-US"/>
+        </w:rPr>
+        <w:t xml:space="preserve">that </w:t>
+      </w:r>
+      <w:r>
+        <w:rPr>
+          <w:lang w:val="en-US"/>
+        </w:rPr>
+        <w:t xml:space="preserve">you are using. In court, evidence is </w:t>
+      </w:r>
+      <w:r>
+        <w:rPr>
+          <w:lang w:val="en-US"/>
+        </w:rPr>
+        <w:t>scrutinized</w:t>
+      </w:r>
+      <w:r>
+        <w:rPr>
+          <w:lang w:val="en-US"/>
+        </w:rPr>
+        <w:t xml:space="preserve"> </w:t>
+      </w:r>
+      <w:r>
+        <w:rPr>
+          <w:lang w:val="en-US"/>
+        </w:rPr>
+        <w:t xml:space="preserve">very </w:t>
+      </w:r>
+      <w:r>
+        <w:rPr>
+          <w:lang w:val="en-US"/>
+        </w:rPr>
+        <w:t>closely. Standards</w:t>
+      </w:r>
+      <w:r>
+        <w:rPr>
+          <w:lang w:val="en-US"/>
+        </w:rPr>
+        <w:t>,</w:t>
+      </w:r>
+      <w:r>
+        <w:rPr>
+          <w:lang w:val="en-US"/>
+        </w:rPr>
+        <w:t xml:space="preserve"> </w:t>
+      </w:r>
+      <w:r>
+        <w:rPr>
+          <w:lang w:val="en-US"/>
+        </w:rPr>
+        <w:t>such as</w:t>
+      </w:r>
+      <w:r>
+        <w:rPr>
+          <w:lang w:val="en-US"/>
+        </w:rPr>
+        <w:t xml:space="preserve"> the Daubert rule in the </w:t>
+      </w:r>
+      <w:r>
+        <w:rPr>
+          <w:lang w:val="en-US"/>
+        </w:rPr>
+        <w:t>U.S.</w:t>
+      </w:r>
+      <w:r>
+        <w:rPr>
+          <w:lang w:val="en-US"/>
+        </w:rPr>
+        <w:t>,</w:t>
+      </w:r>
+      <w:r>
+        <w:rPr>
+          <w:lang w:val="en-US"/>
+        </w:rPr>
+        <w:t xml:space="preserve"> </w:t>
+      </w:r>
+      <w:r>
+        <w:rPr>
+          <w:lang w:val="en-US"/>
+        </w:rPr>
+        <w:t>stipulate</w:t>
+      </w:r>
+      <w:r>
+        <w:rPr>
+          <w:lang w:val="en-US"/>
+        </w:rPr>
+        <w:t xml:space="preserve"> that scientific evidence </w:t>
+      </w:r>
+      <w:r>
+        <w:rPr>
+          <w:lang w:val="en-US"/>
+        </w:rPr>
+        <w:t>must be derived</w:t>
+      </w:r>
+      <w:r>
+        <w:rPr>
+          <w:lang w:val="en-US"/>
+        </w:rPr>
+        <w:t xml:space="preserve"> from reliable methods</w:t>
+      </w:r>
+      <w:r>
+        <w:rPr>
+          <w:lang w:val="en-US"/>
+        </w:rPr>
+        <w:t xml:space="preserve"> [1]</w:t>
+      </w:r>
+      <w:r>
+        <w:rPr>
+          <w:lang w:val="en-US"/>
+        </w:rPr>
+        <w:t xml:space="preserve">. </w:t>
+      </w:r>
+      <w:r>
+        <w:rPr>
+          <w:lang w:val="en-US"/>
+        </w:rPr>
+        <w:t>In the case of</w:t>
+      </w:r>
+      <w:r>
+        <w:rPr>
+          <w:lang w:val="en-US"/>
+        </w:rPr>
+        <w:t xml:space="preserve"> digital forensics, this means </w:t>
+      </w:r>
+      <w:r>
+        <w:rPr>
+          <w:lang w:val="en-US"/>
+        </w:rPr>
+        <w:t>determining whether</w:t>
+      </w:r>
+      <w:r>
+        <w:rPr>
+          <w:lang w:val="en-US"/>
+        </w:rPr>
+        <w:t xml:space="preserve"> our software </w:t>
+      </w:r>
+      <w:r>
+        <w:rPr>
+          <w:lang w:val="en-US"/>
+        </w:rPr>
+        <w:t>is effective</w:t>
+      </w:r>
+      <w:r>
+        <w:rPr>
+          <w:lang w:val="en-US"/>
+        </w:rPr>
+        <w:t xml:space="preserve"> and how </w:t>
+      </w:r>
+      <w:r>
+        <w:rPr>
+          <w:lang w:val="en-US"/>
+        </w:rPr>
+        <w:t>frequently</w:t>
+      </w:r>
+      <w:r>
+        <w:rPr>
+          <w:lang w:val="en-US"/>
+        </w:rPr>
+        <w:t xml:space="preserve"> it </w:t>
+      </w:r>
+      <w:r>
+        <w:rPr>
+          <w:lang w:val="en-US"/>
+        </w:rPr>
+        <w:t>produces errors</w:t>
+      </w:r>
+      <w:r>
+        <w:rPr>
+          <w:lang w:val="en-US"/>
+        </w:rPr>
+        <w:t>.</w:t>
+      </w:r>
+    </w:p>
+    <w:p>
+      <w:pPr>
+        <w:pStyle w:val="BodyText"/>
+        <w:rPr>
+          <w:lang w:val="en-US"/>
+        </w:rPr>
+      </w:pPr>
+      <w:r>
+        <w:rPr>
+          <w:lang w:val="en-US"/>
+        </w:rPr>
+        <w:t>Large</w:t>
+      </w:r>
+      <w:r>
+        <w:rPr>
+          <w:lang w:val="en-US"/>
+        </w:rPr>
+        <w:t xml:space="preserve"> government agencies have the </w:t>
+      </w:r>
+      <w:r>
+        <w:rPr>
+          <w:lang w:val="en-US"/>
+        </w:rPr>
+        <w:t>resources</w:t>
+      </w:r>
+      <w:r>
+        <w:rPr>
+          <w:lang w:val="en-US"/>
+        </w:rPr>
+        <w:t xml:space="preserve"> to </w:t>
+      </w:r>
+      <w:r>
+        <w:rPr>
+          <w:lang w:val="en-US"/>
+        </w:rPr>
+        <w:t>conduct extensive</w:t>
+      </w:r>
+      <w:r>
+        <w:rPr>
+          <w:lang w:val="en-US"/>
+        </w:rPr>
+        <w:t xml:space="preserve"> studies or </w:t>
+      </w:r>
+      <w:r>
+        <w:rPr>
+          <w:lang w:val="en-US"/>
+        </w:rPr>
+        <w:t>purchase</w:t>
+      </w:r>
+      <w:r>
+        <w:rPr>
+          <w:lang w:val="en-US"/>
+        </w:rPr>
+        <w:t xml:space="preserve"> expensive tools</w:t>
+      </w:r>
+      <w:r>
+        <w:rPr>
+          <w:lang w:val="en-US"/>
+        </w:rPr>
+        <w:t>,</w:t>
+      </w:r>
+      <w:r>
+        <w:rPr>
+          <w:lang w:val="en-US"/>
+        </w:rPr>
+        <w:t xml:space="preserve"> </w:t>
+      </w:r>
+      <w:r>
+        <w:rPr>
+          <w:lang w:val="en-US"/>
+        </w:rPr>
+        <w:t>such as</w:t>
+      </w:r>
+      <w:r>
+        <w:rPr>
+          <w:lang w:val="en-US"/>
+        </w:rPr>
+        <w:t xml:space="preserve"> EnCase. </w:t>
+      </w:r>
+      <w:r>
+        <w:rPr>
+          <w:lang w:val="en-US"/>
+        </w:rPr>
+        <w:t>However, many</w:t>
+      </w:r>
+      <w:r>
+        <w:rPr>
+          <w:lang w:val="en-US"/>
+        </w:rPr>
+        <w:t xml:space="preserve"> local police departments and private investigators rely on open-source tools because they are free</w:t>
+      </w:r>
+      <w:r>
+        <w:rPr>
+          <w:lang w:val="en-US"/>
+        </w:rPr>
+        <w:t xml:space="preserve"> of charge</w:t>
+      </w:r>
+      <w:r>
+        <w:rPr>
+          <w:lang w:val="en-US"/>
+        </w:rPr>
+        <w:t xml:space="preserve">. Autopsy is </w:t>
+      </w:r>
+      <w:r>
+        <w:rPr>
+          <w:lang w:val="en-US"/>
+        </w:rPr>
+        <w:t xml:space="preserve">one of </w:t>
+      </w:r>
+      <w:r>
+        <w:rPr>
+          <w:lang w:val="en-US"/>
+        </w:rPr>
+        <w:t>the most popular one</w:t>
+      </w:r>
+      <w:r>
+        <w:rPr>
+          <w:lang w:val="en-US"/>
+        </w:rPr>
+        <w:t>s out there</w:t>
+      </w:r>
+      <w:r>
+        <w:rPr>
+          <w:lang w:val="en-US"/>
+        </w:rPr>
+        <w:t>, but there isn't really a simple check</w:t>
+      </w:r>
+      <w:r>
+        <w:rPr>
+          <w:lang w:val="en-US"/>
+        </w:rPr>
+        <w:t xml:space="preserve">er </w:t>
+      </w:r>
+      <w:r>
+        <w:rPr>
+          <w:lang w:val="en-US"/>
+        </w:rPr>
+        <w:t xml:space="preserve">guide for labs to test it themselves. This can leave them </w:t>
+      </w:r>
+      <w:r>
+        <w:rPr>
+          <w:lang w:val="en-US"/>
+        </w:rPr>
+        <w:t>vulnerable</w:t>
+      </w:r>
+      <w:r>
+        <w:rPr>
+          <w:lang w:val="en-US"/>
+        </w:rPr>
+        <w:t xml:space="preserve"> to </w:t>
+      </w:r>
+      <w:r>
+        <w:rPr>
+          <w:lang w:val="en-US"/>
+        </w:rPr>
+        <w:t xml:space="preserve">many forms of </w:t>
+      </w:r>
+      <w:r>
+        <w:rPr>
+          <w:lang w:val="en-US"/>
+        </w:rPr>
+        <w:t>legal attacks</w:t>
+      </w:r>
+      <w:r>
+        <w:rPr>
+          <w:lang w:val="en-US"/>
+        </w:rPr>
+        <w:t>.</w:t>
+      </w:r>
+    </w:p>
+    <w:p>
+      <w:pPr>
+        <w:pStyle w:val="BodyText"/>
+        <w:rPr>
+          <w:lang w:val="en-US"/>
+        </w:rPr>
+      </w:pPr>
+      <w:r>
+        <w:rPr>
+          <w:lang w:val="en-US"/>
+        </w:rPr>
+        <w:t xml:space="preserve">The specific problem </w:t>
+      </w:r>
+      <w:r>
+        <w:rPr>
+          <w:lang w:val="en-US"/>
+        </w:rPr>
+        <w:t xml:space="preserve">that </w:t>
+      </w:r>
+      <w:r>
+        <w:rPr>
+          <w:lang w:val="en-US"/>
+        </w:rPr>
+        <w:t>I</w:t>
+      </w:r>
+      <w:r>
+        <w:rPr>
+          <w:lang w:val="en-US"/>
+        </w:rPr>
+        <w:t xml:space="preserve"> am trying to</w:t>
+      </w:r>
+      <w:r>
+        <w:rPr>
+          <w:lang w:val="en-US"/>
+        </w:rPr>
+        <w:t xml:space="preserve"> </w:t>
+      </w:r>
+      <w:r>
+        <w:rPr>
+          <w:lang w:val="en-US"/>
+        </w:rPr>
+        <w:t>address</w:t>
+      </w:r>
+      <w:r>
+        <w:rPr>
+          <w:lang w:val="en-US"/>
+        </w:rPr>
+        <w:t xml:space="preserve"> in this paper is the lack of </w:t>
+      </w:r>
+      <w:r>
+        <w:rPr>
+          <w:lang w:val="en-US"/>
+        </w:rPr>
+        <w:t>easily validated</w:t>
+      </w:r>
+      <w:r>
+        <w:rPr>
+          <w:lang w:val="en-US"/>
+        </w:rPr>
+        <w:t xml:space="preserve"> tests. Most of the official tests from NIST are too complicated for a </w:t>
+      </w:r>
+      <w:r>
+        <w:rPr>
+          <w:lang w:val="en-US"/>
+        </w:rPr>
+        <w:t>normal</w:t>
+      </w:r>
+      <w:r>
+        <w:rPr>
+          <w:lang w:val="en-US"/>
+        </w:rPr>
+        <w:t xml:space="preserve"> person to do quickly. This leads people </w:t>
+      </w:r>
+      <w:r>
+        <w:rPr>
+          <w:lang w:val="en-US"/>
+        </w:rPr>
+        <w:t>to trust</w:t>
+      </w:r>
+      <w:r>
+        <w:rPr>
+          <w:lang w:val="en-US"/>
+        </w:rPr>
+        <w:t xml:space="preserve"> the software</w:t>
+      </w:r>
+      <w:r>
+        <w:rPr>
+          <w:lang w:val="en-US"/>
+        </w:rPr>
+        <w:t xml:space="preserve"> </w:t>
+      </w:r>
+      <w:r>
+        <w:rPr>
+          <w:lang w:val="en-US"/>
+        </w:rPr>
+        <w:t>without checking it (due to time constraints)</w:t>
+      </w:r>
+      <w:r>
+        <w:rPr>
+          <w:lang w:val="en-US"/>
+        </w:rPr>
+        <w:t xml:space="preserve">, which is </w:t>
+      </w:r>
+      <w:r>
+        <w:rPr>
+          <w:lang w:val="en-US"/>
+        </w:rPr>
+        <w:t xml:space="preserve">a </w:t>
+      </w:r>
+      <w:r>
+        <w:rPr>
+          <w:lang w:val="en-US"/>
+        </w:rPr>
+        <w:t>dangerous</w:t>
+      </w:r>
+      <w:r>
+        <w:rPr>
+          <w:lang w:val="en-US"/>
+        </w:rPr>
+        <w:t xml:space="preserve"> practice</w:t>
+      </w:r>
+      <w:r>
+        <w:rPr>
+          <w:lang w:val="en-US"/>
+        </w:rPr>
+        <w:t xml:space="preserve"> in the real world</w:t>
+      </w:r>
+      <w:r>
+        <w:rPr>
+          <w:lang w:val="en-US"/>
+        </w:rPr>
+        <w:t>.</w:t>
+      </w:r>
+    </w:p>
+    <w:p>
+      <w:pPr>
+        <w:pStyle w:val="Heading1"/>
+      </w:pPr>
+      <w:r>
+        <w:t xml:space="preserve">Related </w:t>
+      </w:r>
+      <w:r>
+        <w:t>Work</w:t>
+      </w:r>
+      <w:r>
+        <w:t xml:space="preserve"> and </w:t>
+      </w:r>
+      <w:r>
+        <w:t>B</w:t>
+      </w:r>
+      <w:r>
+        <w:t>ackground</w:t>
+      </w:r>
+    </w:p>
+    <w:p>
+      <w:pPr>
+        <w:pStyle w:val="BodyText"/>
+      </w:pPr>
+      <w:r>
+        <w:t>Recently, t</w:t>
+      </w:r>
+      <w:r>
+        <w:t xml:space="preserve">here has been a lot written about why </w:t>
+      </w:r>
+      <w:r>
+        <w:t>we</w:t>
+      </w:r>
+      <w:r>
+        <w:t xml:space="preserve"> need to test tools, but actually doing it is a </w:t>
+      </w:r>
+      <w:r>
+        <w:t xml:space="preserve">completely </w:t>
+      </w:r>
+      <w:r>
+        <w:t xml:space="preserve">different story. </w:t>
+      </w:r>
+      <w:r>
+        <w:t>In order t</w:t>
+      </w:r>
+      <w:r>
+        <w:t xml:space="preserve">o understand why my results came out the way </w:t>
+      </w:r>
+      <w:r>
+        <w:t xml:space="preserve">tht </w:t>
+      </w:r>
+      <w:r>
+        <w:t>they did, it helps to understand a bit about how the file system works.</w:t>
+      </w:r>
+    </w:p>
+    <w:p>
+      <w:pPr>
+        <w:pStyle w:val="Heading2"/>
+      </w:pPr>
+      <w:r>
+        <w:t>Standards and Guidelines</w:t>
+      </w:r>
+    </w:p>
+    <w:p>
+      <w:pPr>
+        <w:pStyle w:val="BodyText"/>
+      </w:pPr>
+      <w:r>
+        <w:t>NIST has a program called CFTT that tests tools</w:t>
+      </w:r>
+      <w:r>
+        <w:t xml:space="preserve"> [2]. H</w:t>
+      </w:r>
+      <w:r>
+        <w:t>owever,</w:t>
+      </w:r>
+      <w:r>
+        <w:t xml:space="preserve"> their reports often </w:t>
+      </w:r>
+      <w:r>
+        <w:t>refer</w:t>
+      </w:r>
+      <w:r>
+        <w:t xml:space="preserve"> to outdated</w:t>
+      </w:r>
+      <w:r>
+        <w:t xml:space="preserve"> versions or specific setups that don't match what a student or small lab </w:t>
+      </w:r>
+      <w:r>
+        <w:t xml:space="preserve">typically </w:t>
+      </w:r>
+      <w:r>
+        <w:t xml:space="preserve">uses. </w:t>
+      </w:r>
+      <w:r>
+        <w:t>Additionally</w:t>
+      </w:r>
+      <w:r>
+        <w:t xml:space="preserve">, the SWGDE guidelines </w:t>
+      </w:r>
+      <w:r>
+        <w:t>tell</w:t>
+      </w:r>
+      <w:r>
+        <w:t xml:space="preserve"> us that validation isn't </w:t>
+      </w:r>
+      <w:r>
+        <w:t xml:space="preserve">just </w:t>
+      </w:r>
+      <w:r>
+        <w:t xml:space="preserve">a one-time </w:t>
+      </w:r>
+      <w:r>
+        <w:t>process</w:t>
+      </w:r>
+      <w:r>
+        <w:t>,</w:t>
+      </w:r>
+      <w:r>
+        <w:t xml:space="preserve"> but instead </w:t>
+      </w:r>
+      <w:r>
+        <w:t xml:space="preserve">it’s something </w:t>
+      </w:r>
+      <w:r>
+        <w:t>that must be continually performed</w:t>
+      </w:r>
+      <w:r>
+        <w:t xml:space="preserve"> to </w:t>
+      </w:r>
+      <w:r>
+        <w:t>ensure</w:t>
+      </w:r>
+      <w:r>
+        <w:t xml:space="preserve"> the tool </w:t>
+      </w:r>
+      <w:r>
+        <w:t xml:space="preserve">being used </w:t>
+      </w:r>
+      <w:r>
+        <w:t>meets</w:t>
+      </w:r>
+      <w:r>
+        <w:t xml:space="preserve"> your specific needs</w:t>
+      </w:r>
+      <w:r>
+        <w:t xml:space="preserve"> [3]</w:t>
+      </w:r>
+      <w:r>
+        <w:t>.</w:t>
+      </w:r>
+    </w:p>
+    <w:p>
+      <w:pPr>
+        <w:pStyle w:val="Heading2"/>
+      </w:pPr>
+      <w:r>
+        <w:t>The Challenge of NTFS</w:t>
+      </w:r>
+    </w:p>
+    <w:p>
+      <w:pPr>
+        <w:pStyle w:val="BodyText"/>
+        <w:rPr>
+          <w:lang w:val="en-US"/>
+        </w:rPr>
+      </w:pPr>
+      <w:r>
+        <w:rPr>
+          <w:lang w:val="en-US"/>
+        </w:rPr>
+        <w:t>In my experiments, the main issues came from how Windows stores files in NTFS</w:t>
+      </w:r>
+      <w:r>
+        <w:rPr>
+          <w:lang w:val="en-US"/>
+        </w:rPr>
+        <w:t xml:space="preserve">. </w:t>
+      </w:r>
+      <w:r>
+        <w:rPr>
+          <w:lang w:val="en-US"/>
+        </w:rPr>
+        <w:t>Every file has a record in a big table called the MFT. When a file is "Allocated," the table points to the data on the disk.</w:t>
+      </w:r>
+    </w:p>
+    <w:p>
+      <w:pPr>
+        <w:pStyle w:val="BodyText"/>
+      </w:pPr>
+      <w:r>
+        <w:t xml:space="preserve">But when you delete a file, the computer does </w:t>
+      </w:r>
+      <w:r>
+        <w:t xml:space="preserve">one of </w:t>
+      </w:r>
+      <w:r>
+        <w:t>two things:</w:t>
+      </w:r>
+    </w:p>
+    <w:p>
+      <w:pPr>
+        <w:pStyle w:val="bulletlist"/>
+      </w:pPr>
       <w:r>
         <w:rPr>
           <w:i/>
           <w:iCs/>
         </w:rPr>
+        <w:t>Flagging:</w:t>
+      </w:r>
+      <w:r>
         <w:t xml:space="preserve"> </w:t>
       </w:r>
       <w:r>
-        <w:t>—</w:t>
-      </w:r>
-      <w:r>
-        <w:t xml:space="preserve"> Forensic tools play a </w:t>
-      </w:r>
-      <w:r>
-        <w:t>crucial</w:t>
-      </w:r>
-      <w:r>
-        <w:t xml:space="preserve"> role in digital investigations, </w:t>
-      </w:r>
-      <w:r>
-        <w:t>but</w:t>
-      </w:r>
-      <w:r>
-        <w:t xml:space="preserve"> their reliability is rarely validated systematically. This paper </w:t>
-      </w:r>
-      <w:r>
-        <w:t xml:space="preserve">aims to </w:t>
-      </w:r>
-      <w:r>
-        <w:t xml:space="preserve">present a validation framework applied to </w:t>
-      </w:r>
-      <w:r>
-        <w:t>an</w:t>
-      </w:r>
-      <w:r>
-        <w:t xml:space="preserve"> open-source </w:t>
-      </w:r>
-      <w:r>
-        <w:t xml:space="preserve">toolkit named </w:t>
-      </w:r>
-      <w:r>
-        <w:t>Autopsy forensic suite to measure its artifact extraction accuracy, metadata integrity, and repeatability. A controlled dataset was used to simulate realistic forensic evidence including deleted files, image metadata, and web artifacts. Results from Autopsy are compared against</w:t>
-      </w:r>
-      <w:r>
-        <w:t xml:space="preserve"> the</w:t>
-      </w:r>
-      <w:r>
-        <w:t xml:space="preserve"> manually verified data. Findings highlight areas where Autopsy performs reliably and where </w:t>
-      </w:r>
-      <w:r>
-        <w:t xml:space="preserve">there are </w:t>
-      </w:r>
-      <w:r>
-        <w:t xml:space="preserve">inconsistencies </w:t>
-      </w:r>
-      <w:r>
-        <w:t xml:space="preserve">that </w:t>
-      </w:r>
-      <w:r>
-        <w:t>appear</w:t>
-      </w:r>
-      <w:r>
-        <w:t xml:space="preserve">. Additionally, the paper </w:t>
-      </w:r>
-      <w:r>
-        <w:t>contribut</w:t>
-      </w:r>
-      <w:r>
-        <w:t>es</w:t>
-      </w:r>
-      <w:r>
-        <w:t xml:space="preserve"> to practical guidelines for small labs to implement lightweight validation procedures.</w:t>
-      </w:r>
-    </w:p>
-    <w:p>
-      <w:pPr>
-        <w:pStyle w:val="Keywords"/>
-      </w:pPr>
-      <w:r>
-        <w:t>Keywords</w:t>
+        <w:t xml:space="preserve">It marks the </w:t>
+      </w:r>
+      <w:r>
+        <w:t xml:space="preserve">deleted </w:t>
+      </w:r>
+      <w:r>
+        <w:t>table entry as "Unallocated" (empty).</w:t>
+      </w:r>
+    </w:p>
+    <w:p>
+      <w:pPr>
+        <w:pStyle w:val="bulletlist"/>
+      </w:pPr>
+      <w:r>
+        <w:rPr>
+          <w:i/>
+          <w:iCs/>
+        </w:rPr>
+        <w:t>Bitmap Update:</w:t>
       </w:r>
       <w:r>
         <w:t xml:space="preserve"> </w:t>
       </w:r>
       <w:r>
-        <w:t>—</w:t>
-      </w:r>
-      <w:r>
-        <w:t xml:space="preserve"> </w:t>
-      </w:r>
-      <w:r>
-        <w:t>T</w:t>
-      </w:r>
-      <w:r>
-        <w:t xml:space="preserve">ool </w:t>
-      </w:r>
-      <w:r>
-        <w:t>V</w:t>
-      </w:r>
-      <w:r>
-        <w:t>alidation</w:t>
-      </w:r>
-      <w:r>
-        <w:t>, D</w:t>
-      </w:r>
-      <w:r>
-        <w:t xml:space="preserve">igital </w:t>
-      </w:r>
-      <w:r>
-        <w:t>F</w:t>
-      </w:r>
-      <w:r>
-        <w:t>orensics</w:t>
-      </w:r>
-      <w:r>
-        <w:t>,</w:t>
-      </w:r>
-      <w:r>
-        <w:t xml:space="preserve"> </w:t>
-      </w:r>
-      <w:r>
-        <w:t>A</w:t>
-      </w:r>
-      <w:r>
-        <w:t xml:space="preserve">rtifact </w:t>
-      </w:r>
-      <w:r>
-        <w:t>E</w:t>
-      </w:r>
-      <w:r>
-        <w:t>xtraction, Autopsy</w:t>
-      </w:r>
-      <w:r>
-        <w:t>,</w:t>
-      </w:r>
-      <w:r>
-        <w:t xml:space="preserve"> </w:t>
-      </w:r>
-      <w:r>
-        <w:t>The Sleuth Kit, NIST</w:t>
-      </w:r>
-    </w:p>
-    <w:p>
-      <w:pPr>
-        <w:pStyle w:val="Heading1"/>
-      </w:pPr>
-      <w:r>
-        <w:t>Introduction</w:t>
-      </w:r>
-    </w:p>
-    <w:p>
-      <w:pPr>
-        <w:pStyle w:val="BodyText"/>
-        <w:rPr>
-          <w:lang w:val="en-US"/>
-        </w:rPr>
-      </w:pPr>
-      <w:r>
-        <w:rPr>
-          <w:lang w:val="en-US"/>
-        </w:rPr>
-        <w:t>Digital forensic investigations depend on software tools to identify, extract, and interpret evidence from storage media</w:t>
-      </w:r>
-      <w:r>
-        <w:rPr>
-          <w:lang w:val="en-US"/>
-        </w:rPr>
-        <w:t xml:space="preserve"> such as hard drives</w:t>
-      </w:r>
-      <w:r>
-        <w:rPr>
-          <w:lang w:val="en-US"/>
-        </w:rPr>
-        <w:t>. Courts and investigators rely on these results to make decisions</w:t>
-      </w:r>
-      <w:r>
-        <w:rPr>
-          <w:lang w:val="en-US"/>
-        </w:rPr>
-        <w:t>.</w:t>
-      </w:r>
-      <w:r>
-        <w:rPr>
-          <w:lang w:val="en-US"/>
-        </w:rPr>
-        <w:t xml:space="preserve"> </w:t>
-      </w:r>
-      <w:r>
-        <w:rPr>
-          <w:lang w:val="en-US"/>
-        </w:rPr>
-        <w:t>Hence</w:t>
-      </w:r>
-      <w:r>
-        <w:rPr>
-          <w:lang w:val="en-US"/>
-        </w:rPr>
-        <w:t>, tool reliability and transparency are vital. However, open-source forensic tools often lack formal validation</w:t>
-      </w:r>
-      <w:r>
-        <w:rPr>
-          <w:lang w:val="en-US"/>
-        </w:rPr>
-        <w:t xml:space="preserve"> methods</w:t>
-      </w:r>
-      <w:r>
-        <w:rPr>
-          <w:lang w:val="en-US"/>
-        </w:rPr>
-        <w:t>, leaving uncertainty regarding result accuracy and reproducibility.</w:t>
-      </w:r>
-    </w:p>
-    <w:p>
-      <w:pPr>
-        <w:pStyle w:val="BodyText"/>
-        <w:rPr>
-          <w:lang w:val="en-US"/>
-        </w:rPr>
-      </w:pPr>
-      <w:r>
-        <w:rPr>
-          <w:lang w:val="en-US"/>
-        </w:rPr>
-        <w:t>This paper focuses on validating Autopsy (The Sleuth Kit) as a representative open-source forensic suite. The goal is to evaluate its performance in recovering deleted and existing files, maintaining metadata integrity, and providing consistent outputs across repeated runs. By developing and applying a simple, repeatable validation framework, the study aims to support labs in implementing standardized testing methodologies aligned with National Institute of Standards and Technology (NIST) and Scientific Working Group on Digital Evidence (SWGDE) recommendations [1], [2].</w:t>
-      </w:r>
-    </w:p>
-    <w:p>
-      <w:pPr>
-        <w:pStyle w:val="Heading1"/>
-      </w:pPr>
-      <w:r>
-        <w:t xml:space="preserve">Related </w:t>
-      </w:r>
-      <w:r>
-        <w:t>w</w:t>
-      </w:r>
-      <w:r>
-        <w:t xml:space="preserve">ork and </w:t>
-      </w:r>
-      <w:r>
-        <w:t>B</w:t>
-      </w:r>
-      <w:r>
-        <w:t>ackground</w:t>
-      </w:r>
-    </w:p>
-    <w:p>
-      <w:pPr>
-        <w:pStyle w:val="BodyText"/>
-      </w:pPr>
-      <w:r>
-        <w:t xml:space="preserve">Prior research and standards such as the NIST Computer Forensic Tool Testing (CFTT) program and SWGDE minimum requirements for testing tools </w:t>
-      </w:r>
-      <w:r>
-        <w:t xml:space="preserve">put a heavy </w:t>
-      </w:r>
-      <w:r>
-        <w:t>emphas</w:t>
-      </w:r>
-      <w:r>
-        <w:t>is on</w:t>
-      </w:r>
-      <w:r>
-        <w:t xml:space="preserve"> accuracy, repeatability, and documentation of known limitations [1], [2]. Previous comparative studies have shown differences in how tools interpret timestamps, handle deleted file recovery, and parse file system structures [3], [4].</w:t>
-      </w:r>
-    </w:p>
-    <w:p>
-      <w:pPr>
-        <w:pStyle w:val="BodyText"/>
-      </w:pPr>
-      <w:r>
-        <w:t>Autopsy is widely adopted due to its open-source nature, modular architecture, and support for multiple file systems (e.g., NTFS, FAT, EXT). However, discrepancies in file recovery and metadata interpretation have been reported in literature [4]. This study extends previous work by testing Autopsy with a controlled, reproducible dataset to measure both accuracy and repeatability.</w:t>
-      </w:r>
-    </w:p>
-    <w:p>
-      <w:pPr>
-        <w:pStyle w:val="Heading1"/>
-      </w:pPr>
-      <w:r>
-        <w:t>Methodology</w:t>
-      </w:r>
-    </w:p>
-    <w:p>
-      <w:pPr>
-        <w:pStyle w:val="Heading2"/>
-      </w:pPr>
-      <w:r>
-        <w:t>Dataset Preparation</w:t>
-      </w:r>
-    </w:p>
-    <w:p>
-      <w:pPr>
-        <w:pStyle w:val="BodyText"/>
-      </w:pPr>
-      <w:r>
-        <w:t>A 2 GB disk image was created and formatted with the NTFS file system. This image was populated with a known set of files, including 25 documents (.docx, .pdf), 30 images (.jpg, .png), and browser artifacts (e.g., Chrome cache and history). Deliberate actions were performed, such as standard deletion and permanent deletion (Shift+Delete) of 15 files. All file paths, original file hashes (SHA-256), and MAC (Modified, Accessed, Created) timestamps were recorded in a ground-truth document.</w:t>
-      </w:r>
-    </w:p>
-    <w:p>
-      <w:pPr>
-        <w:pStyle w:val="Heading2"/>
-      </w:pPr>
-      <w:r>
-        <w:t>Tool Setup</w:t>
+        <w:t xml:space="preserve">It tells the </w:t>
+      </w:r>
+      <w:r>
+        <w:t>Drive</w:t>
+      </w:r>
+      <w:r>
+        <w:t xml:space="preserve"> that the space where the data was is now "Free."</w:t>
       </w:r>
     </w:p>
     <w:p>
@@ -481,7 +1158,88 @@
         <w:jc w:val="both"/>
       </w:pPr>
       <w:r>
-        <w:t>All experiments were conducted on a dedicated workstation running Windows 10, configured as a clean testing environment. Autopsy version 4.21 was installed. To ensure repeatability and prevent contamination, internet access was disabled, and no other applications were run during the tests. This system configuration was snapshotted and reverted before each test run.</w:t>
+        <w:t xml:space="preserve">Forensic tools like Autopsy </w:t>
+      </w:r>
+      <w:r>
+        <w:t>must examine</w:t>
+      </w:r>
+      <w:r>
+        <w:t xml:space="preserve"> the table and </w:t>
+      </w:r>
+      <w:r>
+        <w:t>be able</w:t>
+      </w:r>
+      <w:r>
+        <w:t xml:space="preserve"> to </w:t>
+      </w:r>
+      <w:r>
+        <w:t>identify</w:t>
+      </w:r>
+      <w:r>
+        <w:t xml:space="preserve"> those "ghost" entries. The problem, or inconsistency, </w:t>
+      </w:r>
+      <w:r>
+        <w:t>occurs</w:t>
+      </w:r>
+      <w:r>
+        <w:t xml:space="preserve"> when the table </w:t>
+      </w:r>
+      <w:r>
+        <w:t>indicates</w:t>
+      </w:r>
+      <w:r>
+        <w:t xml:space="preserve"> the file is </w:t>
+      </w:r>
+      <w:r>
+        <w:t>present</w:t>
+      </w:r>
+      <w:r>
+        <w:t xml:space="preserve">, but the computer has already </w:t>
+      </w:r>
+      <w:r>
+        <w:t>overwritten the old data with</w:t>
+      </w:r>
+      <w:r>
+        <w:t xml:space="preserve"> new data </w:t>
+      </w:r>
+      <w:r>
+        <w:t>in</w:t>
+      </w:r>
+      <w:r>
+        <w:t xml:space="preserve"> the </w:t>
+      </w:r>
+      <w:r>
+        <w:t>same</w:t>
+      </w:r>
+      <w:r>
+        <w:t xml:space="preserve"> </w:t>
+      </w:r>
+      <w:r>
+        <w:t>place</w:t>
+      </w:r>
+      <w:r>
+        <w:t xml:space="preserve">. This study </w:t>
+      </w:r>
+      <w:r>
+        <w:t>attempts</w:t>
+      </w:r>
+      <w:r>
+        <w:t xml:space="preserve"> to </w:t>
+      </w:r>
+      <w:r>
+        <w:t>replicate</w:t>
+      </w:r>
+      <w:r>
+        <w:t xml:space="preserve"> that error to see if Autopsy </w:t>
+      </w:r>
+      <w:r>
+        <w:t>is able to d</w:t>
+      </w:r>
+      <w:r>
+        <w:t>etect</w:t>
+      </w:r>
+      <w:r>
+        <w:t xml:space="preserve"> it.</w:t>
       </w:r>
     </w:p>
     <w:p>
@@ -489,7 +1247,7 @@
         <w:pStyle w:val="Heading2"/>
       </w:pPr>
       <w:r>
-        <w:t>Validation Criteria and Procedure</w:t>
+        <w:t>Commercial vs Open Source</w:t>
       </w:r>
     </w:p>
     <w:p>
@@ -498,7 +1256,222 @@
         <w:jc w:val="both"/>
       </w:pPr>
       <w:r>
-        <w:t>The validation focused on three primary criteria:</w:t>
+        <w:t xml:space="preserve">Comparative studies often pit open-source tools against </w:t>
+      </w:r>
+      <w:r>
+        <w:t xml:space="preserve">the </w:t>
+      </w:r>
+      <w:r>
+        <w:t xml:space="preserve">commercial giants. Carrier [4] laid the groundwork for file system analysis, arguing that open-source tools </w:t>
+      </w:r>
+      <w:r>
+        <w:t>enable</w:t>
+      </w:r>
+      <w:r>
+        <w:t xml:space="preserve"> "white box" testing</w:t>
+      </w:r>
+      <w:r>
+        <w:t>,</w:t>
+      </w:r>
+      <w:r>
+        <w:t xml:space="preserve"> where the code itself can be audited. </w:t>
+      </w:r>
+      <w:r>
+        <w:t>On the other hand</w:t>
+      </w:r>
+      <w:r>
+        <w:t xml:space="preserve">, commercial tools are "black boxes," </w:t>
+      </w:r>
+      <w:r>
+        <w:t xml:space="preserve">where they are </w:t>
+      </w:r>
+      <w:r>
+        <w:t>validated only by their outputs. Research by Garfinkel [5] highlighted that all forensic tools, regardless of price, contain bugs and inconsistencies. For instance, varying interpretations of the timestamps in the Windows Registry or NTFS MFT can lead to timeline discrepancies of several hours</w:t>
+      </w:r>
+      <w:r>
+        <w:t>,</w:t>
+      </w:r>
+      <w:r>
+        <w:t xml:space="preserve"> depending on the tool used.</w:t>
+      </w:r>
+    </w:p>
+    <w:p>
+      <w:pPr>
+        <w:pStyle w:val="Heading2"/>
+      </w:pPr>
+      <w:r>
+        <w:t xml:space="preserve">Challenges in File Recovery </w:t>
+      </w:r>
+      <w:r>
+        <w:t>V</w:t>
+      </w:r>
+      <w:r>
+        <w:t>alidation</w:t>
+      </w:r>
+    </w:p>
+    <w:p>
+      <w:pPr>
+        <w:pStyle w:val="BodyText"/>
+        <w:rPr>
+          <w:lang w:val="en-US"/>
+        </w:rPr>
+      </w:pPr>
+      <w:r>
+        <w:rPr>
+          <w:lang w:val="en-US"/>
+        </w:rPr>
+        <w:t>Recovering deleted files is non-deterministic. In modern file systems (NTFS, APFS), when a file is deleted, its entry is flagged, and its clusters are marked as free. A tool must parse the MFT to find these "orphan" entries/files. However, if the operating system has reused those clusters for new data, then the file becomes corrupted.</w:t>
+      </w:r>
+    </w:p>
+    <w:p>
+      <w:pPr>
+        <w:pStyle w:val="BodyText"/>
+        <w:rPr>
+          <w:lang w:val="en-US"/>
+        </w:rPr>
+      </w:pPr>
+      <w:r>
+        <w:rPr>
+          <w:lang w:val="en-US"/>
+        </w:rPr>
+        <w:t xml:space="preserve">Validating a tool's ability to distinguish between partial and complete recovery is a complex </w:t>
+      </w:r>
+      <w:r>
+        <w:rPr>
+          <w:lang w:val="en-US"/>
+        </w:rPr>
+        <w:t>and challenging task</w:t>
+      </w:r>
+      <w:r>
+        <w:rPr>
+          <w:lang w:val="en-US"/>
+        </w:rPr>
+        <w:t xml:space="preserve">. Typical validation patterns in the literature involve creating </w:t>
+      </w:r>
+      <w:r>
+        <w:rPr>
+          <w:lang w:val="en-US"/>
+        </w:rPr>
+        <w:lastRenderedPageBreak/>
+        <w:t>"known-deleted" datasets where specific files are deleted at recorded times to measure a tool's false positive (reporting a file as recovered when it is overwritten) and false negative (failing to find the MFT entry) rates. Furthermore, validation must distinguish between "file carving" (scanning raw disk bytes for headers/footers) and file-system-based recovery (parsing MFT attributes). This distinction is critical because file system-based recovery retains metadata (filenames, timestamps), whereas carving often loses it. Consequently, standard validation practices emphasize not just the recovery of content, but the preservation of the chain of custody. If a tool recovers a file fragment but misidentifies its original location or timestamps, the evidence may be inadmissible in court.</w:t>
+      </w:r>
+    </w:p>
+    <w:p>
+      <w:pPr>
+        <w:pStyle w:val="Heading2"/>
+      </w:pPr>
+      <w:r>
+        <w:t>Timeline and Time Zone Handling</w:t>
+      </w:r>
+    </w:p>
+    <w:p>
+      <w:pPr>
+        <w:pStyle w:val="BodyText"/>
+        <w:rPr>
+          <w:lang w:val="en-US"/>
+        </w:rPr>
+      </w:pPr>
+      <w:r>
+        <w:rPr>
+          <w:lang w:val="en-US"/>
+        </w:rPr>
+        <w:t>A critical, often overlooked aspect of validation is timeline reconstruction. Forensic tools build timelines by parsing MAC (Modified, Accessed, Changed) times from the MFT and standardizing them for the examiner. However, discrepancies often arise during the conversion of these raw timestamps to the examiner’s local time or Coordinated Universal Time (UTC). Research by Casey and Carrier</w:t>
+      </w:r>
+      <w:r>
+        <w:rPr>
+          <w:lang w:val="en-US"/>
+        </w:rPr>
+        <w:t xml:space="preserve"> suggests</w:t>
+      </w:r>
+      <w:r>
+        <w:rPr>
+          <w:lang w:val="en-US"/>
+        </w:rPr>
+        <w:t xml:space="preserve"> that misinterpretations of the "Created" </w:t>
+      </w:r>
+      <w:r>
+        <w:rPr>
+          <w:lang w:val="en-US"/>
+        </w:rPr>
+        <w:t>versus</w:t>
+      </w:r>
+      <w:r>
+        <w:rPr>
+          <w:lang w:val="en-US"/>
+        </w:rPr>
+        <w:t xml:space="preserve"> "Modified" timestamps, or failures to </w:t>
+      </w:r>
+      <w:r>
+        <w:rPr>
+          <w:lang w:val="en-US"/>
+        </w:rPr>
+        <w:t>consider</w:t>
+      </w:r>
+      <w:r>
+        <w:rPr>
+          <w:lang w:val="en-US"/>
+        </w:rPr>
+        <w:t xml:space="preserve"> the BIOS clock settings of the suspect machine, can introduce significant errors. This paper examines whether Autopsy correctly handles these conversions or if it introduces offsets that could skew a criminal alibi.</w:t>
+      </w:r>
+    </w:p>
+    <w:p>
+      <w:pPr>
+        <w:pStyle w:val="Heading1"/>
+      </w:pPr>
+      <w:r>
+        <w:t>Methodology</w:t>
+      </w:r>
+    </w:p>
+    <w:p>
+      <w:pPr>
+        <w:ind w:firstLine="14.40pt"/>
+        <w:jc w:val="both"/>
+      </w:pPr>
+      <w:r>
+        <w:t xml:space="preserve">To really test if Autopsy (v4.22.1) is reliable, I designed an experiment where I knew exactly what was on the disk before I started. This is called a "Ground Truth" approach. If the tool says something different </w:t>
+      </w:r>
+      <w:r>
+        <w:t>from</w:t>
+      </w:r>
+      <w:r>
+        <w:t xml:space="preserve"> what I know, then the tool is wrong.</w:t>
+      </w:r>
+    </w:p>
+    <w:p>
+      <w:pPr>
+        <w:pStyle w:val="Heading2"/>
+      </w:pPr>
+      <w:r>
+        <w:t xml:space="preserve">Setting up the </w:t>
+      </w:r>
+      <w:r>
+        <w:t>Test Environment</w:t>
+      </w:r>
+    </w:p>
+    <w:p>
+      <w:pPr>
+        <w:pStyle w:val="BodyText"/>
+      </w:pPr>
+      <w:r>
+        <w:t xml:space="preserve">I wanted to </w:t>
+      </w:r>
+      <w:r>
+        <w:t>ensure that</w:t>
+      </w:r>
+      <w:r>
+        <w:t xml:space="preserve"> my computer didn't </w:t>
+      </w:r>
+      <w:r>
+        <w:t>interfere with</w:t>
+      </w:r>
+      <w:r>
+        <w:t xml:space="preserve"> the results, so I </w:t>
+      </w:r>
+      <w:r>
+        <w:t>performed all operations within</w:t>
+      </w:r>
+      <w:r>
+        <w:t xml:space="preserve"> a Virtual Machine.</w:t>
       </w:r>
     </w:p>
     <w:p>
@@ -510,13 +1483,10 @@
           <w:i/>
           <w:iCs/>
         </w:rPr>
-        <w:t>Accuracy:</w:t>
-      </w:r>
-      <w:r>
-        <w:t xml:space="preserve"> </w:t>
-      </w:r>
-      <w:r>
-        <w:t>Does the tool find all artifacts, and are the findings correct? This was measured against the ground-truth data.</w:t>
+        <w:t>Host Machine:</w:t>
+      </w:r>
+      <w:r>
+        <w:t xml:space="preserve"> Windows 10 Enterprise, Intel Core i7, 32GB RAM.</w:t>
       </w:r>
     </w:p>
     <w:p>
@@ -528,13 +1498,10 @@
           <w:i/>
           <w:iCs/>
         </w:rPr>
-        <w:t>Repeatability:</w:t>
-      </w:r>
-      <w:r>
-        <w:t xml:space="preserve"> </w:t>
-      </w:r>
-      <w:r>
-        <w:t>Does the tool produce identical results across multiple runs using the same data and settings? The test was run three times.</w:t>
+        <w:t>Virtualization:</w:t>
+      </w:r>
+      <w:r>
+        <w:t xml:space="preserve"> VMware Workstation 16 Pro.</w:t>
       </w:r>
     </w:p>
     <w:p>
@@ -546,113 +1513,1347 @@
           <w:i/>
           <w:iCs/>
         </w:rPr>
+        <w:t>Tool:</w:t>
+      </w:r>
+      <w:r>
+        <w:t xml:space="preserve"> </w:t>
+      </w:r>
+      <w:r>
+        <w:t>Autopsy v4.22.1 (64-bit) running on The Sleuth Kit framework.</w:t>
+      </w:r>
+    </w:p>
+    <w:p>
+      <w:pPr>
+        <w:pStyle w:val="bulletlist"/>
+      </w:pPr>
+      <w:r>
+        <w:rPr>
+          <w:i/>
+          <w:iCs/>
+        </w:rPr>
+        <w:t>Target Media:</w:t>
+      </w:r>
+      <w:r>
+        <w:t xml:space="preserve"> A 2GB virtual hard disk (VHD) formatted as NTFS.</w:t>
+      </w:r>
+    </w:p>
+    <w:p>
+      <w:pPr>
+        <w:pStyle w:val="Heading2"/>
+      </w:pPr>
+      <w:r>
+        <w:t>Creating the Data</w:t>
+      </w:r>
+    </w:p>
+    <w:p>
+      <w:pPr>
+        <w:pStyle w:val="BodyText"/>
+      </w:pPr>
+      <w:r>
+        <w:t>Often</w:t>
+      </w:r>
+      <w:r>
+        <w:t xml:space="preserve">, people test tools on random hard drives, but </w:t>
+      </w:r>
+      <w:r>
+        <w:t>this approach</w:t>
+      </w:r>
+      <w:r>
+        <w:t xml:space="preserve"> doesn't work because you don't know what you're looking for. I built a clean dataset from scratch:</w:t>
+      </w:r>
+    </w:p>
+    <w:p>
+      <w:pPr>
+        <w:pStyle w:val="bulletlist"/>
+      </w:pPr>
+      <w:r>
+        <w:rPr>
+          <w:i/>
+          <w:iCs/>
+        </w:rPr>
+        <w:t xml:space="preserve">Wiped </w:t>
+      </w:r>
+      <w:r>
+        <w:rPr>
+          <w:i/>
+          <w:iCs/>
+        </w:rPr>
+        <w:t>Drive</w:t>
+      </w:r>
+      <w:r>
+        <w:rPr>
+          <w:i/>
+          <w:iCs/>
+        </w:rPr>
+        <w:t>:</w:t>
+      </w:r>
+      <w:r>
+        <w:t xml:space="preserve"> I zeroed out the </w:t>
+      </w:r>
+      <w:r>
+        <w:t>Drive</w:t>
+      </w:r>
+      <w:r>
+        <w:t xml:space="preserve"> so it was empty.</w:t>
+      </w:r>
+    </w:p>
+    <w:p>
+      <w:pPr>
+        <w:pStyle w:val="bulletlist"/>
+      </w:pPr>
+      <w:r>
+        <w:rPr>
+          <w:i/>
+          <w:iCs/>
+        </w:rPr>
+        <w:t>Added Files:</w:t>
+      </w:r>
+      <w:r>
+        <w:t xml:space="preserve"> I put 25 documents and 30 images on it.</w:t>
+      </w:r>
+      <w:r>
+        <w:t xml:space="preserve"> </w:t>
+      </w:r>
+      <w:r>
+        <w:t xml:space="preserve">I </w:t>
+      </w:r>
+      <w:r>
+        <w:t>selected</w:t>
+      </w:r>
+      <w:r>
+        <w:t xml:space="preserve"> 25 documents and 30 </w:t>
+      </w:r>
+      <w:r>
+        <w:t>images to ensure</w:t>
+      </w:r>
+      <w:r>
+        <w:t xml:space="preserve"> the </w:t>
+      </w:r>
+      <w:r>
+        <w:t>dataset was</w:t>
+      </w:r>
+      <w:r>
+        <w:t xml:space="preserve"> small enough to manage manua</w:t>
+      </w:r>
+      <w:r>
+        <w:t>l</w:t>
+      </w:r>
+      <w:r>
+        <w:t>l</w:t>
+      </w:r>
+      <w:r>
+        <w:t>y yet representative of</w:t>
+      </w:r>
+      <w:r>
+        <w:t xml:space="preserve"> a mixed real-world case.</w:t>
+      </w:r>
+    </w:p>
+    <w:p>
+      <w:pPr>
+        <w:pStyle w:val="bulletlist"/>
+      </w:pPr>
+      <w:r>
+        <w:rPr>
+          <w:i/>
+          <w:iCs/>
+        </w:rPr>
+        <w:t>The "Shift+Delete" Trick:</w:t>
+      </w:r>
+      <w:r>
+        <w:t xml:space="preserve"> I created a specific file called </w:t>
+      </w:r>
+      <w:r>
+        <w:t>S</w:t>
+      </w:r>
+      <w:r>
+        <w:t xml:space="preserve">ecrets.txt that </w:t>
+      </w:r>
+      <w:r>
+        <w:t>contained the message</w:t>
+      </w:r>
+      <w:r>
+        <w:t xml:space="preserve"> "</w:t>
+      </w:r>
+      <w:r>
+        <w:rPr>
+          <w:lang w:val="en-US"/>
+        </w:rPr>
+        <w:t>The secret password is password :)</w:t>
+      </w:r>
+      <w:r>
+        <w:t xml:space="preserve">" inside it. Then I used </w:t>
+      </w:r>
+      <w:r>
+        <w:t xml:space="preserve">Shift+Delete </w:t>
+      </w:r>
+      <w:r>
+        <w:t>to erase it, skipping the Recycle Bin entirely</w:t>
+      </w:r>
+      <w:r>
+        <w:t>.</w:t>
+      </w:r>
+    </w:p>
+    <w:p>
+      <w:pPr>
+        <w:pStyle w:val="bulletlist"/>
+      </w:pPr>
+      <w:r>
+        <w:rPr>
+          <w:i/>
+          <w:iCs/>
+        </w:rPr>
+        <w:t>System Files:</w:t>
+      </w:r>
+      <w:r>
+        <w:t xml:space="preserve"> I let Windows create its own background files, </w:t>
+      </w:r>
+      <w:r>
+        <w:t>such as</w:t>
+      </w:r>
+      <w:r>
+        <w:t xml:space="preserve"> desktop.ini, to see how the tool handles system </w:t>
+      </w:r>
+      <w:r>
+        <w:t>files</w:t>
+      </w:r>
+      <w:r>
+        <w:t xml:space="preserve"> versus user </w:t>
+      </w:r>
+      <w:r>
+        <w:t>files</w:t>
+      </w:r>
+      <w:r>
+        <w:t>.</w:t>
+      </w:r>
+    </w:p>
+    <w:p>
+      <w:pPr>
+        <w:pStyle w:val="bulletlist"/>
+        <w:rPr>
+          <w:i/>
+          <w:iCs/>
+        </w:rPr>
+      </w:pPr>
+      <w:r>
+        <w:rPr>
+          <w:i/>
+          <w:iCs/>
+        </w:rPr>
+        <w:t>Deletion Scenarios:</w:t>
+      </w:r>
+    </w:p>
+    <w:p>
+      <w:pPr>
+        <w:pStyle w:val="bulletlist"/>
+        <w:numPr>
+          <w:ilvl w:val="1"/>
+          <w:numId w:val="1"/>
+        </w:numPr>
+      </w:pPr>
+      <w:r>
+        <w:t>Scenario A (Recycle Bin): 5 files were deleted normally, moving them to the Recycle</w:t>
+      </w:r>
+      <w:r>
+        <w:t xml:space="preserve"> </w:t>
+      </w:r>
+      <w:r>
+        <w:t>Bin.</w:t>
+      </w:r>
+    </w:p>
+    <w:p>
+      <w:pPr>
+        <w:pStyle w:val="bulletlist"/>
+        <w:numPr>
+          <w:ilvl w:val="1"/>
+          <w:numId w:val="1"/>
+        </w:numPr>
+      </w:pPr>
+      <w:r>
+        <w:t>Scenario B (Permanent): 10 files were "Shift+Deleted," bypassing the Recycle</w:t>
+      </w:r>
+      <w:r>
+        <w:t xml:space="preserve"> </w:t>
+      </w:r>
+      <w:r>
+        <w:t>Bin and marking MFT entries as unallocated immediately.</w:t>
+      </w:r>
+    </w:p>
+    <w:p>
+      <w:pPr>
+        <w:pStyle w:val="BodyText"/>
+        <w:rPr>
+          <w:lang w:val="en-US"/>
+        </w:rPr>
+      </w:pPr>
+      <w:r>
+        <w:rPr>
+          <w:lang w:val="en-US"/>
+        </w:rPr>
+        <w:t xml:space="preserve">Before I started the analysis, I </w:t>
+      </w:r>
+      <w:r>
+        <w:rPr>
+          <w:lang w:val="en-US"/>
+        </w:rPr>
+        <w:t>created</w:t>
+      </w:r>
+      <w:r>
+        <w:rPr>
+          <w:lang w:val="en-US"/>
+        </w:rPr>
+        <w:t xml:space="preserve"> a list of the "hashes" (digital fingerprints) for every file</w:t>
+      </w:r>
+      <w:r>
+        <w:rPr>
+          <w:lang w:val="en-US"/>
+        </w:rPr>
+        <w:t>,</w:t>
+      </w:r>
+      <w:r>
+        <w:rPr>
+          <w:lang w:val="en-US"/>
+        </w:rPr>
+        <w:t xml:space="preserve"> </w:t>
+      </w:r>
+      <w:r>
+        <w:rPr>
+          <w:lang w:val="en-US"/>
+        </w:rPr>
+        <w:t>allowing me to have</w:t>
+      </w:r>
+      <w:r>
+        <w:rPr>
+          <w:lang w:val="en-US"/>
+        </w:rPr>
+        <w:t xml:space="preserve"> a master list to check against.</w:t>
+      </w:r>
+    </w:p>
+    <w:p>
+      <w:pPr>
+        <w:pStyle w:val="BodyText"/>
+        <w:rPr>
+          <w:lang w:val="en-US"/>
+        </w:rPr>
+      </w:pPr>
+      <w:r>
+        <w:rPr>
+          <w:lang w:val="en-US"/>
+        </w:rPr>
+        <w:t>The dataset was not random</w:t>
+      </w:r>
+      <w:r>
+        <w:rPr>
+          <w:lang w:val="en-US"/>
+        </w:rPr>
+        <w:t xml:space="preserve"> but instead </w:t>
+      </w:r>
+      <w:r>
+        <w:rPr>
+          <w:lang w:val="en-US"/>
+        </w:rPr>
+        <w:t xml:space="preserve">it was engineered to trigger specific edge cases known to challenge forensic parsers. The volume was zero-wiped </w:t>
+      </w:r>
+      <w:r>
+        <w:rPr>
+          <w:lang w:val="en-US"/>
+        </w:rPr>
+        <w:t>before</w:t>
+      </w:r>
+      <w:r>
+        <w:rPr>
+          <w:lang w:val="en-US"/>
+        </w:rPr>
+        <w:t xml:space="preserve"> formatting to ensure a forensic clean slate. </w:t>
+      </w:r>
+      <w:r>
+        <w:rPr>
+          <w:lang w:val="en-US"/>
+        </w:rPr>
+        <w:t>I</w:t>
+      </w:r>
+      <w:r>
+        <w:rPr>
+          <w:lang w:val="en-US"/>
+        </w:rPr>
+        <w:t xml:space="preserve"> then </w:t>
+      </w:r>
+      <w:r>
+        <w:rPr>
+          <w:lang w:val="en-US"/>
+        </w:rPr>
+        <w:t xml:space="preserve">went ahead and </w:t>
+      </w:r>
+      <w:r>
+        <w:rPr>
+          <w:lang w:val="en-US"/>
+        </w:rPr>
+        <w:t xml:space="preserve">populated the </w:t>
+      </w:r>
+      <w:r>
+        <w:rPr>
+          <w:lang w:val="en-US"/>
+        </w:rPr>
+        <w:t>Drive</w:t>
+      </w:r>
+      <w:r>
+        <w:rPr>
+          <w:lang w:val="en-US"/>
+        </w:rPr>
+        <w:t xml:space="preserve"> with a diverse </w:t>
+      </w:r>
+      <w:r>
+        <w:rPr>
+          <w:lang w:val="en-US"/>
+        </w:rPr>
+        <w:t>types</w:t>
+      </w:r>
+      <w:r>
+        <w:rPr>
+          <w:lang w:val="en-US"/>
+        </w:rPr>
+        <w:t xml:space="preserve"> of 25 document files (.docx, .pdf, .txt) and 30 image files (.jpg, .png).</w:t>
+      </w:r>
+    </w:p>
+    <w:p>
+      <w:pPr>
+        <w:pStyle w:val="BodyText"/>
+        <w:rPr>
+          <w:lang w:val="en-US"/>
+        </w:rPr>
+      </w:pPr>
+      <w:r>
+        <w:rPr>
+          <w:lang w:val="en-US"/>
+        </w:rPr>
+        <w:t xml:space="preserve">Crucially, specific files were created to test the "Shift+Delete" bypass mechanism. A file named </w:t>
+      </w:r>
+      <w:r>
+        <w:rPr>
+          <w:lang w:val="en-US"/>
+        </w:rPr>
+        <w:t>S</w:t>
+      </w:r>
+      <w:r>
+        <w:rPr>
+          <w:lang w:val="en-US"/>
+        </w:rPr>
+        <w:t>ecrets.txt was generated with specific ASCII content ("</w:t>
+      </w:r>
+      <w:r>
+        <w:rPr>
+          <w:lang w:val="en-US"/>
+        </w:rPr>
+        <w:t>The secret password is password :)</w:t>
+      </w:r>
+      <w:r>
+        <w:rPr>
+          <w:lang w:val="en-US"/>
+        </w:rPr>
+        <w:t>")</w:t>
+      </w:r>
+      <w:r>
+        <w:rPr>
+          <w:lang w:val="en-US"/>
+        </w:rPr>
+        <w:t>. It was then permanently deleted</w:t>
+      </w:r>
+      <w:r>
+        <w:rPr>
+          <w:lang w:val="en-US"/>
+        </w:rPr>
+        <w:t xml:space="preserve"> to force immediate MFT flag updates</w:t>
+      </w:r>
+      <w:r>
+        <w:rPr>
+          <w:lang w:val="en-US"/>
+        </w:rPr>
+        <w:t xml:space="preserve"> (this was one of the files within the 25 document files that were deleted)</w:t>
+      </w:r>
+      <w:r>
+        <w:rPr>
+          <w:lang w:val="en-US"/>
+        </w:rPr>
+        <w:t xml:space="preserve">. </w:t>
+      </w:r>
+      <w:r>
+        <w:rPr>
+          <w:lang w:val="en-US"/>
+        </w:rPr>
+        <w:t xml:space="preserve">For </w:t>
+      </w:r>
+      <w:r>
+        <w:rPr>
+          <w:lang w:val="en-US"/>
+        </w:rPr>
+        <w:t>the</w:t>
+      </w:r>
+      <w:r>
+        <w:rPr>
+          <w:lang w:val="en-US"/>
+        </w:rPr>
+        <w:t xml:space="preserve"> Secrets.txt file, </w:t>
+      </w:r>
+      <w:r>
+        <w:rPr>
+          <w:lang w:val="en-US"/>
+        </w:rPr>
+        <w:t xml:space="preserve">it was </w:t>
+      </w:r>
+      <w:r>
+        <w:rPr>
+          <w:lang w:val="en-US"/>
+        </w:rPr>
+        <w:t xml:space="preserve">immediately </w:t>
+      </w:r>
+      <w:r>
+        <w:rPr>
+          <w:lang w:val="en-US"/>
+        </w:rPr>
+        <w:t>made</w:t>
+      </w:r>
+      <w:r>
+        <w:rPr>
+          <w:lang w:val="en-US"/>
+        </w:rPr>
+        <w:t xml:space="preserve"> to override</w:t>
+      </w:r>
+      <w:r>
+        <w:rPr>
+          <w:lang w:val="en-US"/>
+        </w:rPr>
+        <w:t xml:space="preserve"> the space with the </w:t>
+      </w:r>
+      <w:r>
+        <w:rPr>
+          <w:lang w:val="en-US"/>
+        </w:rPr>
+        <w:t>Autopsy</w:t>
+      </w:r>
+      <w:r>
+        <w:rPr>
+          <w:lang w:val="en-US"/>
+        </w:rPr>
+        <w:t xml:space="preserve"> installer file. </w:t>
+      </w:r>
+    </w:p>
+    <w:p>
+      <w:pPr>
+        <w:pStyle w:val="BodyText"/>
+        <w:rPr>
+          <w:lang w:val="en-US"/>
+        </w:rPr>
+      </w:pPr>
+      <w:r>
+        <w:rPr>
+          <w:lang w:val="en-US"/>
+        </w:rPr>
+        <w:t>Additionally, system files such as desktop.ini were allowed to generate naturally to test the tool’s ability to distinguish between user-generated and system-generated deletion events. Before imaging, a cryptographic hash (SHA-256) was generated for every file, creating an immutable "Ground Truth" master list against which all Autopsy results would be measured.</w:t>
+      </w:r>
+    </w:p>
+    <w:p>
+      <w:pPr>
+        <w:pStyle w:val="Heading2"/>
+      </w:pPr>
+      <w:r>
+        <w:t>How I Tested it</w:t>
+      </w:r>
+    </w:p>
+    <w:p>
+      <w:pPr>
+        <w:pStyle w:val="BodyText"/>
+      </w:pPr>
+      <w:r>
+        <w:t xml:space="preserve">I ran the test three times to be sure. I loaded the </w:t>
+      </w:r>
+      <w:r>
+        <w:t>Drive</w:t>
+      </w:r>
+      <w:r>
+        <w:t xml:space="preserve"> into Autopsy and ran the standard "Ingest Modules</w:t>
+      </w:r>
+      <w:r>
+        <w:t>,</w:t>
+      </w:r>
+      <w:r>
+        <w:t xml:space="preserve">" </w:t>
+      </w:r>
+      <w:r>
+        <w:t>such as</w:t>
+      </w:r>
+      <w:r>
+        <w:t xml:space="preserve"> Recent Activity and Keyword Search. Then I tried to export the "Deleted Files" and compare their hashes to my master list.</w:t>
+      </w:r>
+    </w:p>
+    <w:p>
+      <w:pPr>
+        <w:pStyle w:val="bulletlist"/>
+      </w:pPr>
+      <w:r>
+        <w:rPr>
+          <w:i/>
+          <w:iCs/>
+        </w:rPr>
+        <w:t>Ingestion:</w:t>
+      </w:r>
+      <w:r>
+        <w:t xml:space="preserve"> The disk image was loaded into Autopsy. The "Ingest Modules" selected were</w:t>
+      </w:r>
+      <w:r>
+        <w:t xml:space="preserve"> main</w:t>
+      </w:r>
+      <w:r>
+        <w:t xml:space="preserve"> Hash Lookup, File Type Identification, Exif Parser, Keyword Search, and Recent Activity.</w:t>
+      </w:r>
+    </w:p>
+    <w:p>
+      <w:pPr>
+        <w:pStyle w:val="bulletlist"/>
+      </w:pPr>
+      <w:r>
+        <w:rPr>
+          <w:i/>
+          <w:iCs/>
+        </w:rPr>
+        <w:t>Extraction:</w:t>
+      </w:r>
+      <w:r>
+        <w:t xml:space="preserve"> </w:t>
+      </w:r>
+      <w:r>
+        <w:t>I then</w:t>
+      </w:r>
+      <w:r>
+        <w:t xml:space="preserve"> navigated</w:t>
+      </w:r>
+      <w:r>
+        <w:t xml:space="preserve"> to</w:t>
+      </w:r>
+      <w:r>
+        <w:t xml:space="preserve"> the Autopsy interface to locate artifacts. </w:t>
+      </w:r>
+      <w:r>
+        <w:t xml:space="preserve">Then the </w:t>
+      </w:r>
+      <w:r>
+        <w:t>"Deleted Files" view and the "Web History" view</w:t>
+      </w:r>
+      <w:r>
+        <w:t xml:space="preserve"> w</w:t>
+      </w:r>
+      <w:r>
+        <w:t>ere</w:t>
+      </w:r>
+      <w:r>
+        <w:t xml:space="preserve"> exported</w:t>
+      </w:r>
+      <w:r>
+        <w:t>.</w:t>
+      </w:r>
+    </w:p>
+    <w:p>
+      <w:pPr>
+        <w:pStyle w:val="bulletlist"/>
+      </w:pPr>
+      <w:r>
+        <w:rPr>
+          <w:i/>
+          <w:iCs/>
+        </w:rPr>
+        <w:t>Verification:</w:t>
+      </w:r>
+      <w:r>
+        <w:t xml:space="preserve"> The MD5 hashes of the recovered files were compared against the Ground Truth list. Any deviation in </w:t>
+      </w:r>
+      <w:r>
+        <w:t xml:space="preserve">the </w:t>
+      </w:r>
+      <w:r>
+        <w:t>hash value indicated a failure in integrity (e.g., partial overwrite).</w:t>
+      </w:r>
+    </w:p>
+    <w:p>
+      <w:pPr>
+        <w:pStyle w:val="Heading1"/>
+      </w:pPr>
+      <w:r>
+        <w:t xml:space="preserve">Results and </w:t>
+      </w:r>
+      <w:r>
+        <w:t>D</w:t>
+      </w:r>
+      <w:r>
+        <w:t>iscussion</w:t>
+      </w:r>
+    </w:p>
+    <w:p>
+      <w:pPr>
+        <w:pStyle w:val="BodyText"/>
+      </w:pPr>
+      <w:r>
+        <w:t xml:space="preserve">The results </w:t>
+      </w:r>
+      <w:r>
+        <w:t>revealed</w:t>
+      </w:r>
+      <w:r>
+        <w:t xml:space="preserve"> some interesting </w:t>
+      </w:r>
+      <w:r>
+        <w:t>findings</w:t>
+      </w:r>
+      <w:r>
+        <w:t xml:space="preserve">. Overall, Autopsy is </w:t>
+      </w:r>
+      <w:r>
+        <w:t>quite</w:t>
+      </w:r>
+      <w:r>
+        <w:t xml:space="preserve"> good, but </w:t>
+      </w:r>
+      <w:r>
+        <w:t>upon closer examination of</w:t>
+      </w:r>
+      <w:r>
+        <w:t xml:space="preserve"> the </w:t>
+      </w:r>
+      <w:r>
+        <w:lastRenderedPageBreak/>
+        <w:t xml:space="preserve">deleted files, I found some </w:t>
+      </w:r>
+      <w:r>
+        <w:t>apparent</w:t>
+      </w:r>
+      <w:r>
+        <w:t xml:space="preserve"> limitations. I have three screenshots that help explain what happened.</w:t>
+      </w:r>
+    </w:p>
+    <w:p>
+      <w:pPr>
+        <w:pStyle w:val="Heading2"/>
+      </w:pPr>
+      <w:r>
+        <w:t>Regular Files and Folders</w:t>
+      </w:r>
+    </w:p>
+    <w:p>
+      <w:pPr>
+        <w:pStyle w:val="BodyText"/>
+      </w:pPr>
+      <w:r>
+        <w:t xml:space="preserve">For the 55 </w:t>
+      </w:r>
+      <w:r>
+        <w:t>regular</w:t>
+      </w:r>
+      <w:r>
+        <w:t xml:space="preserve"> files that weren't deleted, Autopsy was </w:t>
+      </w:r>
+      <w:r>
+        <w:t>nearly</w:t>
+      </w:r>
+      <w:r>
+        <w:t xml:space="preserve"> perfect</w:t>
+      </w:r>
+      <w:r>
+        <w:t xml:space="preserve"> on them</w:t>
+      </w:r>
+      <w:r>
+        <w:t>. It got a 98.2% accuracy rate.</w:t>
+      </w:r>
+      <w:r>
+        <w:t xml:space="preserve"> Only one of them returned a hash mismatch due to a known issue with metadata updating during the imaging process.</w:t>
+      </w:r>
+    </w:p>
+    <w:p>
+      <w:pPr>
+        <w:pStyle w:val="BodyText"/>
+      </w:pPr>
+      <w:r>
+        <w:rPr>
+          <w:b/>
+          <w:bCs/>
+        </w:rPr>
+        <w:t xml:space="preserve">Analysis of </w:t>
+      </w:r>
+      <w:r>
+        <w:rPr>
+          <w:b/>
+          <w:bCs/>
+        </w:rPr>
+        <w:t>the Folders</w:t>
+      </w:r>
+      <w:r>
+        <w:t xml:space="preserve"> </w:t>
+      </w:r>
+      <w:r>
+        <w:rPr>
+          <w:b/>
+          <w:bCs/>
+        </w:rPr>
+        <w:t>(</w:t>
+      </w:r>
+      <w:r>
+        <w:rPr>
+          <w:b/>
+          <w:bCs/>
+        </w:rPr>
+        <w:t>Fig.</w:t>
+      </w:r>
+      <w:r>
+        <w:rPr>
+          <w:b/>
+          <w:bCs/>
+        </w:rPr>
+        <w:t xml:space="preserve"> 1): </w:t>
+      </w:r>
+      <w:r>
+        <w:t xml:space="preserve">One of the best </w:t>
+      </w:r>
+      <w:r>
+        <w:t>features of</w:t>
+      </w:r>
+      <w:r>
+        <w:t xml:space="preserve"> Autopsy </w:t>
+      </w:r>
+      <w:r>
+        <w:t xml:space="preserve">is that it </w:t>
+      </w:r>
+      <w:r>
+        <w:t xml:space="preserve">is able to </w:t>
+      </w:r>
+      <w:r>
+        <w:t>rebuild</w:t>
+      </w:r>
+      <w:r>
+        <w:t xml:space="preserve"> the folder structure. Looking at the first screenshot, you can see that even though I deleted a </w:t>
+      </w:r>
+      <w:r>
+        <w:t>lot</w:t>
+      </w:r>
+      <w:r>
+        <w:t xml:space="preserve"> of </w:t>
+      </w:r>
+      <w:r>
+        <w:t>documents and images</w:t>
+      </w:r>
+      <w:r>
+        <w:t xml:space="preserve">, it still </w:t>
+      </w:r>
+      <w:r>
+        <w:t>displays</w:t>
+      </w:r>
+      <w:r>
+        <w:t xml:space="preserve"> the </w:t>
+      </w:r>
+      <w:r>
+        <w:t>entire</w:t>
+      </w:r>
+      <w:r>
+        <w:t xml:space="preserve"> folder tree for vol4. It found the $</w:t>
+      </w:r>
+      <w:r>
+        <w:t>Deleted</w:t>
+      </w:r>
+      <w:r>
+        <w:t xml:space="preserve"> </w:t>
+      </w:r>
+      <w:r>
+        <w:t xml:space="preserve">folder </w:t>
+      </w:r>
+      <w:r>
+        <w:t>and the user folders</w:t>
+      </w:r>
+      <w:r>
+        <w:t>,</w:t>
+      </w:r>
+      <w:r>
+        <w:t xml:space="preserve"> </w:t>
+      </w:r>
+      <w:r>
+        <w:t>such as</w:t>
+      </w:r>
+      <w:r>
+        <w:t xml:space="preserve"> "Documents"</w:t>
+      </w:r>
+      <w:r>
+        <w:t xml:space="preserve">, </w:t>
+      </w:r>
+      <w:r>
+        <w:t>"Photos"</w:t>
+      </w:r>
+      <w:r>
+        <w:t>, and “Secrets.”</w:t>
+      </w:r>
+    </w:p>
+    <w:p>
+      <w:pPr>
+        <w:pStyle w:val="BodyText"/>
+      </w:pPr>
+      <w:r>
+        <w:t>This is</w:t>
+      </w:r>
+      <w:r>
+        <w:t xml:space="preserve"> quite</w:t>
+      </w:r>
+      <w:r>
+        <w:t xml:space="preserve"> important because in a real</w:t>
+      </w:r>
+      <w:r>
+        <w:t>-life</w:t>
+      </w:r>
+      <w:r>
+        <w:t xml:space="preserve"> investigation, proving that a folder named "Secrets" existed is just as important as finding the files inside it. It tells us about the intent of the user. The screenshot </w:t>
+      </w:r>
+      <w:r>
+        <w:t>shows us</w:t>
+      </w:r>
+      <w:r>
+        <w:t xml:space="preserve"> that Autopsy is </w:t>
+      </w:r>
+      <w:r>
+        <w:t>exceptionally skilled</w:t>
+      </w:r>
+      <w:r>
+        <w:t xml:space="preserve"> at reading the MFT structure</w:t>
+      </w:r>
+      <w:r>
+        <w:t>,</w:t>
+      </w:r>
+      <w:r>
+        <w:t xml:space="preserve"> even when </w:t>
+      </w:r>
+      <w:r>
+        <w:t xml:space="preserve">the </w:t>
+      </w:r>
+      <w:r>
+        <w:t>files</w:t>
+      </w:r>
+      <w:r>
+        <w:t xml:space="preserve"> are deleted.</w:t>
+      </w:r>
+    </w:p>
+    <w:p>
+      <w:pPr>
+        <w:pStyle w:val="bulletlist"/>
+      </w:pPr>
+      <w:r>
+        <w:rPr>
+          <w:i/>
+          <w:iCs/>
+        </w:rPr>
+        <w:t>Visual Verification:</w:t>
+      </w:r>
+      <w:r>
+        <w:t xml:space="preserve"> The directory structure was reconstructed perfectly.</w:t>
+      </w:r>
+    </w:p>
+    <w:p>
+      <w:pPr>
+        <w:pStyle w:val="bulletlist"/>
+      </w:pPr>
+      <w:r>
+        <w:rPr>
+          <w:i/>
+          <w:iCs/>
+        </w:rPr>
         <w:t>Integrity:</w:t>
       </w:r>
       <w:r>
-        <w:t xml:space="preserve"> Do the hashes of extracted files match their original, known hashes?</w:t>
+        <w:t xml:space="preserve"> All 55 extracted files had </w:t>
+      </w:r>
+      <w:r>
+        <w:t xml:space="preserve">the </w:t>
+      </w:r>
+      <w:r>
+        <w:t xml:space="preserve">hashes </w:t>
+      </w:r>
+      <w:r>
+        <w:t xml:space="preserve">that </w:t>
+      </w:r>
+      <w:r>
+        <w:t>match</w:t>
+      </w:r>
+      <w:r>
+        <w:t xml:space="preserve">ed with </w:t>
+      </w:r>
+      <w:r>
+        <w:t>the Ground Truth.</w:t>
       </w:r>
     </w:p>
     <w:p>
       <w:pPr>
         <w:pStyle w:val="bulletlist"/>
+      </w:pPr>
+      <w:r>
+        <w:rPr>
+          <w:i/>
+          <w:iCs/>
+        </w:rPr>
+        <w:t>Implication:</w:t>
+      </w:r>
+      <w:r>
+        <w:t xml:space="preserve"> This confirm</w:t>
+      </w:r>
+      <w:r>
+        <w:t>ed</w:t>
+      </w:r>
+      <w:r>
+        <w:t xml:space="preserve"> that Autopsy’s TSK core correctly parses the NTFS MFT and Bitmap attributes for active files.</w:t>
+      </w:r>
+    </w:p>
+    <w:p>
+      <w:pPr>
+        <w:pStyle w:val="bulletlist"/>
+      </w:pPr>
+      <w:r>
+        <w:rPr>
+          <w:i/>
+          <w:iCs/>
+        </w:rPr>
+        <w:t>Forensic Implication:</w:t>
+      </w:r>
+      <w:r>
+        <w:t xml:space="preserve"> </w:t>
+      </w:r>
+      <w:r>
+        <w:t>Preserving</w:t>
+      </w:r>
+      <w:r>
+        <w:t xml:space="preserve"> the directory structure is critical. Even if </w:t>
+      </w:r>
+      <w:r>
+        <w:t xml:space="preserve">the </w:t>
+      </w:r>
+      <w:r>
+        <w:t xml:space="preserve">file content is lost, </w:t>
+      </w:r>
+      <w:r>
+        <w:t xml:space="preserve">the </w:t>
+      </w:r>
+      <w:r>
+        <w:t>pro</w:t>
+      </w:r>
+      <w:r>
+        <w:t>of</w:t>
+      </w:r>
+      <w:r>
+        <w:t xml:space="preserve"> that a folder named "Secrets" existed provides context that a </w:t>
+      </w:r>
+      <w:r>
+        <w:t xml:space="preserve">regular </w:t>
+      </w:r>
+      <w:r>
+        <w:t xml:space="preserve">raw data carve would </w:t>
+      </w:r>
+      <w:r>
+        <w:t xml:space="preserve">clearly </w:t>
+      </w:r>
+      <w:r>
+        <w:t xml:space="preserve">miss. Autopsy correctly interpreted the parent-child relationships defined in the MFT, proving </w:t>
+      </w:r>
+      <w:r>
+        <w:t xml:space="preserve">that </w:t>
+      </w:r>
+      <w:r>
+        <w:t>its parsing engine is reliable even when the "Allocated" bit is flipped to zero.</w:t>
+      </w:r>
+    </w:p>
+    <w:p>
+      <w:pPr>
+        <w:pStyle w:val="figurecaption"/>
         <w:numPr>
           <w:ilvl w:val="0"/>
           <w:numId w:val="0"/>
         </w:numPr>
-        <w:ind w:start="28.80pt" w:hanging="14.40pt"/>
-      </w:pPr>
-      <w:r>
-        <w:t>The procedure involved creating a new case in Autopsy f</w:t>
-      </w:r>
-      <w:r>
-        <w:t>or each test run, processing the 2 GB disk image with all default ingest modules enabled, and then exporting the generated reports (e.g., file lists, web artifacts).</w:t>
-      </w:r>
-    </w:p>
-    <w:p>
-      <w:pPr>
-        <w:pStyle w:val="Heading2"/>
-      </w:pPr>
-      <w:r>
-        <w:t>Analysis Metrics</w:t>
-      </w:r>
-    </w:p>
-    <w:p>
-      <w:pPr>
-        <w:pStyle w:val="BodyText"/>
-      </w:pPr>
-      <w:r>
-        <w:t>The exported results were programmatically and manually cross-checked with the ground-truth dataset. The following metrics were calculated:</w:t>
-      </w:r>
-    </w:p>
-    <w:p>
-      <w:pPr>
-        <w:pStyle w:val="bulletlist"/>
-      </w:pPr>
-      <w:r>
-        <w:t>Percentage of successfully recovered allocated files.</w:t>
-      </w:r>
-    </w:p>
-    <w:p>
-      <w:pPr>
-        <w:pStyle w:val="bulletlist"/>
-      </w:pPr>
-      <w:r>
-        <w:t>Percentage of successfully recovered deleted files.</w:t>
-      </w:r>
-    </w:p>
-    <w:p>
-      <w:pPr>
-        <w:pStyle w:val="bulletlist"/>
-      </w:pPr>
-      <w:r>
-        <w:t>Number of false positives (artifacts reported that did not exist).</w:t>
-      </w:r>
-    </w:p>
-    <w:p>
-      <w:pPr>
-        <w:pStyle w:val="bulletlist"/>
-      </w:pPr>
-      <w:r>
-        <w:t>Number of false negatives (known artifacts that were not found).</w:t>
-      </w:r>
-    </w:p>
-    <w:p>
-      <w:pPr>
-        <w:pStyle w:val="bulletlist"/>
-      </w:pPr>
-      <w:r>
-        <w:lastRenderedPageBreak/>
-        <w:t>Discrepancies in metadata (e.g., timestamps, file ownership).</w:t>
-      </w:r>
-    </w:p>
-    <w:p>
-      <w:pPr>
-        <w:pStyle w:val="bulletlist"/>
-      </w:pPr>
-      <w:r>
-        <w:t>Consistency of results across the three identical test runs.</w:t>
-      </w:r>
-    </w:p>
-    <w:p>
-      <w:pPr>
-        <w:pStyle w:val="Heading1"/>
-      </w:pPr>
-      <w:r>
-        <w:t xml:space="preserve">Results and </w:t>
-      </w:r>
-      <w:r>
-        <w:t>D</w:t>
-      </w:r>
-      <w:r>
-        <w:t>iscussion</w:t>
-      </w:r>
-    </w:p>
-    <w:p>
-      <w:pPr>
-        <w:pStyle w:val="BodyText"/>
-      </w:pPr>
-      <w:r>
-        <w:t>After the text edit has been completed, the paper is ready for the template. Duplicate the template file by using the Save As command, and use the naming convention prescribed by your conference for the name of your paper. In this newly created file, highlight all of the contents and import your prepared text file. You are now ready to style your paper; use the scroll down window on the left of the MS Word Formatting toolbar.</w:t>
+      </w:pPr>
+    </w:p>
+    <w:p>
+      <w:pPr>
+        <w:pStyle w:val="figurecaption"/>
+        <w:numPr>
+          <w:ilvl w:val="0"/>
+          <w:numId w:val="0"/>
+        </w:numPr>
+      </w:pPr>
+      <w:r>
+        <w:drawing>
+          <wp:inline distT="0" distB="0" distL="0" distR="0" wp14:anchorId="17BBDAE5" wp14:editId="41441D89">
+            <wp:extent cx="3089910" cy="2840355"/>
+            <wp:effectExtent l="0" t="0" r="0" b="4445"/>
+            <wp:docPr id="427524631" name="Picture 1" descr="A screenshot of a computer&#10;&#10;AI-generated content may be incorrect."/>
+            <wp:cNvGraphicFramePr>
+              <a:graphicFrameLocks xmlns:a="http://purl.oclc.org/ooxml/drawingml/main" noChangeAspect="1"/>
+            </wp:cNvGraphicFramePr>
+            <a:graphic xmlns:a="http://purl.oclc.org/ooxml/drawingml/main">
+              <a:graphicData uri="http://purl.oclc.org/ooxml/drawingml/picture">
+                <pic:pic xmlns:pic="http://purl.oclc.org/ooxml/drawingml/picture">
+                  <pic:nvPicPr>
+                    <pic:cNvPr id="427524631" name="Picture 1" descr="A screenshot of a computer&#10;&#10;AI-generated content may be incorrect."/>
+                    <pic:cNvPicPr/>
+                  </pic:nvPicPr>
+                  <pic:blipFill>
+                    <a:blip r:embed="rId9"/>
+                    <a:stretch>
+                      <a:fillRect/>
+                    </a:stretch>
+                  </pic:blipFill>
+                  <pic:spPr>
+                    <a:xfrm>
+                      <a:off x="0" y="0"/>
+                      <a:ext cx="3089910" cy="2840355"/>
+                    </a:xfrm>
+                    <a:prstGeom prst="rect">
+                      <a:avLst/>
+                    </a:prstGeom>
+                  </pic:spPr>
+                </pic:pic>
+              </a:graphicData>
+            </a:graphic>
+          </wp:inline>
+        </w:drawing>
+      </w:r>
+    </w:p>
+    <w:p>
+      <w:pPr>
+        <w:pStyle w:val="figurecaption"/>
+      </w:pPr>
+      <w:r>
+        <w:t>Reconstructed Directory Tree</w:t>
+      </w:r>
+      <w:r>
+        <w:t xml:space="preserve">. </w:t>
+      </w:r>
+      <w:r>
+        <w:t>(</w:t>
+      </w:r>
+      <w:r>
+        <w:rPr>
+          <w:i/>
+          <w:iCs/>
+        </w:rPr>
+        <w:t>Autopsy successfully parsed the NTFS MFT to rebuild the folder structure despite the deletion events.</w:t>
+      </w:r>
+      <w:r>
+        <w:rPr>
+          <w:i/>
+          <w:iCs/>
+        </w:rPr>
+        <w:t xml:space="preserve"> </w:t>
+      </w:r>
+      <w:r>
+        <w:rPr>
+          <w:b/>
+          <w:bCs/>
+          <w:i/>
+          <w:iCs/>
+        </w:rPr>
+        <w:t>Note</w:t>
+      </w:r>
+      <w:r>
+        <w:rPr>
+          <w:i/>
+          <w:iCs/>
+        </w:rPr>
+        <w:t xml:space="preserve">: There may be </w:t>
+      </w:r>
+      <w:r>
+        <w:rPr>
+          <w:i/>
+          <w:iCs/>
+        </w:rPr>
+        <w:t xml:space="preserve">an </w:t>
+      </w:r>
+      <w:r>
+        <w:rPr>
+          <w:i/>
+          <w:iCs/>
+        </w:rPr>
+        <w:t>inconsistent number of documents and images due to the issues when setting up the experiment.</w:t>
+      </w:r>
+      <w:r>
+        <w:t>)</w:t>
+      </w:r>
+    </w:p>
+    <w:p>
+      <w:pPr>
+        <w:pStyle w:val="figurecaption"/>
+        <w:numPr>
+          <w:ilvl w:val="0"/>
+          <w:numId w:val="0"/>
+        </w:numPr>
+        <w:rPr>
+          <w:sz w:val="20"/>
+          <w:szCs w:val="20"/>
+        </w:rPr>
+      </w:pPr>
+      <w:r>
+        <w:rPr>
+          <w:sz w:val="20"/>
+          <w:szCs w:val="20"/>
+        </w:rPr>
+        <w:tab/>
+      </w:r>
+      <w:r>
+        <w:rPr>
+          <w:b/>
+          <w:bCs/>
+          <w:sz w:val="20"/>
+          <w:szCs w:val="20"/>
+        </w:rPr>
+        <w:t>Setup Contamination Note:</w:t>
+      </w:r>
+      <w:r>
+        <w:rPr>
+          <w:sz w:val="20"/>
+          <w:szCs w:val="20"/>
+        </w:rPr>
+        <w:t xml:space="preserve"> </w:t>
+      </w:r>
+      <w:r>
+        <w:rPr>
+          <w:sz w:val="20"/>
+          <w:szCs w:val="20"/>
+        </w:rPr>
+        <w:t>Although</w:t>
+      </w:r>
+      <w:r>
+        <w:rPr>
+          <w:sz w:val="20"/>
+          <w:szCs w:val="20"/>
+        </w:rPr>
+        <w:t xml:space="preserve"> the experimental design </w:t>
+      </w:r>
+      <w:r>
+        <w:rPr>
+          <w:sz w:val="20"/>
+          <w:szCs w:val="20"/>
+        </w:rPr>
+        <w:t>specified</w:t>
+      </w:r>
+      <w:r>
+        <w:rPr>
+          <w:sz w:val="20"/>
+          <w:szCs w:val="20"/>
+        </w:rPr>
+        <w:t xml:space="preserve"> a </w:t>
+      </w:r>
+      <w:r>
+        <w:rPr>
+          <w:sz w:val="20"/>
+          <w:szCs w:val="20"/>
+        </w:rPr>
+        <w:t>ground truth</w:t>
+      </w:r>
+      <w:r>
+        <w:rPr>
+          <w:sz w:val="20"/>
+          <w:szCs w:val="20"/>
+        </w:rPr>
+        <w:t xml:space="preserve"> of 55 user-created files (25 documents and 30 images), the raw file list generated by Autopsy </w:t>
+      </w:r>
+      <w:r>
+        <w:rPr>
+          <w:sz w:val="20"/>
+          <w:szCs w:val="20"/>
+        </w:rPr>
+        <w:t>reveals</w:t>
+      </w:r>
+      <w:r>
+        <w:rPr>
+          <w:sz w:val="20"/>
+          <w:szCs w:val="20"/>
+        </w:rPr>
+        <w:t xml:space="preserve"> a total file count </w:t>
+      </w:r>
+      <w:r>
+        <w:rPr>
+          <w:sz w:val="20"/>
+          <w:szCs w:val="20"/>
+        </w:rPr>
+        <w:t>exceeding</w:t>
+      </w:r>
+      <w:r>
+        <w:rPr>
+          <w:sz w:val="20"/>
+          <w:szCs w:val="20"/>
+        </w:rPr>
+        <w:t xml:space="preserve"> 55. This is due to the inherent nature of the NTFS file system and the testing setup. The disk image was created within a running Windows 10 Virtual Machine, leading to the necessary inclusion of system-generated files (e.g., $LogFile, $MFT, $Secure, and \$Recycle.Bin) and numerous temporary files created by the operating system during the brief period of file creation. </w:t>
+      </w:r>
+      <w:r>
+        <w:rPr>
+          <w:sz w:val="20"/>
+          <w:szCs w:val="20"/>
+        </w:rPr>
+        <w:t xml:space="preserve">Furthermore, due to running the experiment a few times for different results there are also cases where this interfered with the directory structure. </w:t>
+      </w:r>
+      <w:r>
+        <w:rPr>
+          <w:sz w:val="20"/>
+          <w:szCs w:val="20"/>
+        </w:rPr>
+        <w:t>These system files</w:t>
+      </w:r>
+      <w:r>
+        <w:rPr>
+          <w:sz w:val="20"/>
+          <w:szCs w:val="20"/>
+        </w:rPr>
+        <w:t xml:space="preserve"> and errors</w:t>
+      </w:r>
+      <w:r>
+        <w:rPr>
+          <w:sz w:val="20"/>
+          <w:szCs w:val="20"/>
+        </w:rPr>
+        <w:t xml:space="preserve">, while present in the file list screenshot, were excluded from the </w:t>
+      </w:r>
+      <w:r>
+        <w:rPr>
+          <w:sz w:val="20"/>
+          <w:szCs w:val="20"/>
+        </w:rPr>
+        <w:t xml:space="preserve">actual </w:t>
+      </w:r>
+      <w:r>
+        <w:rPr>
+          <w:sz w:val="20"/>
+          <w:szCs w:val="20"/>
+        </w:rPr>
+        <w:t>validation count in TABLE I as they were not part of the controlled ground-truth dataset.</w:t>
+      </w:r>
+      <w:r>
+        <w:rPr>
+          <w:sz w:val="20"/>
+          <w:szCs w:val="20"/>
+        </w:rPr>
+        <w:t xml:space="preserve"> </w:t>
+      </w:r>
+    </w:p>
+    <w:p>
+      <w:pPr>
+        <w:pStyle w:val="figurecaption"/>
+        <w:numPr>
+          <w:ilvl w:val="0"/>
+          <w:numId w:val="0"/>
+        </w:numPr>
+        <w:rPr>
+          <w:sz w:val="20"/>
+          <w:szCs w:val="20"/>
+        </w:rPr>
+      </w:pPr>
+      <w:r>
+        <w:rPr>
+          <w:sz w:val="20"/>
+          <w:szCs w:val="20"/>
+        </w:rPr>
+        <w:tab/>
+      </w:r>
+      <w:r>
+        <w:rPr>
+          <w:sz w:val="20"/>
+          <w:szCs w:val="20"/>
+        </w:rPr>
+        <w:t>The results, summarized in TABLE I, indicate a high degree of reliability for allocated (non-deleted) files. Autopsy successfully recovered all 25 documents and their metadata accurately.</w:t>
       </w:r>
     </w:p>
     <w:p>
@@ -795,7 +2996,7 @@
               </w:rPr>
             </w:pPr>
             <w:r>
-              <w:t>Allocated Documents</w:t>
+              <w:t>Documents</w:t>
             </w:r>
           </w:p>
         </w:tc>
@@ -894,7 +3095,7 @@
               <w:jc w:val="center"/>
             </w:pPr>
             <w:r>
-              <w:t>Allocated Images</w:t>
+              <w:t>Images</w:t>
             </w:r>
           </w:p>
         </w:tc>
@@ -1117,670 +3318,288 @@
     </w:p>
     <w:p>
       <w:pPr>
+        <w:ind w:firstLine="36pt"/>
+        <w:jc w:val="both"/>
+      </w:pPr>
+      <w:r>
+        <w:t xml:space="preserve">The primary limitation was observed in the recovery of deleted files. Autopsy identified and recovered 12 of the 15 deleted files (80% accuracy), failing to find </w:t>
+      </w:r>
+      <w:r>
+        <w:t>three</w:t>
+      </w:r>
+      <w:r>
+        <w:t xml:space="preserve"> files that were permanently deleted (Shift+Delete). This represents a known boundary condition for most </w:t>
+      </w:r>
+      <w:r>
+        <w:t xml:space="preserve">of the </w:t>
+      </w:r>
+      <w:r>
+        <w:t xml:space="preserve">file system-based recovery tools. All three test runs produced </w:t>
+      </w:r>
+      <w:r>
+        <w:t>similar</w:t>
+      </w:r>
+      <w:r>
+        <w:t xml:space="preserve"> results, confirming the tool's repeatability.</w:t>
+      </w:r>
+    </w:p>
+    <w:p>
+      <w:pPr>
+        <w:pStyle w:val="Heading2"/>
+      </w:pPr>
+      <w:r>
+        <w:t>The Issue with Recovering Deleted Files</w:t>
+      </w:r>
+    </w:p>
+    <w:p>
+      <w:pPr>
+        <w:ind w:firstLine="14.40pt"/>
+        <w:jc w:val="both"/>
+      </w:pPr>
+      <w:r>
+        <w:t>The recovery of deleted content presented a much more nuanced picture, highlighting the specific "Shift+Delete" limitation.</w:t>
+      </w:r>
+    </w:p>
+    <w:p>
+      <w:pPr>
         <w:pStyle w:val="figurecaption"/>
-      </w:pPr>
-      <w:r>
-        <w:t xml:space="preserve">Example of a figure </w:t>
-      </w:r>
-      <w:r>
-        <w:t>caption</w:t>
-      </w:r>
-      <w:r>
-        <w:t xml:space="preserve">. </w:t>
-      </w:r>
-      <w:r>
-        <w:rPr>
-          <w:iCs/>
-        </w:rPr>
-        <w:t>(</w:t>
-      </w:r>
+        <w:numPr>
+          <w:ilvl w:val="0"/>
+          <w:numId w:val="0"/>
+        </w:numPr>
+        <w:rPr>
+          <w:sz w:val="20"/>
+          <w:szCs w:val="20"/>
+        </w:rPr>
+      </w:pPr>
+      <w:r>
+        <w:rPr>
+          <w:sz w:val="20"/>
+          <w:szCs w:val="20"/>
+        </w:rPr>
+        <w:tab/>
+        <w:t xml:space="preserve">The </w:t>
+      </w:r>
+      <w:r>
+        <w:rPr>
+          <w:sz w:val="20"/>
+          <w:szCs w:val="20"/>
+        </w:rPr>
+        <w:t>S</w:t>
+      </w:r>
+      <w:r>
+        <w:rPr>
+          <w:sz w:val="20"/>
+          <w:szCs w:val="20"/>
+        </w:rPr>
+        <w:t>ecrets.txt Partial Recovery (</w:t>
+      </w:r>
+      <w:r>
+        <w:rPr>
+          <w:sz w:val="20"/>
+          <w:szCs w:val="20"/>
+        </w:rPr>
+        <w:t>Fig.</w:t>
+      </w:r>
+      <w:r>
+        <w:rPr>
+          <w:sz w:val="20"/>
+          <w:szCs w:val="20"/>
+        </w:rPr>
+        <w:t xml:space="preserve"> 2):</w:t>
+      </w:r>
+      <w:r>
+        <w:rPr>
+          <w:sz w:val="20"/>
+          <w:szCs w:val="20"/>
+        </w:rPr>
+        <w:t xml:space="preserve"> The second screenshot shows the limitation I found with the </w:t>
+      </w:r>
+      <w:r>
+        <w:rPr>
+          <w:sz w:val="20"/>
+          <w:szCs w:val="20"/>
+        </w:rPr>
+        <w:t>S</w:t>
+      </w:r>
+      <w:r>
+        <w:rPr>
+          <w:sz w:val="20"/>
+          <w:szCs w:val="20"/>
+        </w:rPr>
+        <w:t>ecrets.txt file. Autopsy listed the file and even showed the time it was deleted. If you just looked at the list, you would think you recovered it.</w:t>
+      </w:r>
+    </w:p>
+    <w:p>
+      <w:pPr>
+        <w:ind w:firstLine="14.40pt"/>
+        <w:jc w:val="both"/>
+      </w:pPr>
+      <w:r>
+        <w:t>However, the screenshot of the Hex View at the bottom tells a different story. Instead of the words "</w:t>
+      </w:r>
+      <w:r>
+        <w:t xml:space="preserve">The secret password is password :),” </w:t>
+      </w:r>
+      <w:r>
+        <w:t xml:space="preserve">it just </w:t>
+      </w:r>
+      <w:r>
+        <w:t>displays</w:t>
+      </w:r>
+      <w:r>
+        <w:t xml:space="preserve"> a bunch of random binary code. This happens because the OS reused that space on the hard </w:t>
+      </w:r>
+      <w:r>
+        <w:t>d</w:t>
+      </w:r>
+      <w:r>
+        <w:t>rive</w:t>
+      </w:r>
+      <w:r>
+        <w:t xml:space="preserve"> almost immediately. So, Autopsy found the "map" to the file, but the "house" was already gone. This shows a </w:t>
+      </w:r>
+      <w:r>
+        <w:t>significant</w:t>
+      </w:r>
+      <w:r>
+        <w:t xml:space="preserve"> inconsistency: just because the metadata is there doesn't mean the data is there.</w:t>
+      </w:r>
+    </w:p>
+    <w:p>
+      <w:pPr>
+        <w:ind w:firstLine="14.40pt"/>
+        <w:jc w:val="both"/>
+      </w:pPr>
+    </w:p>
+    <w:p>
+      <w:pPr>
+        <w:pStyle w:val="bulletlist"/>
+      </w:pPr>
       <w:r>
         <w:rPr>
           <w:i/>
           <w:iCs/>
         </w:rPr>
-        <w:t>figure caption</w:t>
-      </w:r>
-      <w:r>
-        <w:rPr>
-          <w:iCs/>
-        </w:rPr>
-        <w:t>)</w:t>
-      </w:r>
-    </w:p>
-    <w:p>
-      <w:pPr>
-        <w:pStyle w:val="BodyText"/>
-      </w:pPr>
-      <w:r>
-        <w:t>The results, summarized in TABLE I, indicate a high degree of reliability for allocated (non-deleted) files. Autopsy successfully recovered all 25 documents and their metadata accurately.</w:t>
-      </w:r>
-    </w:p>
-    <w:p>
-      <w:pPr>
-        <w:pStyle w:val="BodyText"/>
-      </w:pPr>
-      <w:r>
-        <w:t>A minor inconsistency was observed with allocated images: one</w:t>
-      </w:r>
-      <w:r>
-        <w:t xml:space="preserve"> .jpg f</w:t>
-      </w:r>
-      <w:r>
-        <w:t>ile had its "Created" timestamp shifted by several hours, an issue likely related to timezone interpretation (e.g., UTC vs. local time) in the file's EXIF data versus the file system's metadata.</w:t>
-      </w:r>
-    </w:p>
-    <w:p>
-      <w:pPr>
-        <w:pStyle w:val="BodyText"/>
-      </w:pPr>
-      <w:r>
-        <w:t>The primary limitation was observed in the recovery of deleted files. Autopsy identified and recovered 12 of the 15 deleted files (80% accuracy), failing to find 3 files that were permanently deleted (Shift+Delete). This represents a known boundary condition for most file system-based recovery tools. All three test runs produced identical results, confirming the tool's repeatability.</w:t>
-      </w:r>
-    </w:p>
-    <w:p>
-      <w:pPr>
-        <w:pStyle w:val="BodyText"/>
-      </w:pPr>
-      <w:r>
-        <w:t>These results align with expectations for open-source forensic tools: strong performance in standard cases, with limited reliability for artifacts that require more advanced data carving or file system reconstruction. Documenting such limitations is critical for ensuring investigators understand the tool's boundaries before presenting evidence in court.</w:t>
-      </w:r>
-    </w:p>
-    <w:p>
-      <w:pPr>
-        <w:pStyle w:val="Heading1"/>
-      </w:pPr>
-      <w:r>
-        <w:t>D</w:t>
-      </w:r>
-      <w:r>
-        <w:t>iscussion</w:t>
-      </w:r>
-      <w:r>
-        <w:t xml:space="preserve"> of Legal and Practical Implications</w:t>
-      </w:r>
-    </w:p>
-    <w:p>
-      <w:pPr>
-        <w:pStyle w:val="BodyText"/>
-      </w:pPr>
-      <w:r>
-        <w:t>Tool validation, even in this lightweight form, directly strengthens the admissibility of digital evidence. By following a documented procedure based on SWGDE principles, an expert can testify not only to what was found but why the tool used to find it is reliable [2].</w:t>
-      </w:r>
-    </w:p>
-    <w:p>
-      <w:pPr>
-        <w:pStyle w:val="BodyText"/>
-      </w:pPr>
-      <w:r>
-        <w:t xml:space="preserve">Documenting known limitations (e.g., the 80% recovery rate for deleted files in this specific test) allows an expert to proactively address potential cross-examination points. For smaller forensic labs, this framework is practical to replicate with minimal resources. It can be adapted to test new versions </w:t>
-      </w:r>
-      <w:r>
-        <w:t>of Autopsy or other tools in their workflow, building internal trust and creating a defensible validation record.</w:t>
-      </w:r>
-    </w:p>
-    <w:p>
-      <w:pPr>
-        <w:pStyle w:val="Heading1"/>
-      </w:pPr>
-      <w:r>
-        <w:t>Conclusion and Future Work</w:t>
-      </w:r>
-    </w:p>
-    <w:p>
-      <w:pPr>
-        <w:pStyle w:val="BodyText"/>
-      </w:pPr>
-      <w:r>
-        <w:t>This paper demonstrated a lightweight yet rigorous framework for validating the Autopsy open-source forensic suite. Autopsy v4.21 showed high consistency, repeatability, and accuracy in general file recovery but moderate performance in deleted file analysis.</w:t>
-      </w:r>
-    </w:p>
-    <w:p>
-      <w:pPr>
-        <w:pStyle w:val="BodyText"/>
-      </w:pPr>
-      <w:r>
-        <w:t>Future work includes expanding the dataset to other file systems (e.g., FAT32, ext4), testing a wider range of artifacts (e.g., registry entries, email), and comparing Autopsy's performance directly against other forensic suites such as FTK Imager or X-Ways.</w:t>
-      </w:r>
-    </w:p>
-    <w:p>
-      <w:pPr>
-        <w:pStyle w:val="Heading2"/>
-      </w:pPr>
-      <w:r>
-        <w:t>Authors</w:t>
-      </w:r>
-      <w:r>
-        <w:t xml:space="preserve"> and Affiliations</w:t>
-      </w:r>
-    </w:p>
-    <w:p>
-      <w:pPr>
-        <w:pStyle w:val="BodyText"/>
-      </w:pPr>
-      <w:r>
-        <w:rPr>
-          <w:b/>
-        </w:rPr>
-        <w:t xml:space="preserve">The template is </w:t>
-      </w:r>
-      <w:r>
-        <w:rPr>
-          <w:b/>
-        </w:rPr>
-        <w:t>designed</w:t>
-      </w:r>
-      <w:r>
-        <w:rPr>
-          <w:b/>
-          <w:lang w:val="en-US"/>
-        </w:rPr>
-        <w:t xml:space="preserve"> for,</w:t>
-      </w:r>
-      <w:r>
-        <w:rPr>
-          <w:b/>
-        </w:rPr>
-        <w:t xml:space="preserve"> but not limited to</w:t>
-      </w:r>
-      <w:r>
-        <w:rPr>
-          <w:b/>
-          <w:lang w:val="en-US"/>
-        </w:rPr>
-        <w:t>,</w:t>
-      </w:r>
-      <w:r>
-        <w:rPr>
-          <w:b/>
-          <w:lang w:val="en-US"/>
-        </w:rPr>
-        <w:t xml:space="preserve"> </w:t>
-      </w:r>
-      <w:r>
-        <w:rPr>
-          <w:b/>
-          <w:lang w:val="en-US"/>
-        </w:rPr>
-        <w:t>six</w:t>
-      </w:r>
-      <w:r>
-        <w:rPr>
-          <w:b/>
-          <w:lang w:val="en-US"/>
-        </w:rPr>
-        <w:t xml:space="preserve"> authors.</w:t>
-      </w:r>
-      <w:r>
-        <w:rPr>
-          <w:lang w:val="en-US"/>
-        </w:rPr>
-        <w:t xml:space="preserve"> </w:t>
-      </w:r>
-      <w:r>
-        <w:rPr>
-          <w:lang w:val="en-US"/>
-        </w:rPr>
-        <w:t xml:space="preserve">A minimum of one author is required for all conference articles. </w:t>
-      </w:r>
-      <w:r>
-        <w:t>Author names should be listed starting from left to right and then moving down to the next line. This is the author sequence that will be used in future citations and by indexing services.</w:t>
-      </w:r>
-      <w:r>
-        <w:t xml:space="preserve"> </w:t>
-      </w:r>
-      <w:r>
-        <w:t>Names should not be listed in columns nor group by affiliation.</w:t>
-      </w:r>
-      <w:r>
-        <w:rPr>
-          <w:lang w:val="en-US"/>
-        </w:rPr>
-        <w:t xml:space="preserve"> </w:t>
-      </w:r>
-      <w:r>
-        <w:t>Please keep your affiliations as succinct as possible (for example, do not differentiate among departments of the same organization).</w:t>
-      </w:r>
-    </w:p>
-    <w:p>
-      <w:pPr>
-        <w:pStyle w:val="Heading3"/>
-      </w:pPr>
-      <w:r>
-        <w:t xml:space="preserve">For papers with more than six authors: </w:t>
-      </w:r>
-      <w:r>
-        <w:rPr>
-          <w:i w:val="0"/>
-        </w:rPr>
-        <w:t>Add author names horizontally, moving to a third row if needed for more than 8 authors.</w:t>
-      </w:r>
-    </w:p>
-    <w:p>
-      <w:pPr>
-        <w:pStyle w:val="Heading3"/>
-      </w:pPr>
-      <w:r>
-        <w:t xml:space="preserve">For </w:t>
-      </w:r>
-      <w:r>
-        <w:t xml:space="preserve">papers with less than </w:t>
-      </w:r>
-      <w:r>
-        <w:t>six</w:t>
-      </w:r>
-      <w:r>
-        <w:t xml:space="preserve"> authors</w:t>
-      </w:r>
-      <w:r>
-        <w:t xml:space="preserve">: </w:t>
-      </w:r>
-      <w:r>
-        <w:rPr>
-          <w:i w:val="0"/>
-        </w:rPr>
-        <w:t>To change the default, adjust the template as follows.</w:t>
-      </w:r>
-    </w:p>
-    <w:p>
-      <w:pPr>
-        <w:pStyle w:val="Heading4"/>
-      </w:pPr>
-      <w:r>
-        <w:t>Selection</w:t>
-      </w:r>
-      <w:r>
-        <w:t xml:space="preserve">: </w:t>
-      </w:r>
-      <w:r>
-        <w:rPr>
-          <w:i w:val="0"/>
-        </w:rPr>
-        <w:t>Highlight all author and affiliation lines.</w:t>
-      </w:r>
-    </w:p>
-    <w:p>
-      <w:pPr>
-        <w:pStyle w:val="Heading4"/>
-      </w:pPr>
-      <w:r>
-        <w:t>Change number of columns:</w:t>
-      </w:r>
-      <w:r>
-        <w:t xml:space="preserve"> </w:t>
-      </w:r>
-      <w:r>
-        <w:rPr>
-          <w:i w:val="0"/>
-        </w:rPr>
-        <w:t xml:space="preserve">Select the Columns icon from the MS Word Standard toolbar and then select </w:t>
-      </w:r>
-      <w:r>
-        <w:rPr>
-          <w:i w:val="0"/>
-        </w:rPr>
-        <w:t>the correct number of columns</w:t>
-      </w:r>
-      <w:r>
-        <w:rPr>
-          <w:i w:val="0"/>
-        </w:rPr>
-        <w:t xml:space="preserve"> from the selection palette.</w:t>
-      </w:r>
-    </w:p>
-    <w:p>
-      <w:pPr>
-        <w:pStyle w:val="Heading4"/>
-        <w:rPr>
-          <w:i w:val="0"/>
-        </w:rPr>
-      </w:pPr>
-      <w:r>
-        <w:t xml:space="preserve">Deletion: </w:t>
-      </w:r>
-      <w:r>
-        <w:rPr>
-          <w:i w:val="0"/>
-        </w:rPr>
-        <w:t xml:space="preserve">Delete the author and affiliation lines for the </w:t>
-      </w:r>
-      <w:r>
-        <w:rPr>
-          <w:i w:val="0"/>
-        </w:rPr>
-        <w:t>extra authors.</w:t>
-      </w:r>
-    </w:p>
-    <w:p>
-      <w:pPr>
-        <w:jc w:val="start"/>
+        <w:t>The Inconsistency:</w:t>
+      </w:r>
+      <w:r>
+        <w:t xml:space="preserve"> However, the Hex View (bottom pane) reveals a fatal flaw. Instead of the ASCII text </w:t>
+      </w:r>
+      <w:r>
+        <w:lastRenderedPageBreak/>
+        <w:t>"</w:t>
+      </w:r>
+      <w:r>
+        <w:rPr>
+          <w:lang w:val="en-US"/>
+        </w:rPr>
+        <w:t>The secret password is password :)</w:t>
+      </w:r>
+      <w:r>
+        <w:t>," the cluster contains binary noise (likely system log data).</w:t>
+      </w:r>
+    </w:p>
+    <w:p>
+      <w:pPr>
+        <w:pStyle w:val="bulletlist"/>
+      </w:pPr>
+      <w:r>
         <w:rPr>
           <w:i/>
           <w:iCs/>
-          <w:noProof/>
-        </w:rPr>
-      </w:pPr>
-    </w:p>
-    <w:p>
-      <w:pPr>
-        <w:pStyle w:val="Heading2"/>
-      </w:pPr>
-      <w:r>
-        <w:t>Identify</w:t>
-      </w:r>
-      <w:r>
-        <w:t xml:space="preserve"> the Headings</w:t>
-      </w:r>
-    </w:p>
-    <w:p>
-      <w:pPr>
-        <w:pStyle w:val="BodyText"/>
-      </w:pPr>
-      <w:r>
-        <w:t>Headings, or heads, are organizational devices that guide the reader through your paper. There are two types: component heads and text heads.</w:t>
-      </w:r>
-    </w:p>
-    <w:p>
-      <w:pPr>
-        <w:pStyle w:val="BodyText"/>
-      </w:pPr>
-      <w:r>
-        <w:t>Component heads identify the different components of your paper and are not topically subordinate to each other. Examples include Acknowledgments and References and, for these, the correct style to use is “Heading 5”. Use “figure caption” for your Figure captions, and “table head” for your table title. Run-in heads, such as “Abstract”, will require you to apply a style (in this case, italic) in addition to the style provided by the drop down menu to differentiate the head from the text.</w:t>
-      </w:r>
-    </w:p>
-    <w:p>
-      <w:pPr>
-        <w:pStyle w:val="BodyText"/>
-      </w:pPr>
-      <w:r>
-        <w:t>Text heads organize the topics on a relational, hierarchical basis. For example, the paper title is the primary text head because all subsequent material relates and elaborates on this one topic. If there are two or more sub-topics, the next level head (uppercase Roman numerals) should be used and, conversely, if there are not at least two sub-topics, then no subheads should be introduced. Styles named “Heading 1”, “Heading 2”, “Heading 3”, and “Heading 4” are prescribed.</w:t>
-      </w:r>
-    </w:p>
-    <w:p>
-      <w:pPr>
-        <w:pStyle w:val="Heading2"/>
-      </w:pPr>
-      <w:r>
-        <w:lastRenderedPageBreak/>
-        <w:t>Figures and Tables</w:t>
-      </w:r>
-    </w:p>
-    <w:p>
-      <w:pPr>
-        <w:pStyle w:val="Heading4"/>
-      </w:pPr>
-      <w:r>
-        <w:t xml:space="preserve"> </w:t>
-      </w:r>
-      <w:r>
-        <w:t xml:space="preserve">Positioning Figures and Tables: </w:t>
-      </w:r>
-      <w:r>
-        <w:rPr>
-          <w:i w:val="0"/>
-        </w:rPr>
-        <w:t>Place figures and tables at the top and bottom of columns. Avoid placing them in the middle of columns. Large figures and tables may span across both columns. Figure captions should be below the figures; table heads should appear above the tables. Insert figures and tables after they are cited in the text. Use the abbreviation “Fig. 1”, even at the beginning of a sentence.</w:t>
-      </w:r>
-    </w:p>
-    <w:p>
-      <w:pPr>
-        <w:pStyle w:val="tablehead"/>
-      </w:pPr>
-      <w:r>
-        <w:t>Table Type Styles</w:t>
-      </w:r>
-    </w:p>
-    <w:tbl>
-      <w:tblPr>
-        <w:tblW w:w="0pt" w:type="dxa"/>
-        <w:jc w:val="center"/>
-        <w:tblBorders>
-          <w:top w:val="single" w:sz="2" w:space="0" w:color="auto"/>
-          <w:start w:val="single" w:sz="2" w:space="0" w:color="auto"/>
-          <w:bottom w:val="single" w:sz="2" w:space="0" w:color="auto"/>
-          <w:end w:val="single" w:sz="2" w:space="0" w:color="auto"/>
-          <w:insideH w:val="single" w:sz="2" w:space="0" w:color="auto"/>
-          <w:insideV w:val="single" w:sz="2" w:space="0" w:color="auto"/>
-        </w:tblBorders>
-        <w:tblLayout w:type="fixed"/>
-        <w:tblLook w:firstRow="0" w:lastRow="0" w:firstColumn="0" w:lastColumn="0" w:noHBand="0" w:noVBand="0"/>
-      </w:tblPr>
-      <w:tblGrid>
-        <w:gridCol w:w="720"/>
-        <w:gridCol w:w="2340"/>
-        <w:gridCol w:w="900"/>
-        <w:gridCol w:w="900"/>
-      </w:tblGrid>
-      <w:tr>
-        <w:trPr>
-          <w:cantSplit/>
-          <w:trHeight w:val="240"/>
-          <w:tblHeader/>
-          <w:jc w:val="center"/>
-        </w:trPr>
-        <w:tc>
-          <w:tcPr>
-            <w:tcW w:w="36pt" w:type="dxa"/>
-            <w:vMerge w:val="restart"/>
-            <w:vAlign w:val="center"/>
-          </w:tcPr>
-          <w:p>
-            <w:pPr>
-              <w:pStyle w:val="tablecolhead"/>
-            </w:pPr>
-            <w:r>
-              <w:t>Table Head</w:t>
-            </w:r>
-          </w:p>
-        </w:tc>
-        <w:tc>
-          <w:tcPr>
-            <w:tcW w:w="207pt" w:type="dxa"/>
-            <w:gridSpan w:val="3"/>
-            <w:vAlign w:val="center"/>
-          </w:tcPr>
-          <w:p>
-            <w:pPr>
-              <w:pStyle w:val="tablecolhead"/>
-            </w:pPr>
-            <w:r>
-              <w:t>Table Column Head</w:t>
-            </w:r>
-          </w:p>
-        </w:tc>
-      </w:tr>
-      <w:tr>
-        <w:trPr>
-          <w:cantSplit/>
-          <w:trHeight w:val="240"/>
-          <w:tblHeader/>
-          <w:jc w:val="center"/>
-        </w:trPr>
-        <w:tc>
-          <w:tcPr>
-            <w:tcW w:w="36pt" w:type="dxa"/>
-            <w:vMerge/>
-          </w:tcPr>
-          <w:p>
-            <w:pPr>
-              <w:rPr>
-                <w:sz w:val="16"/>
-                <w:szCs w:val="16"/>
-              </w:rPr>
-            </w:pPr>
-          </w:p>
-        </w:tc>
-        <w:tc>
-          <w:tcPr>
-            <w:tcW w:w="117pt" w:type="dxa"/>
-            <w:vAlign w:val="center"/>
-          </w:tcPr>
-          <w:p>
-            <w:pPr>
-              <w:pStyle w:val="tablecolsubhead"/>
-            </w:pPr>
-            <w:r>
-              <w:t>Table column subhead</w:t>
-            </w:r>
-          </w:p>
-        </w:tc>
-        <w:tc>
-          <w:tcPr>
-            <w:tcW w:w="45pt" w:type="dxa"/>
-            <w:vAlign w:val="center"/>
-          </w:tcPr>
-          <w:p>
-            <w:pPr>
-              <w:pStyle w:val="tablecolsubhead"/>
-            </w:pPr>
-            <w:r>
-              <w:t>Subhead</w:t>
-            </w:r>
-          </w:p>
-        </w:tc>
-        <w:tc>
-          <w:tcPr>
-            <w:tcW w:w="45pt" w:type="dxa"/>
-            <w:vAlign w:val="center"/>
-          </w:tcPr>
-          <w:p>
-            <w:pPr>
-              <w:pStyle w:val="tablecolsubhead"/>
-            </w:pPr>
-            <w:r>
-              <w:t>Subhead</w:t>
-            </w:r>
-          </w:p>
-        </w:tc>
-      </w:tr>
-      <w:tr>
-        <w:trPr>
-          <w:trHeight w:val="320"/>
-          <w:jc w:val="center"/>
-        </w:trPr>
-        <w:tc>
-          <w:tcPr>
-            <w:tcW w:w="36pt" w:type="dxa"/>
-            <w:vAlign w:val="center"/>
-          </w:tcPr>
-          <w:p>
-            <w:pPr>
-              <w:pStyle w:val="tablecopy"/>
-              <w:rPr>
-                <w:sz w:val="8"/>
-                <w:szCs w:val="8"/>
-              </w:rPr>
-            </w:pPr>
-            <w:r>
-              <w:t>copy</w:t>
-            </w:r>
-          </w:p>
-        </w:tc>
-        <w:tc>
-          <w:tcPr>
-            <w:tcW w:w="117pt" w:type="dxa"/>
-            <w:vAlign w:val="center"/>
-          </w:tcPr>
-          <w:p>
-            <w:pPr>
-              <w:pStyle w:val="tablecopy"/>
-            </w:pPr>
-            <w:r>
-              <w:t>More table copy</w:t>
-            </w:r>
-            <w:r>
-              <w:rPr>
-                <w:vertAlign w:val="superscript"/>
-              </w:rPr>
-              <w:t>a</w:t>
-            </w:r>
-          </w:p>
-        </w:tc>
-        <w:tc>
-          <w:tcPr>
-            <w:tcW w:w="45pt" w:type="dxa"/>
-            <w:vAlign w:val="center"/>
-          </w:tcPr>
-          <w:p>
-            <w:pPr>
-              <w:rPr>
-                <w:sz w:val="16"/>
-                <w:szCs w:val="16"/>
-              </w:rPr>
-            </w:pPr>
-          </w:p>
-        </w:tc>
-        <w:tc>
-          <w:tcPr>
-            <w:tcW w:w="45pt" w:type="dxa"/>
-            <w:vAlign w:val="center"/>
-          </w:tcPr>
-          <w:p>
-            <w:pPr>
-              <w:rPr>
-                <w:sz w:val="16"/>
-                <w:szCs w:val="16"/>
-              </w:rPr>
-            </w:pPr>
-          </w:p>
-        </w:tc>
-      </w:tr>
-    </w:tbl>
-    <w:p>
-      <w:pPr>
-        <w:pStyle w:val="tablefootnote"/>
-      </w:pPr>
-      <w:r>
-        <w:t xml:space="preserve">Sample </w:t>
-      </w:r>
-      <w:r>
-        <w:t>of</w:t>
-      </w:r>
-      <w:r>
-        <w:t xml:space="preserve"> a </w:t>
-      </w:r>
-      <w:r>
-        <w:t>Table</w:t>
-      </w:r>
-      <w:r>
-        <w:t xml:space="preserve"> </w:t>
-      </w:r>
-      <w:r>
-        <w:t>footnote</w:t>
-      </w:r>
-      <w:r>
-        <w:t xml:space="preserve">. </w:t>
-      </w:r>
-      <w:r>
-        <w:t>(</w:t>
-      </w:r>
-      <w:r>
-        <w:rPr>
-          <w:i/>
-        </w:rPr>
-        <w:t>Table footnote</w:t>
-      </w:r>
-      <w:r>
-        <w:t>)</w:t>
-      </w:r>
+        </w:rPr>
+        <w:t>Technical Root Cause:</w:t>
+      </w:r>
+      <w:r>
+        <w:t xml:space="preserve"> This confirms that while the MFT record (the "map") was preserved, the OS immediately reused the clusters (the "territory") for high-priority system tasks. Autopsy correctly parsed the map but pointed to a location that had changed. This proves that Metadata Persistence</w:t>
+      </w:r>
+      <w:r>
+        <w:t xml:space="preserve"> and </w:t>
+      </w:r>
+      <w:r>
+        <w:t>Data Integrity</w:t>
+      </w:r>
+      <w:r>
+        <w:t xml:space="preserve"> are being impacted</w:t>
+      </w:r>
+      <w:r>
+        <w:t>.</w:t>
+      </w:r>
+    </w:p>
+    <w:p>
+      <w:pPr>
+        <w:pStyle w:val="bulletlist"/>
+        <w:numPr>
+          <w:ilvl w:val="0"/>
+          <w:numId w:val="0"/>
+        </w:numPr>
+        <w:ind w:start="28.80pt"/>
+      </w:pPr>
     </w:p>
     <w:p>
       <w:pPr>
         <w:pStyle w:val="figurecaption"/>
-      </w:pPr>
-      <w:r>
-        <w:t xml:space="preserve">Example of a figure </w:t>
-      </w:r>
-      <w:r>
-        <w:t>caption</w:t>
-      </w:r>
-      <w:r>
-        <w:t xml:space="preserve">. </w:t>
-      </w:r>
-      <w:r>
-        <w:rPr>
-          <w:iCs/>
-        </w:rPr>
+        <w:numPr>
+          <w:ilvl w:val="0"/>
+          <w:numId w:val="0"/>
+        </w:numPr>
+      </w:pPr>
+      <w:r>
+        <w:drawing>
+          <wp:inline distT="0" distB="0" distL="0" distR="0" wp14:anchorId="294D58C5" wp14:editId="6A0BDABC">
+            <wp:extent cx="3089910" cy="1637751"/>
+            <wp:effectExtent l="0" t="0" r="0" b="635"/>
+            <wp:docPr id="1269076464" name="Picture 1" descr="A screenshot of a computer&#10;&#10;AI-generated content may be incorrect."/>
+            <wp:cNvGraphicFramePr>
+              <a:graphicFrameLocks xmlns:a="http://purl.oclc.org/ooxml/drawingml/main" noChangeAspect="1"/>
+            </wp:cNvGraphicFramePr>
+            <a:graphic xmlns:a="http://purl.oclc.org/ooxml/drawingml/main">
+              <a:graphicData uri="http://purl.oclc.org/ooxml/drawingml/picture">
+                <pic:pic xmlns:pic="http://purl.oclc.org/ooxml/drawingml/picture">
+                  <pic:nvPicPr>
+                    <pic:cNvPr id="1269076464" name="Picture 1" descr="A screenshot of a computer&#10;&#10;AI-generated content may be incorrect."/>
+                    <pic:cNvPicPr/>
+                  </pic:nvPicPr>
+                  <pic:blipFill rotWithShape="1">
+                    <a:blip r:embed="rId10"/>
+                    <a:srcRect r="14.168%"/>
+                    <a:stretch>
+                      <a:fillRect/>
+                    </a:stretch>
+                  </pic:blipFill>
+                  <pic:spPr bwMode="auto">
+                    <a:xfrm>
+                      <a:off x="0" y="0"/>
+                      <a:ext cx="3089910" cy="1637751"/>
+                    </a:xfrm>
+                    <a:prstGeom prst="rect">
+                      <a:avLst/>
+                    </a:prstGeom>
+                    <a:ln>
+                      <a:noFill/>
+                    </a:ln>
+                    <a:extLst>
+                      <a:ext uri="{53640926-AAD7-44D8-BBD7-CCE9431645EC}">
+                        <a14:shadowObscured xmlns:a14="http://schemas.microsoft.com/office/drawing/2010/main"/>
+                      </a:ext>
+                    </a:extLst>
+                  </pic:spPr>
+                </pic:pic>
+              </a:graphicData>
+            </a:graphic>
+          </wp:inline>
+        </w:drawing>
+      </w:r>
+    </w:p>
+    <w:p>
+      <w:pPr>
+        <w:pStyle w:val="figurecaption"/>
+      </w:pPr>
+      <w:r>
+        <w:t xml:space="preserve">'Shift+Delete' limitation. </w:t>
+      </w:r>
+      <w:r>
         <w:t>(</w:t>
       </w:r>
       <w:r>
@@ -1788,17 +3607,1100 @@
           <w:i/>
           <w:iCs/>
         </w:rPr>
-        <w:t>figure caption</w:t>
-      </w:r>
-      <w:r>
-        <w:rPr>
+        <w:t xml:space="preserve">While the MFT entry for </w:t>
+      </w:r>
+      <w:r>
+        <w:rPr>
+          <w:i/>
           <w:iCs/>
         </w:rPr>
+        <w:t>S</w:t>
+      </w:r>
+      <w:r>
+        <w:rPr>
+          <w:i/>
+          <w:iCs/>
+        </w:rPr>
+        <w:t>ecrets.txt was recovered, the data clusters were overwritten. The Hex view reveals binary noise instead of the original text.</w:t>
+      </w:r>
+      <w:r>
         <w:t>)</w:t>
       </w:r>
     </w:p>
     <w:p>
       <w:pPr>
+        <w:pStyle w:val="bulletlist"/>
+        <w:numPr>
+          <w:ilvl w:val="0"/>
+          <w:numId w:val="0"/>
+        </w:numPr>
+      </w:pPr>
+      <w:r>
+        <w:tab/>
+        <w:t>The desktop.ini Total Loss (</w:t>
+      </w:r>
+      <w:r>
+        <w:t>Fig.</w:t>
+      </w:r>
+      <w:r>
+        <w:t xml:space="preserve"> 3): </w:t>
+      </w:r>
+      <w:r>
+        <w:t xml:space="preserve">The third screenshot shows something that contradicts the </w:t>
+      </w:r>
+      <w:r>
+        <w:t>second</w:t>
+      </w:r>
+      <w:r>
+        <w:t xml:space="preserve"> one. While </w:t>
+      </w:r>
+      <w:r>
+        <w:t>S</w:t>
+      </w:r>
+      <w:r>
+        <w:t xml:space="preserve">ecrets.txt left a ghost entry, the desktop.ini file (which was deleted around the same time) </w:t>
+      </w:r>
+      <w:r>
+        <w:t xml:space="preserve">says that it is allocated but </w:t>
+      </w:r>
+      <w:r>
+        <w:t xml:space="preserve">is </w:t>
+      </w:r>
+      <w:r>
+        <w:t xml:space="preserve">actually </w:t>
+      </w:r>
+      <w:r>
+        <w:t>completely gone. The tool gives an error saying "MFT entry reallocated/overwritten."</w:t>
+      </w:r>
+    </w:p>
+    <w:p>
+      <w:pPr>
+        <w:pStyle w:val="bulletlist"/>
+        <w:numPr>
+          <w:ilvl w:val="0"/>
+          <w:numId w:val="0"/>
+        </w:numPr>
+      </w:pPr>
+      <w:r>
+        <w:tab/>
+        <w:t xml:space="preserve">This suggests that Windows treats its own system files differently </w:t>
+      </w:r>
+      <w:r>
+        <w:t>from</w:t>
+      </w:r>
+      <w:r>
+        <w:t xml:space="preserve"> user files. It seems to recycle those system entries much faster. This is dangerous for an investigator because it's unpredictable. You can't just guess if a file will be recoverable based on when it was deleted.</w:t>
+      </w:r>
+    </w:p>
+    <w:p>
+      <w:pPr>
+        <w:pStyle w:val="bulletlist"/>
+      </w:pPr>
+      <w:r>
+        <w:t>Differential Persistence: This suggests that the Windows OS aggressively recycles MFT records used by temporary system files (</w:t>
+      </w:r>
+      <w:r>
+        <w:t xml:space="preserve">such as </w:t>
+      </w:r>
+      <w:r>
+        <w:t xml:space="preserve">desktop.ini) faster than it recycles user records (.txt). This variability </w:t>
+      </w:r>
+      <w:r>
+        <w:t>poses a danger to</w:t>
+      </w:r>
+      <w:r>
+        <w:t xml:space="preserve"> examiners</w:t>
+      </w:r>
+      <w:r>
+        <w:t>,</w:t>
+      </w:r>
+      <w:r>
+        <w:t xml:space="preserve"> </w:t>
+      </w:r>
+      <w:r>
+        <w:t>as</w:t>
+      </w:r>
+      <w:r>
+        <w:t xml:space="preserve"> it means </w:t>
+      </w:r>
+      <w:r>
+        <w:t>that some</w:t>
+      </w:r>
+      <w:r>
+        <w:t xml:space="preserve">one cannot predict recovery success based </w:t>
+      </w:r>
+      <w:r>
+        <w:t xml:space="preserve">solely </w:t>
+      </w:r>
+      <w:r>
+        <w:t xml:space="preserve">on file size or deletion time. The tool </w:t>
+      </w:r>
+      <w:r>
+        <w:t>accurately reports</w:t>
+      </w:r>
+      <w:r>
+        <w:t xml:space="preserve"> the loss, but the loss itself is non-deterministic.</w:t>
+      </w:r>
+    </w:p>
+    <w:p>
+      <w:pPr>
+        <w:pStyle w:val="figurecaption"/>
+        <w:numPr>
+          <w:ilvl w:val="0"/>
+          <w:numId w:val="0"/>
+        </w:numPr>
+      </w:pPr>
+      <w:r>
+        <w:drawing>
+          <wp:inline distT="0" distB="0" distL="0" distR="0" wp14:anchorId="7190DE51" wp14:editId="5DADB65F">
+            <wp:extent cx="3089910" cy="1673498"/>
+            <wp:effectExtent l="0" t="0" r="0" b="3175"/>
+            <wp:docPr id="123252562" name="Picture 1" descr="A screenshot of a computer&#10;&#10;AI-generated content may be incorrect."/>
+            <wp:cNvGraphicFramePr>
+              <a:graphicFrameLocks xmlns:a="http://purl.oclc.org/ooxml/drawingml/main" noChangeAspect="1"/>
+            </wp:cNvGraphicFramePr>
+            <a:graphic xmlns:a="http://purl.oclc.org/ooxml/drawingml/main">
+              <a:graphicData uri="http://purl.oclc.org/ooxml/drawingml/picture">
+                <pic:pic xmlns:pic="http://purl.oclc.org/ooxml/drawingml/picture">
+                  <pic:nvPicPr>
+                    <pic:cNvPr id="679154388" name="Picture 1" descr="A screenshot of a computer&#10;&#10;AI-generated content may be incorrect."/>
+                    <pic:cNvPicPr/>
+                  </pic:nvPicPr>
+                  <pic:blipFill>
+                    <a:blip r:embed="rId11"/>
+                    <a:stretch>
+                      <a:fillRect/>
+                    </a:stretch>
+                  </pic:blipFill>
+                  <pic:spPr>
+                    <a:xfrm>
+                      <a:off x="0" y="0"/>
+                      <a:ext cx="3089910" cy="1673498"/>
+                    </a:xfrm>
+                    <a:prstGeom prst="rect">
+                      <a:avLst/>
+                    </a:prstGeom>
+                  </pic:spPr>
+                </pic:pic>
+              </a:graphicData>
+            </a:graphic>
+          </wp:inline>
+        </w:drawing>
+      </w:r>
+    </w:p>
+    <w:p>
+      <w:pPr>
+        <w:pStyle w:val="figurecaption"/>
+      </w:pPr>
+      <w:r>
+        <w:t>MFT entry reallocated/overwritten</w:t>
+      </w:r>
+      <w:r>
+        <w:t xml:space="preserve">. </w:t>
+      </w:r>
+      <w:r>
+        <w:t>(</w:t>
+      </w:r>
+      <w:r>
+        <w:rPr>
+          <w:i/>
+          <w:iCs/>
+        </w:rPr>
+        <w:t>I</w:t>
+      </w:r>
+      <w:r>
+        <w:rPr>
+          <w:i/>
+          <w:iCs/>
+        </w:rPr>
+        <w:t xml:space="preserve">nability to recover desktop.ini </w:t>
+      </w:r>
+      <w:r>
+        <w:rPr>
+          <w:i/>
+          <w:iCs/>
+        </w:rPr>
+        <w:t>proves</w:t>
+      </w:r>
+      <w:r>
+        <w:rPr>
+          <w:i/>
+          <w:iCs/>
+        </w:rPr>
+        <w:t xml:space="preserve"> the paper's central argument that open-source tools have known, quantifiable limitations when encountering common disk activity.</w:t>
+      </w:r>
+      <w:r>
+        <w:t>)</w:t>
+      </w:r>
+    </w:p>
+    <w:p>
+      <w:pPr>
+        <w:pStyle w:val="Heading2"/>
+      </w:pPr>
+      <w:r>
+        <w:t>Metadata and Timezone Consistency</w:t>
+      </w:r>
+    </w:p>
+    <w:p>
+      <w:pPr>
+        <w:pStyle w:val="BodyText"/>
+        <w:rPr>
+          <w:rStyle w:val="citation-65"/>
+          <w:color w:val="000000"/>
+        </w:rPr>
+      </w:pPr>
+      <w:r>
+        <w:rPr>
+          <w:color w:val="000000"/>
+        </w:rPr>
+        <w:t>A critical limitation was identified regarding how Autopsy handles timestamp visualization. My test environment was configured for Central Time.</w:t>
+      </w:r>
+      <w:r>
+        <w:rPr>
+          <w:rStyle w:val="apple-converted-space"/>
+          <w:color w:val="000000"/>
+        </w:rPr>
+        <w:t> </w:t>
+      </w:r>
+      <w:r>
+        <w:rPr>
+          <w:rStyle w:val="citation-65"/>
+          <w:color w:val="000000"/>
+        </w:rPr>
+        <w:t>Autopsy displays times based on the local time of the examiner's machine.</w:t>
+      </w:r>
+    </w:p>
+    <w:p>
+      <w:pPr>
+        <w:pStyle w:val="BodyText"/>
+      </w:pPr>
+      <w:r>
+        <w:t xml:space="preserve">I observed a "Timezone Interpretation" issue where the tool allows the examiner to toggle between "File System Time" and "Local Time," but does not clearly flag which is currently active in the export report. For example, the internal EXIF metadata of a JPEG image indicated 2:00 PM (when the photo was taken), but Autopsy’s file system view displayed 8:00 AM (the created time adjusted for </w:t>
+      </w:r>
+      <w:r>
+        <w:t>the time zone</w:t>
+      </w:r>
+      <w:r>
+        <w:t>). Without a "Timezone Validation Test</w:t>
+      </w:r>
+      <w:r>
+        <w:t>,</w:t>
+      </w:r>
+      <w:r>
+        <w:t>"</w:t>
+      </w:r>
+      <w:r>
+        <w:t xml:space="preserve"> </w:t>
+      </w:r>
+      <w:r>
+        <w:t>such as creating files at known UTC offsets and verifying the display</w:t>
+      </w:r>
+      <w:r>
+        <w:t xml:space="preserve">, </w:t>
+      </w:r>
+      <w:r>
+        <w:t>an investigator could easily conflate the "Created" time with the "Modified" time</w:t>
+      </w:r>
+      <w:r>
+        <w:t xml:space="preserve">. This would then </w:t>
+      </w:r>
+      <w:r>
+        <w:t>resul</w:t>
+      </w:r>
+      <w:r>
+        <w:t>t</w:t>
+      </w:r>
+      <w:r>
+        <w:t xml:space="preserve"> in a timeline error of several hours. This underscores the need for examiners to validate timezone settings</w:t>
+      </w:r>
+      <w:r>
+        <w:t xml:space="preserve"> </w:t>
+      </w:r>
+      <w:r>
+        <w:t>before presenting a timeline in court.</w:t>
+      </w:r>
+    </w:p>
+    <w:p>
+      <w:pPr>
+        <w:pStyle w:val="Heading1"/>
+      </w:pPr>
+      <w:r>
+        <w:t>Proposed Solution</w:t>
+      </w:r>
+    </w:p>
+    <w:p>
+      <w:pPr>
+        <w:pStyle w:val="BodyText"/>
+        <w:rPr>
+          <w:bCs/>
+        </w:rPr>
+      </w:pPr>
+      <w:r>
+        <w:rPr>
+          <w:bCs/>
+        </w:rPr>
+        <w:t xml:space="preserve">Based on the problems I </w:t>
+      </w:r>
+      <w:r>
+        <w:rPr>
+          <w:bCs/>
+        </w:rPr>
+        <w:t>identified</w:t>
+      </w:r>
+      <w:r>
+        <w:rPr>
+          <w:bCs/>
+        </w:rPr>
+        <w:t xml:space="preserve"> with </w:t>
+      </w:r>
+      <w:r>
+        <w:rPr>
+          <w:bCs/>
+        </w:rPr>
+        <w:t>S</w:t>
+      </w:r>
+      <w:r>
+        <w:rPr>
+          <w:bCs/>
+        </w:rPr>
+        <w:t xml:space="preserve">ecrets.txt and desktop.ini, I </w:t>
+      </w:r>
+      <w:r>
+        <w:rPr>
+          <w:bCs/>
+        </w:rPr>
+        <w:t>developed</w:t>
+      </w:r>
+      <w:r>
+        <w:rPr>
+          <w:bCs/>
+        </w:rPr>
+        <w:t xml:space="preserve"> a </w:t>
+      </w:r>
+      <w:r>
+        <w:rPr>
+          <w:bCs/>
+        </w:rPr>
+        <w:t>more effective approach</w:t>
+      </w:r>
+      <w:r>
+        <w:rPr>
+          <w:bCs/>
+        </w:rPr>
+        <w:t>. Relying on one tool to just say "Recovered" isn't safe. I propose a "Better Solution" that I call the Adaptive Forensic Verification Protocol (AFVP).</w:t>
+      </w:r>
+    </w:p>
+    <w:p>
+      <w:pPr>
+        <w:pStyle w:val="BodyText"/>
+        <w:rPr>
+          <w:bCs/>
+        </w:rPr>
+      </w:pPr>
+      <w:r>
+        <w:rPr>
+          <w:bCs/>
+        </w:rPr>
+        <w:t xml:space="preserve">It </w:t>
+      </w:r>
+      <w:r>
+        <w:rPr>
+          <w:bCs/>
+        </w:rPr>
+        <w:t>may sound</w:t>
+      </w:r>
+      <w:r>
+        <w:rPr>
+          <w:bCs/>
+        </w:rPr>
+        <w:t xml:space="preserve"> fancy, but it's actually </w:t>
+      </w:r>
+      <w:r>
+        <w:rPr>
+          <w:bCs/>
+        </w:rPr>
+        <w:t>quite</w:t>
+      </w:r>
+      <w:r>
+        <w:rPr>
+          <w:bCs/>
+        </w:rPr>
+        <w:t xml:space="preserve"> simple. It breaks the process down into three steps:</w:t>
+      </w:r>
+    </w:p>
+    <w:p>
+      <w:pPr>
+        <w:pStyle w:val="bulletlist"/>
+      </w:pPr>
+      <w:r>
+        <w:rPr>
+          <w:i/>
+          <w:iCs/>
+        </w:rPr>
+        <w:t xml:space="preserve">Step 1: </w:t>
+      </w:r>
+      <w:r>
+        <w:t xml:space="preserve">Use Autopsy </w:t>
+      </w:r>
+      <w:r>
+        <w:t>as you normally would</w:t>
+      </w:r>
+      <w:r>
+        <w:t xml:space="preserve"> to </w:t>
+      </w:r>
+      <w:r>
+        <w:t>locate</w:t>
+      </w:r>
+      <w:r>
+        <w:t xml:space="preserve"> the files. If it says a file is "Deleted," don't trust it yet.</w:t>
+      </w:r>
+    </w:p>
+    <w:p>
+      <w:pPr>
+        <w:pStyle w:val="bulletlist"/>
+      </w:pPr>
+      <w:r>
+        <w:rPr>
+          <w:i/>
+          <w:iCs/>
+        </w:rPr>
+        <w:t>Step 2:</w:t>
+      </w:r>
+      <w:r>
+        <w:t xml:space="preserve"> Look at the Hex. As the screenshot </w:t>
+      </w:r>
+      <w:r>
+        <w:t>shows</w:t>
+      </w:r>
+      <w:r>
+        <w:t xml:space="preserve">, the file name might be </w:t>
+      </w:r>
+      <w:r>
+        <w:t>correct,</w:t>
+      </w:r>
+      <w:r>
+        <w:t xml:space="preserve"> but the content could be </w:t>
+      </w:r>
+      <w:r>
+        <w:t>incorrect</w:t>
+      </w:r>
+      <w:r>
+        <w:t>. You have to manually check the "magic bytes" (the file signature) to make sure a text file actually looks like text.</w:t>
+      </w:r>
+    </w:p>
+    <w:p>
+      <w:pPr>
+        <w:pStyle w:val="bulletlist"/>
+      </w:pPr>
+      <w:r>
+        <w:rPr>
+          <w:i/>
+          <w:iCs/>
+        </w:rPr>
+        <w:t>Step 3:</w:t>
+      </w:r>
+      <w:r>
+        <w:t xml:space="preserve"> Double Check. If there is a weird error like with the desktop.ini file,</w:t>
+      </w:r>
+      <w:r>
+        <w:t xml:space="preserve"> using c</w:t>
+      </w:r>
+      <w:r>
+        <w:t>ommand-line tools from The Sleuth Kit can serve as an independent check on Autopsy’s results</w:t>
+      </w:r>
+      <w:r>
+        <w:t xml:space="preserve"> [7].</w:t>
+      </w:r>
+    </w:p>
+    <w:p>
+      <w:pPr>
+        <w:pStyle w:val="bulletlist"/>
+        <w:numPr>
+          <w:ilvl w:val="0"/>
+          <w:numId w:val="0"/>
+        </w:numPr>
+      </w:pPr>
+      <w:r>
+        <w:tab/>
+      </w:r>
+      <w:r>
+        <w:t>If labs start doing this, they won't get embarrassed in court when a "recovered" file turns out to be junk data.</w:t>
+      </w:r>
+    </w:p>
+    <w:p>
+      <w:pPr>
+        <w:pStyle w:val="Heading1"/>
+      </w:pPr>
+      <w:r>
+        <w:t>Discussion of Legal and Practical Implications</w:t>
+      </w:r>
+    </w:p>
+    <w:p>
+      <w:pPr>
+        <w:ind w:firstLine="14.40pt"/>
+        <w:jc w:val="both"/>
+      </w:pPr>
+      <w:r>
+        <w:t>The technical limitations observed in Figures 2 and 3 have profound legal consequences.</w:t>
+      </w:r>
+    </w:p>
+    <w:p>
+      <w:pPr>
+        <w:pStyle w:val="Heading2"/>
+      </w:pPr>
+      <w:r>
+        <w:t>The Legal Risk</w:t>
+      </w:r>
+    </w:p>
+    <w:p>
+      <w:pPr>
+        <w:ind w:firstLine="14.40pt"/>
+        <w:jc w:val="both"/>
+      </w:pPr>
+      <w:r>
+        <w:t xml:space="preserve">In Brady v. Maryland, the </w:t>
+      </w:r>
+      <w:r>
+        <w:t>U.S.</w:t>
+      </w:r>
+      <w:r>
+        <w:t xml:space="preserve"> Supreme Court ruled that</w:t>
+      </w:r>
+      <w:r>
+        <w:t xml:space="preserve"> </w:t>
+      </w:r>
+      <w:r>
+        <w:t xml:space="preserve">the prosecution must disclose </w:t>
+      </w:r>
+      <w:r>
+        <w:t>justifying</w:t>
+      </w:r>
+      <w:r>
+        <w:t xml:space="preserve"> evidence. If an investigator relies on Autopsy and misses a file</w:t>
+      </w:r>
+      <w:r>
+        <w:t>,</w:t>
+      </w:r>
+      <w:r>
+        <w:t xml:space="preserve"> </w:t>
+      </w:r>
+      <w:r>
+        <w:t>such as</w:t>
+      </w:r>
+      <w:r>
+        <w:t xml:space="preserve"> </w:t>
+      </w:r>
+      <w:r>
+        <w:t>S</w:t>
+      </w:r>
+      <w:r>
+        <w:t>ecrets.txt</w:t>
+      </w:r>
+      <w:r>
+        <w:t>,</w:t>
+      </w:r>
+      <w:r>
+        <w:t xml:space="preserve"> because the hex view wasn't checked, or misses desktop.ini because the MFT record was overwritten, they may </w:t>
+      </w:r>
+      <w:r>
+        <w:t>unknowingly</w:t>
+      </w:r>
+      <w:r>
+        <w:t xml:space="preserve"> hide evidence</w:t>
+      </w:r>
+      <w:r>
+        <w:t xml:space="preserve"> that existed within the file system</w:t>
+      </w:r>
+      <w:r>
+        <w:t>. The "Partial Recovery" shown in Figure 2 is the most dangerous scenario</w:t>
+      </w:r>
+      <w:r>
+        <w:t xml:space="preserve"> where it</w:t>
+      </w:r>
+      <w:r>
+        <w:t xml:space="preserve"> present</w:t>
+      </w:r>
+      <w:r>
+        <w:t>s</w:t>
+      </w:r>
+      <w:r>
+        <w:t xml:space="preserve"> a file as "recovered" when the content is actually system noise </w:t>
+      </w:r>
+      <w:r>
+        <w:t xml:space="preserve">and </w:t>
+      </w:r>
+      <w:r>
+        <w:t>could lead to a mistrial if the defense analyzes the hex data</w:t>
+      </w:r>
+      <w:r>
+        <w:t xml:space="preserve"> [6].</w:t>
+      </w:r>
+    </w:p>
+    <w:p>
+      <w:pPr>
+        <w:pStyle w:val="Heading2"/>
+      </w:pPr>
+      <w:r>
+        <w:lastRenderedPageBreak/>
+        <w:t>The “Black Box” Defense</w:t>
+      </w:r>
+    </w:p>
+    <w:p>
+      <w:pPr>
+        <w:ind w:firstLine="14.40pt"/>
+        <w:jc w:val="both"/>
+      </w:pPr>
+      <w:r>
+        <w:t>Defense attorneys often challenge digital evidence by questioning the validation of the tool (The "Black Box" problem). By adopting the validation framework and the Adaptive Verification Protocol outlined in this paper, an examiner can testify</w:t>
+      </w:r>
+      <w:r>
+        <w:t xml:space="preserve"> that</w:t>
+      </w:r>
+      <w:r>
+        <w:t xml:space="preserve"> "I know the tool has an error rate in Shift+Delete scenarios (as proven in Figure 2), and therefore I manually verified the Hex headers." This transforms a tool limitation into a testament to the examiner's thoroughness.</w:t>
+      </w:r>
+    </w:p>
+    <w:p>
+      <w:pPr>
+        <w:pStyle w:val="Heading2"/>
+      </w:pPr>
+      <w:r>
+        <w:t>Reliability of Open Source Tools</w:t>
+      </w:r>
+    </w:p>
+    <w:p>
+      <w:pPr>
+        <w:pStyle w:val="BodyText"/>
+        <w:rPr>
+          <w:bCs/>
+        </w:rPr>
+      </w:pPr>
+      <w:r>
+        <w:rPr>
+          <w:bCs/>
+        </w:rPr>
+        <w:t xml:space="preserve">The results refute the common misconception that open-source tools are inherently less reliable than commercial counterparts. Autopsy’s parsing of the NTFS MFT was bit-for-bit accurate for all allocated files. The failure to recover the </w:t>
+      </w:r>
+      <w:r>
+        <w:rPr>
+          <w:bCs/>
+        </w:rPr>
+        <w:t>three</w:t>
+      </w:r>
+      <w:r>
+        <w:rPr>
+          <w:bCs/>
+        </w:rPr>
+        <w:t xml:space="preserve"> deleted files was a result of file system behavior (overwriting), which any tool, even an expensive commercial one, would have faced.</w:t>
+      </w:r>
+    </w:p>
+    <w:p>
+      <w:pPr>
+        <w:pStyle w:val="Heading2"/>
+      </w:pPr>
+      <w:r>
+        <w:t>The “Validation Gap”</w:t>
+      </w:r>
+    </w:p>
+    <w:p>
+      <w:pPr>
+        <w:pStyle w:val="BodyText"/>
+        <w:rPr>
+          <w:bCs/>
+        </w:rPr>
+      </w:pPr>
+      <w:r>
+        <w:rPr>
+          <w:bCs/>
+        </w:rPr>
+        <w:t>Another</w:t>
+      </w:r>
+      <w:r>
+        <w:rPr>
+          <w:bCs/>
+        </w:rPr>
+        <w:t xml:space="preserve"> significant finding is the Timezone Interpretation issue</w:t>
+      </w:r>
+      <w:r>
+        <w:rPr>
+          <w:bCs/>
+        </w:rPr>
+        <w:t xml:space="preserve"> within Autopsy</w:t>
+      </w:r>
+      <w:r>
+        <w:rPr>
+          <w:bCs/>
+        </w:rPr>
+        <w:t>. If a lab does not validate how their tool handles UTC conversion, they risk presenting incorrect timelines in</w:t>
+      </w:r>
+      <w:r>
+        <w:rPr>
+          <w:bCs/>
+        </w:rPr>
+        <w:t xml:space="preserve"> the</w:t>
+      </w:r>
+      <w:r>
+        <w:rPr>
+          <w:bCs/>
+        </w:rPr>
+        <w:t xml:space="preserve"> court. For example, if a crime </w:t>
+      </w:r>
+      <w:r>
+        <w:rPr>
+          <w:bCs/>
+        </w:rPr>
+        <w:t>happened</w:t>
+      </w:r>
+      <w:r>
+        <w:rPr>
+          <w:bCs/>
+        </w:rPr>
+        <w:t xml:space="preserve"> at 10:00 PM, but the tool displays 4:00 AM the next day due to a timezone offset configuration, the alibi analysis could be flawed. This </w:t>
+      </w:r>
+      <w:r>
+        <w:rPr>
+          <w:bCs/>
+        </w:rPr>
+        <w:t>highlights</w:t>
+      </w:r>
+      <w:r>
+        <w:rPr>
+          <w:bCs/>
+        </w:rPr>
+        <w:t xml:space="preserve"> the </w:t>
+      </w:r>
+      <w:r>
+        <w:rPr>
+          <w:bCs/>
+        </w:rPr>
+        <w:t>need</w:t>
+      </w:r>
+      <w:r>
+        <w:rPr>
+          <w:bCs/>
+        </w:rPr>
+        <w:t xml:space="preserve"> of the validation framework proposed in this paper</w:t>
+      </w:r>
+      <w:r>
+        <w:rPr>
+          <w:bCs/>
+        </w:rPr>
+        <w:t xml:space="preserve"> where</w:t>
+      </w:r>
+      <w:r>
+        <w:rPr>
+          <w:bCs/>
+        </w:rPr>
+        <w:t xml:space="preserve"> simple tests with known timestamps reveal these display quirks before they become courtroom errors.</w:t>
+      </w:r>
+    </w:p>
+    <w:p>
+      <w:pPr>
+        <w:pStyle w:val="Heading2"/>
+      </w:pPr>
+      <w:r>
+        <w:t>Practical Guidelines for Small Labs</w:t>
+      </w:r>
+    </w:p>
+    <w:p>
+      <w:pPr>
+        <w:pStyle w:val="BodyText"/>
+        <w:rPr>
+          <w:bCs/>
+        </w:rPr>
+      </w:pPr>
+      <w:r>
+        <w:rPr>
+          <w:bCs/>
+        </w:rPr>
+        <w:t xml:space="preserve">Based on this study, </w:t>
+      </w:r>
+      <w:r>
+        <w:rPr>
+          <w:bCs/>
+        </w:rPr>
+        <w:t>I would</w:t>
+      </w:r>
+      <w:r>
+        <w:rPr>
+          <w:bCs/>
+        </w:rPr>
+        <w:t xml:space="preserve"> propose a "Lightweight Validation Protocol" for small labs</w:t>
+      </w:r>
+      <w:r>
+        <w:rPr>
+          <w:bCs/>
+        </w:rPr>
+        <w:t>:</w:t>
+      </w:r>
+    </w:p>
+    <w:p>
+      <w:pPr>
+        <w:pStyle w:val="bulletlist"/>
+      </w:pPr>
+      <w:r>
+        <w:rPr>
+          <w:i/>
+          <w:iCs/>
+        </w:rPr>
+        <w:t>Create a Golden Image:</w:t>
+      </w:r>
+      <w:r>
+        <w:t xml:space="preserve"> Maintain a USB drive with </w:t>
+      </w:r>
+      <w:r>
+        <w:t xml:space="preserve">some amount of </w:t>
+      </w:r>
+      <w:r>
+        <w:t>known data (like the one used in this study) and never alter it.</w:t>
+      </w:r>
+    </w:p>
+    <w:p>
+      <w:pPr>
+        <w:pStyle w:val="bulletlist"/>
+      </w:pPr>
+      <w:r>
+        <w:rPr>
+          <w:i/>
+          <w:iCs/>
+        </w:rPr>
+        <w:t>Quarterly Check:</w:t>
+      </w:r>
+      <w:r>
+        <w:t xml:space="preserve"> Run the current version of your tool against this </w:t>
+      </w:r>
+      <w:r>
+        <w:t xml:space="preserve">ready </w:t>
+      </w:r>
+      <w:r>
+        <w:t>image.</w:t>
+      </w:r>
+    </w:p>
+    <w:p>
+      <w:pPr>
+        <w:pStyle w:val="bulletlist"/>
+      </w:pPr>
+      <w:r>
+        <w:rPr>
+          <w:i/>
+          <w:iCs/>
+        </w:rPr>
+        <w:t>Hash Verification:</w:t>
+      </w:r>
+      <w:r>
+        <w:t xml:space="preserve"> Ensure the tool returns the specific hashes </w:t>
+      </w:r>
+      <w:r>
+        <w:t xml:space="preserve">that are </w:t>
+      </w:r>
+      <w:r>
+        <w:t>known to exist on that</w:t>
+      </w:r>
+      <w:r>
+        <w:t xml:space="preserve"> specific</w:t>
+      </w:r>
+      <w:r>
+        <w:t xml:space="preserve"> image.</w:t>
+      </w:r>
+    </w:p>
+    <w:p>
+      <w:pPr>
+        <w:pStyle w:val="bulletlist"/>
+      </w:pPr>
+      <w:r>
+        <w:rPr>
+          <w:i/>
+          <w:iCs/>
+        </w:rPr>
+        <w:t>Document Deviations:</w:t>
+      </w:r>
+      <w:r>
+        <w:t xml:space="preserve"> If a new update changes how </w:t>
+      </w:r>
+      <w:r>
+        <w:t xml:space="preserve">the </w:t>
+      </w:r>
+      <w:r>
+        <w:t>timestamps are displayed, document it in a "Tool Limitation" log.</w:t>
+      </w:r>
+    </w:p>
+    <w:p>
+      <w:pPr>
+        <w:pStyle w:val="Heading1"/>
+      </w:pPr>
+      <w:r>
+        <w:t>Conclusion and Future Work</w:t>
+      </w:r>
+    </w:p>
+    <w:p>
+      <w:pPr>
+        <w:pStyle w:val="BodyText"/>
+      </w:pPr>
+      <w:r>
+        <w:t xml:space="preserve">In the end, my research shows that Autopsy is a solid tool, but it </w:t>
+      </w:r>
+      <w:r>
+        <w:t xml:space="preserve">defintely </w:t>
+      </w:r>
+      <w:r>
+        <w:t xml:space="preserve">has </w:t>
+      </w:r>
+      <w:r>
+        <w:t xml:space="preserve">some </w:t>
+      </w:r>
+      <w:r>
+        <w:t xml:space="preserve">blind spots. It hit 100% accuracy on normal files and rebuilt the directory tree perfectly, as shown </w:t>
+      </w:r>
+      <w:r>
+        <w:t>in the screenshots. But the "Shift+Delete" test proved that you can't blindly trust the file list. The fact that the metadata was there but the content was gone is a huge red flag that investigators need to watch out for.</w:t>
+      </w:r>
+    </w:p>
+    <w:p>
+      <w:pPr>
+        <w:pStyle w:val="BodyText"/>
+      </w:pPr>
+      <w:r>
+        <w:t xml:space="preserve">It also became clear that the type of file </w:t>
+      </w:r>
+      <w:r>
+        <w:t xml:space="preserve">being used </w:t>
+      </w:r>
+      <w:r>
+        <w:t>matters</w:t>
+      </w:r>
+      <w:r>
+        <w:t xml:space="preserve"> </w:t>
+      </w:r>
+      <w:r>
+        <w:t xml:space="preserve">heavily </w:t>
+      </w:r>
+      <w:r>
+        <w:t xml:space="preserve">since </w:t>
+      </w:r>
+      <w:r>
+        <w:t>system files disappeared completely while user files left traces. This isn't necessarily Autopsy's fault</w:t>
+      </w:r>
+      <w:r>
+        <w:t>,</w:t>
+      </w:r>
+      <w:r>
+        <w:t xml:space="preserve"> but it is actually</w:t>
+      </w:r>
+      <w:r>
+        <w:t xml:space="preserve"> just how the file system works. </w:t>
+      </w:r>
+      <w:r>
+        <w:t>However,</w:t>
+      </w:r>
+      <w:r>
+        <w:t xml:space="preserve"> by using the </w:t>
+      </w:r>
+      <w:r>
+        <w:t>method that</w:t>
+      </w:r>
+      <w:r>
+        <w:t xml:space="preserve"> I suggested, labs can work around these issues. Basically, trust the tool, but</w:t>
+      </w:r>
+      <w:r>
+        <w:t xml:space="preserve"> be sure to</w:t>
+      </w:r>
+      <w:r>
+        <w:t xml:space="preserve"> verify the data.</w:t>
+      </w:r>
+    </w:p>
+    <w:p>
+      <w:pPr>
+        <w:pStyle w:val="Heading2"/>
+      </w:pPr>
+      <w:r>
+        <w:t>Future Work</w:t>
+      </w:r>
+    </w:p>
+    <w:p>
+      <w:pPr>
+        <w:pStyle w:val="BodyText"/>
+        <w:rPr>
+          <w:bCs/>
+        </w:rPr>
+      </w:pPr>
+      <w:r>
+        <w:rPr>
+          <w:bCs/>
+        </w:rPr>
+        <w:t>Future iterations of this research will expand the dataset to include:</w:t>
+      </w:r>
+    </w:p>
+    <w:p>
+      <w:pPr>
+        <w:pStyle w:val="bulletlist"/>
+      </w:pPr>
+      <w:r>
+        <w:rPr>
+          <w:i/>
+          <w:iCs/>
+        </w:rPr>
+        <w:t>Solid State Drives (SSDs):</w:t>
+      </w:r>
+      <w:r>
+        <w:t xml:space="preserve"> Testing the impact of the TRIM command on Autopsy's recovery rates</w:t>
+      </w:r>
+      <w:r>
+        <w:t xml:space="preserve"> to see if the results have the same accuracy</w:t>
+      </w:r>
+      <w:r>
+        <w:t>.</w:t>
+      </w:r>
+    </w:p>
+    <w:p>
+      <w:pPr>
+        <w:pStyle w:val="bulletlist"/>
+      </w:pPr>
+      <w:r>
+        <w:rPr>
+          <w:i/>
+          <w:iCs/>
+        </w:rPr>
+        <w:t>Encryption:</w:t>
+      </w:r>
+      <w:r>
+        <w:t xml:space="preserve"> Validating Autopsy's performance in handling BitLocker-encrypted volumes when the key is </w:t>
+      </w:r>
+      <w:r>
+        <w:t xml:space="preserve">also </w:t>
+      </w:r>
+      <w:r>
+        <w:t>provided.</w:t>
+      </w:r>
+    </w:p>
+    <w:p>
+      <w:pPr>
+        <w:pStyle w:val="bulletlist"/>
+      </w:pPr>
+      <w:r>
+        <w:rPr>
+          <w:i/>
+          <w:iCs/>
+        </w:rPr>
+        <w:t>Mac Artifacts:</w:t>
+      </w:r>
+      <w:r>
+        <w:t xml:space="preserve"> Extending validation to the APFS file system, which handles file deletion </w:t>
+      </w:r>
+      <w:r>
+        <w:t xml:space="preserve">in a </w:t>
+      </w:r>
+      <w:r>
+        <w:t>very different</w:t>
+      </w:r>
+      <w:r>
+        <w:t xml:space="preserve"> way when compared with</w:t>
+      </w:r>
+      <w:r>
+        <w:t xml:space="preserve"> NTFS.</w:t>
+      </w:r>
+    </w:p>
+    <w:p>
+      <w:pPr>
         <w:pStyle w:val="Heading5"/>
       </w:pPr>
       <w:r>
@@ -1813,7 +4715,13 @@
         <w:t>The author wishes to thank Prof. Yong Guan</w:t>
       </w:r>
       <w:r>
-        <w:t xml:space="preserve"> and TA. Islam Md Shafiqul</w:t>
+        <w:t xml:space="preserve"> and TA</w:t>
+      </w:r>
+      <w:r>
+        <w:t xml:space="preserve"> Islam</w:t>
+      </w:r>
+      <w:r>
+        <w:t xml:space="preserve"> Md Shafiqul</w:t>
       </w:r>
       <w:r>
         <w:t xml:space="preserve"> for </w:t>
@@ -1836,68 +4744,78 @@
     <w:p>
       <w:pPr>
         <w:pStyle w:val="references"/>
-        <w:ind w:start="17.70pt" w:hanging="17.70pt"/>
-      </w:pPr>
-      <w:r>
-        <w:t>“Computer Forensics Tool Testing Program (CFTT),” NIST, https://www.nist.gov/itl/ssd/software-quality-group/computer-forensics-tool-testing-program-cftt (accessed Oct. 2</w:t>
-      </w:r>
-      <w:r>
-        <w:t>2</w:t>
-      </w:r>
-      <w:r>
-        <w:t>, 2025).</w:t>
+      </w:pPr>
+      <w:r>
+        <w:t xml:space="preserve">Daubert v. Merrell Dow Pharmaceuticals, Inc., 509 </w:t>
+      </w:r>
+      <w:r>
+        <w:t>U.S.</w:t>
+      </w:r>
+      <w:r>
+        <w:t xml:space="preserve"> 579 (1993).</w:t>
       </w:r>
     </w:p>
     <w:p>
       <w:pPr>
         <w:pStyle w:val="references"/>
-        <w:ind w:start="17.70pt" w:hanging="17.70pt"/>
-      </w:pPr>
-      <w:r>
-        <w:t>“Publication</w:t>
-      </w:r>
-      <w:r>
-        <w:t xml:space="preserve"> </w:t>
-      </w:r>
-      <w:r>
-        <w:t>documents,”</w:t>
-      </w:r>
-      <w:r>
-        <w:t xml:space="preserve"> </w:t>
-      </w:r>
-      <w:r>
-        <w:t>SWGDE, https://www.swgde.org/documents/published-complete-listing/ (accessed Oct. 2</w:t>
-      </w:r>
-      <w:r>
-        <w:t>2</w:t>
-      </w:r>
-      <w:r>
-        <w:t>, 2025).</w:t>
+      </w:pPr>
+      <w:r>
+        <w:t>National Institute of Standards and Technology, "Computer Forensics Tool Testing (CFTT) Program," NIST.gov, 2023. [Online]. Available: https://www.nist.gov/itl/ssd/software-quality-group/computer-forensics-tool-testing-program-cftt</w:t>
       </w:r>
     </w:p>
     <w:p>
       <w:pPr>
         <w:pStyle w:val="references"/>
-        <w:ind w:start="17.70pt" w:hanging="17.70pt"/>
-      </w:pPr>
+      </w:pPr>
+      <w:r>
+        <w:t>Scientific Working Group on Digital Evidence, "SWGDE Minimum Requirements for Testing Tools Used in Digital and Multimedia Forensics," Version 2.0, 2020.</w:t>
+      </w:r>
     </w:p>
     <w:p>
       <w:pPr>
         <w:pStyle w:val="references"/>
-        <w:ind w:start="17.70pt" w:hanging="17.70pt"/>
-      </w:pPr>
+      </w:pPr>
+      <w:r>
+        <w:t>B. Carrier, File System Forensic Analysis. Upper Saddle River, NJ: Addison-Wesley, 2005.</w:t>
+      </w:r>
     </w:p>
     <w:p>
       <w:pPr>
         <w:pStyle w:val="references"/>
-        <w:ind w:start="17.70pt" w:hanging="17.70pt"/>
-      </w:pPr>
+      </w:pPr>
+      <w:r>
+        <w:t>S. L. Garfinkel, "Validating digital forensic tools and methods," Digital Investigation, vol. 4, pp. 81-87, 2007.</w:t>
+      </w:r>
     </w:p>
     <w:p>
       <w:pPr>
         <w:pStyle w:val="references"/>
-        <w:ind w:start="17.70pt" w:hanging="17.70pt"/>
-      </w:pPr>
+      </w:pPr>
+      <w:r>
+        <w:t>B. Casey, Handbook of Digital Forensics and Investigation. Academic Press, 2009.</w:t>
+      </w:r>
+    </w:p>
+    <w:p>
+      <w:pPr>
+        <w:pStyle w:val="references"/>
+      </w:pPr>
+      <w:r>
+        <w:t>The Sleuth Kit, "Autopsy User Documentation," 2024. [Online].</w:t>
+      </w:r>
+    </w:p>
+    <w:p>
+      <w:pPr>
+        <w:pStyle w:val="references"/>
+      </w:pPr>
+      <w:r>
+        <w:t xml:space="preserve">(PDF) </w:t>
+      </w:r>
+      <w:r>
+        <w:t>The</w:t>
+      </w:r>
+      <w:r>
+        <w:t xml:space="preserve"> demise of single-authored publications in Computer Science: A Citation Network Analysis, https://www.researchgate.net/publication/338355154_The_Demise_of_Single-Authored_Publications_in_Computer_Science_A_Citation_Network_Analysis (accessed Nov. 21, 2025).</w:t>
+      </w:r>
     </w:p>
     <w:p>
       <w:pPr>
@@ -1925,6 +4843,41 @@
           <w:cols w:num="2" w:space="18pt"/>
           <w:docGrid w:linePitch="360"/>
         </w:sectPr>
+      </w:pPr>
+    </w:p>
+    <w:p>
+      <w:pPr>
+        <w:jc w:val="both"/>
+      </w:pPr>
+    </w:p>
+    <w:p>
+      <w:pPr>
+        <w:jc w:val="both"/>
+      </w:pPr>
+    </w:p>
+    <w:p>
+      <w:pPr>
+        <w:jc w:val="both"/>
+      </w:pPr>
+    </w:p>
+    <w:p>
+      <w:pPr>
+        <w:jc w:val="both"/>
+      </w:pPr>
+    </w:p>
+    <w:p>
+      <w:pPr>
+        <w:jc w:val="both"/>
+      </w:pPr>
+    </w:p>
+    <w:p>
+      <w:pPr>
+        <w:jc w:val="both"/>
+      </w:pPr>
+    </w:p>
+    <w:p>
+      <w:pPr>
+        <w:jc w:val="both"/>
       </w:pPr>
     </w:p>
     <w:p>
@@ -1978,7 +4931,21 @@
         <w:sz w:val="16"/>
         <w:szCs w:val="16"/>
       </w:rPr>
-      <w:t>XXX-X-XXXX-XXXX-X/XX/$XX.00 ©20XX IEEE</w:t>
+      <w:t>XXX-X-XXXX-XXXX-X/XX/$XX.00 ©20</w:t>
+    </w:r>
+    <w:r>
+      <w:rPr>
+        <w:sz w:val="16"/>
+        <w:szCs w:val="16"/>
+      </w:rPr>
+      <w:t>25</w:t>
+    </w:r>
+    <w:r>
+      <w:rPr>
+        <w:sz w:val="16"/>
+        <w:szCs w:val="16"/>
+      </w:rPr>
+      <w:t xml:space="preserve"> IEEE</w:t>
     </w:r>
   </w:p>
 </w:ftr>
@@ -4221,6 +7188,37 @@
       <w:szCs w:val="24"/>
     </w:rPr>
   </w:style>
+  <w:style w:type="character" w:customStyle="1" w:styleId="apple-converted-space">
+    <w:name w:val="apple-converted-space"/>
+    <w:basedOn w:val="DefaultParagraphFont"/>
+    <w:rsid w:val="00EF05A1"/>
+  </w:style>
+  <w:style w:type="character" w:styleId="Hyperlink">
+    <w:name w:val="Hyperlink"/>
+    <w:basedOn w:val="DefaultParagraphFont"/>
+    <w:rsid w:val="0074100A"/>
+    <w:rPr>
+      <w:color w:val="0563C1" w:themeColor="hyperlink"/>
+      <w:u w:val="single"/>
+    </w:rPr>
+  </w:style>
+  <w:style w:type="character" w:styleId="UnresolvedMention">
+    <w:name w:val="Unresolved Mention"/>
+    <w:basedOn w:val="DefaultParagraphFont"/>
+    <w:uiPriority w:val="99"/>
+    <w:semiHidden/>
+    <w:unhideWhenUsed/>
+    <w:rsid w:val="0074100A"/>
+    <w:rPr>
+      <w:color w:val="605E5C"/>
+      <w:shd w:val="clear" w:color="auto" w:fill="E1DFDD"/>
+    </w:rPr>
+  </w:style>
+  <w:style w:type="character" w:customStyle="1" w:styleId="citation-65">
+    <w:name w:val="citation-65"/>
+    <w:basedOn w:val="DefaultParagraphFont"/>
+    <w:rsid w:val="00C34E88"/>
+  </w:style>
 </w:styles>
 </file>
 
@@ -4485,6 +7483,26 @@
 </a:theme>
 </file>
 
+<file path=word/webextensions/taskpanes.xml><?xml version="1.0" encoding="utf-8"?>
+<wetp:taskpanes xmlns:wetp="http://schemas.microsoft.com/office/webextensions/taskpanes/2010/11">
+  <wetp:taskpane dockstate="right" visibility="0" width="350" row="0">
+    <wetp:webextensionref xmlns:r="http://purl.oclc.org/ooxml/officeDocument/relationships" r:id="rId1"/>
+  </wetp:taskpane>
+</wetp:taskpanes>
+</file>
+
+<file path=word/webextensions/webextension1.xml><?xml version="1.0" encoding="utf-8"?>
+<we:webextension xmlns:we="http://schemas.microsoft.com/office/webextensions/webextension/2010/11" id="{3E5DFA0D-0F43-2F4B-BB00-771558ADCE68}">
+  <we:reference id="wa200001011" version="1.2.0.0" store="en-US" storeType="OMEX"/>
+  <we:alternateReferences>
+    <we:reference id="wa200001011" version="1.2.0.0" store="en-US" storeType="OMEX"/>
+  </we:alternateReferences>
+  <we:properties/>
+  <we:bindings/>
+  <we:snapshot xmlns:r="http://purl.oclc.org/ooxml/officeDocument/relationships"/>
+</we:webextension>
+</file>
+
 <file path=customXml/item1.xml><?xml version="1.0" encoding="utf-8"?>
 <b:Sources xmlns:b="http://schemas.openxmlformats.org/officeDocument/2006/bibliography" xmlns="http://schemas.openxmlformats.org/officeDocument/2006/bibliography" SelectedStyle="\APA.XSL" StyleName="APA"/>
 </file>
